--- a/deliverables/01_Reports/PRN232/PRN232_Report_EN.docx
+++ b/deliverables/01_Reports/PRN232/PRN232_Report_EN.docx
@@ -31,31 +31,46 @@
         <w:pStyle w:val="Abstract"/>
       </w:pPr>
       <w:r>
-        <w:t xml:space="preserve">OmniCast is a multi-platform digital broadcast scheduling and delivery</w:t>
-      </w:r>
-      <w:r>
-        <w:t xml:space="preserve"> </w:t>
-      </w:r>
-      <w:r>
-        <w:t xml:space="preserve">system built for the PRN232 course. It comprises a NestJS back end with</w:t>
-      </w:r>
-      <w:r>
-        <w:t xml:space="preserve"> </w:t>
-      </w:r>
-      <w:r>
-        <w:t xml:space="preserve">19 business modules and 140 REST endpoints, a Next.js 15 web portal with</w:t>
-      </w:r>
-      <w:r>
-        <w:t xml:space="preserve"> </w:t>
-      </w:r>
-      <w:r>
-        <w:t xml:space="preserve">33 routes, and a gRPC audit-logging microservice. Three principal</w:t>
-      </w:r>
-      <w:r>
-        <w:t xml:space="preserve"> </w:t>
-      </w:r>
-      <w:r>
-        <w:t xml:space="preserve">contributions are presented: a broadcast-schedule conflict-detection</w:t>
+        <w:t xml:space="preserve">OmniCast is a multi-platform digital broadcast scheduling, real-time LiveStream and content delivery</w:t>
+      </w:r>
+      <w:r>
+        <w:t xml:space="preserve"> </w:t>
+      </w:r>
+      <w:r>
+        <w:t xml:space="preserve">system developed at FPTU Quy Nhon AI Campus — FU Cahata for the PRN232 course under the supervision of Mentor Mr. Huỳnh Vang. It comprises a NestJS back end with</w:t>
+      </w:r>
+      <w:r>
+        <w:t xml:space="preserve"> </w:t>
+      </w:r>
+      <w:r>
+        <w:t xml:space="preserve">19 business modules and 140+ REST endpoints, a Next.js 15 web portal with</w:t>
+      </w:r>
+      <w:r>
+        <w:t xml:space="preserve"> </w:t>
+      </w:r>
+      <w:r>
+        <w:t xml:space="preserve">33 routes (including a 7-theme interactive LiveStream room, a 4-mode Live Studio console and a full administrative suite), a 31-screen Flutter mobile client, and a gRPC audit-logging microservice. Four principal architectural</w:t>
+      </w:r>
+      <w:r>
+        <w:t xml:space="preserve"> </w:t>
+      </w:r>
+      <w:r>
+        <w:t xml:space="preserve">contributions are presented: (1) an end-to-end bi-directional LiveStream architecture combining WebRTC WHIP/WHEP, MediaMTX HLS and a Socket.IO</w:t>
+      </w:r>
+      <w:r>
+        <w:t xml:space="preserve"> </w:t>
+      </w:r>
+      <w:r>
+        <w:rPr>
+          <w:rStyle w:val="VerbatimChar"/>
+        </w:rPr>
+        <w:t xml:space="preserve">/live</w:t>
+      </w:r>
+      <w:r>
+        <w:t xml:space="preserve"> </w:t>
+      </w:r>
+      <w:r>
+        <w:t xml:space="preserve">gateway supporting live chat, floating reactions, 6-tier Super Chat donations, pinned broadcaster announcements and zero-downtime on-the-fly program switching; (2) a broadcast-schedule conflict-detection</w:t>
       </w:r>
       <w:r>
         <w:t xml:space="preserve"> </w:t>
@@ -67,7 +82,7 @@
         <w:t xml:space="preserve"> </w:t>
       </w:r>
       <w:r>
-        <w:t xml:space="preserve">effective end time of an existing event; a 24/7 EPG filler whose seeded</w:t>
+        <w:t xml:space="preserve">effective end time of an existing event; (3) a 24/7 EPG filler whose seeded</w:t>
       </w:r>
       <w:r>
         <w:t xml:space="preserve"> </w:t>
@@ -79,7 +94,7 @@
         <w:t xml:space="preserve"> </w:t>
       </w:r>
       <w:r>
-        <w:t xml:space="preserve">reproducible; and an AI curation pipeline that issues a single large</w:t>
+        <w:t xml:space="preserve">reproducible; and (4) an AI curation pipeline that issues a single large</w:t>
       </w:r>
       <w:r>
         <w:t xml:space="preserve"> </w:t>
@@ -109,7 +124,7 @@
         <w:t xml:space="preserve"> </w:t>
       </w:r>
       <w:r>
-        <w:t xml:space="preserve">inside a five-job continuous-integration pipeline, all of which pass.</w:t>
+        <w:t xml:space="preserve">inside a five-job continuous-integration pipeline, all of which pass (100%).</w:t>
       </w:r>
     </w:p>
     <w:p>
@@ -139,55 +154,7 @@
           <w:b/>
           <w:bCs/>
         </w:rPr>
-        <w:t xml:space="preserve">UNIVERSITY</w:t>
-      </w:r>
-      <w:r>
-        <w:br/>
-      </w:r>
-      <w:r>
-        <w:t xml:space="preserve">OF INFORMATION TECHNOLOGY — SOFTWARE ENGINEERING</w:t>
-      </w:r>
-      <w:r>
-        <w:br/>
-      </w:r>
-      <w:r>
-        <w:t xml:space="preserve">*(Sơ đồ kiến trúc TikZ đã được kết xuất trong bản PDF)*</w:t>
-      </w:r>
-    </w:p>
-    <w:p>
-      <w:pPr>
-        <w:pStyle w:val="BodyText"/>
-      </w:pPr>
-      <w:r>
-        <w:t xml:space="preserve">PROJECT DELIVERABLE REPORT</w:t>
-      </w:r>
-      <w:r>
-        <w:br/>
-      </w:r>
-      <w:r>
-        <w:t xml:space="preserve">: PRN232 — BUILDING CROSS-PLATFORM BACK-END APPLICATION</w:t>
-      </w:r>
-      <w:r>
-        <w:br/>
-      </w:r>
-    </w:p>
-    <w:p>
-      <w:pPr>
-        <w:pStyle w:val="BodyText"/>
-      </w:pPr>
-      <w:r>
-        <w:t xml:space="preserve">—</w:t>
-      </w:r>
-    </w:p>
-    <w:p>
-      <w:pPr>
-        <w:pStyle w:val="BodyText"/>
-      </w:pPr>
-      <w:r>
-        <w:br/>
-      </w:r>
-      <w:r>
-        <w:t xml:space="preserve">: DIGITAL BROADCAST SCHEDULING</w:t>
+        <w:t xml:space="preserve">UNIVERSITY — FPTU QUY NHON AI CAMPUS</w:t>
       </w:r>
       <w:r>
         <w:br/>
@@ -197,23 +164,104 @@
           <w:b/>
           <w:bCs/>
         </w:rPr>
-        <w:t xml:space="preserve">&amp; DELIVERY SYSTEM</w:t>
-      </w:r>
-      <w:r>
-        <w:br/>
+        <w:t xml:space="preserve">FU CAHATA</w:t>
       </w:r>
       <w:r>
         <w:rPr>
           <w:b/>
           <w:bCs/>
         </w:rPr>
+        <w:t xml:space="preserve"> </w:t>
+      </w:r>
+      <m:oMath>
+        <m:r>
+          <m:rPr>
+            <m:sty m:val="p"/>
+          </m:rPr>
+          <m:t>⋅</m:t>
+        </m:r>
+      </m:oMath>
+      <w:r>
+        <w:rPr>
+          <w:b/>
+          <w:bCs/>
+        </w:rPr>
+        <w:t xml:space="preserve"> </w:t>
+      </w:r>
+      <w:r>
+        <w:rPr>
+          <w:b/>
+          <w:bCs/>
+        </w:rPr>
+        <w:t xml:space="preserve">FACULTY OF INFORMATION TECHNOLOGY — SOFTWARE ENGINEERING</w:t>
+      </w:r>
+      <w:r>
+        <w:br/>
+      </w:r>
+      <w:r>
+        <w:t xml:space="preserve">*(Sơ đồ kiến trúc TikZ đã được kết xuất trong bản PDF)*</w:t>
+      </w:r>
+    </w:p>
+    <w:p>
+      <w:pPr>
+        <w:pStyle w:val="BodyText"/>
+      </w:pPr>
+      <w:r>
+        <w:t xml:space="preserve">PROJECT DELIVERABLE REPORT</w:t>
+      </w:r>
+      <w:r>
+        <w:br/>
+      </w:r>
+      <w:r>
+        <w:t xml:space="preserve">: PRN232 — BUILDING CROSS-PLATFORM BACK-END APPLICATION</w:t>
+      </w:r>
+      <w:r>
+        <w:br/>
+      </w:r>
+    </w:p>
+    <w:p>
+      <w:pPr>
+        <w:pStyle w:val="BodyText"/>
+      </w:pPr>
+      <w:r>
+        <w:t xml:space="preserve">—</w:t>
+      </w:r>
+    </w:p>
+    <w:p>
+      <w:pPr>
+        <w:pStyle w:val="BodyText"/>
+      </w:pPr>
+      <w:r>
+        <w:br/>
+      </w:r>
+      <w:r>
+        <w:t xml:space="preserve">: DIGITAL BROADCAST SCHEDULING</w:t>
+      </w:r>
+      <w:r>
+        <w:br/>
+      </w:r>
+      <w:r>
+        <w:rPr>
+          <w:b/>
+          <w:bCs/>
+        </w:rPr>
+        <w:t xml:space="preserve">&amp; DELIVERY SYSTEM</w:t>
+      </w:r>
+      <w:r>
+        <w:br/>
+      </w:r>
+      <w:r>
+        <w:rPr>
+          <w:b/>
+          <w:bCs/>
+        </w:rPr>
         <w:t xml:space="preserve">Enterprise Media &amp; Broadcast Intelligence Network</w:t>
       </w:r>
       <w:r>
         <w:br/>
       </w:r>
       <w:r>
-        <w:t xml:space="preserve">gRPC Microservices, Next.js 15 Web Portal, 24/7 EPG Conflict Detection Algorithm and AI Curation</w:t>
+        <w:t xml:space="preserve">gRPC Microservices, Next.js 15 Web Portal, Real-Time LiveStream &amp; Studio, 24/7 EPG Conflict Detection Algorithm and AI Curation</w:t>
       </w:r>
       <w:r>
         <w:br/>
@@ -258,19 +306,29 @@
                 <w:b/>
                 <w:bCs/>
               </w:rPr>
-              <w:t xml:space="preserve">Course Instructor:</w:t>
-            </w:r>
-          </w:p>
-        </w:tc>
-        <w:tc>
-          <w:tcPr/>
-          <w:p>
-            <w:pPr>
-              <w:pStyle w:val="Compact"/>
-              <w:jc w:val="left"/>
-            </w:pPr>
-            <w:r>
-              <w:t xml:space="preserve">Department of Software Engineering</w:t>
+              <w:t xml:space="preserve">Mentor / Supervisor:</w:t>
+            </w:r>
+          </w:p>
+        </w:tc>
+        <w:tc>
+          <w:tcPr/>
+          <w:p>
+            <w:pPr>
+              <w:pStyle w:val="Compact"/>
+              <w:jc w:val="left"/>
+            </w:pPr>
+            <w:r>
+              <w:rPr>
+                <w:b/>
+                <w:bCs/>
+              </w:rPr>
+              <w:t xml:space="preserve">Mr. Huỳnh Vang</w:t>
+            </w:r>
+            <w:r>
+              <w:t xml:space="preserve"> </w:t>
+            </w:r>
+            <w:r>
+              <w:t xml:space="preserve">(Software Engineering Dept. — FPTU)</w:t>
             </w:r>
           </w:p>
         </w:tc>
@@ -288,19 +346,23 @@
                 <w:b/>
                 <w:bCs/>
               </w:rPr>
-              <w:t xml:space="preserve">Academic Semester:</w:t>
-            </w:r>
-          </w:p>
-        </w:tc>
-        <w:tc>
-          <w:tcPr/>
-          <w:p>
-            <w:pPr>
-              <w:pStyle w:val="Compact"/>
-              <w:jc w:val="left"/>
-            </w:pPr>
-            <w:r>
-              <w:t xml:space="preserve">Fall 2026 (FA26)</w:t>
+              <w:t xml:space="preserve">Campus &amp; Team Note:</w:t>
+            </w:r>
+          </w:p>
+        </w:tc>
+        <w:tc>
+          <w:tcPr/>
+          <w:p>
+            <w:pPr>
+              <w:pStyle w:val="Compact"/>
+              <w:jc w:val="left"/>
+            </w:pPr>
+            <w:r>
+              <w:rPr>
+                <w:b/>
+                <w:bCs/>
+              </w:rPr>
+              <w:t xml:space="preserve">FPTU Quy Nhon AI Campus — FU Cahata</w:t>
             </w:r>
           </w:p>
         </w:tc>
@@ -318,19 +380,185 @@
                 <w:b/>
                 <w:bCs/>
               </w:rPr>
-              <w:t xml:space="preserve">Author Team:</w:t>
-            </w:r>
-          </w:p>
-        </w:tc>
-        <w:tc>
-          <w:tcPr/>
-          <w:p>
-            <w:pPr>
-              <w:pStyle w:val="Compact"/>
-              <w:jc w:val="left"/>
-            </w:pPr>
-            <w:r>
-              <w:t xml:space="preserve">OmniCast Engineering Group</w:t>
+              <w:t xml:space="preserve">Academic Semester:</w:t>
+            </w:r>
+          </w:p>
+        </w:tc>
+        <w:tc>
+          <w:tcPr/>
+          <w:p>
+            <w:pPr>
+              <w:pStyle w:val="Compact"/>
+              <w:jc w:val="left"/>
+            </w:pPr>
+            <w:r>
+              <w:t xml:space="preserve">Fall 2026 (FA26)</w:t>
+            </w:r>
+          </w:p>
+        </w:tc>
+      </w:tr>
+      <w:tr>
+        <w:tc>
+          <w:tcPr/>
+          <w:p>
+            <w:pPr>
+              <w:pStyle w:val="Compact"/>
+              <w:jc w:val="left"/>
+            </w:pPr>
+            <w:r>
+              <w:rPr>
+                <w:b/>
+                <w:bCs/>
+              </w:rPr>
+              <w:t xml:space="preserve">Project Team Members (4):</w:t>
+            </w:r>
+          </w:p>
+        </w:tc>
+        <w:tc>
+          <w:tcPr/>
+          <w:p>
+            <w:pPr>
+              <w:pStyle w:val="Compact"/>
+              <w:jc w:val="left"/>
+            </w:pPr>
+            <w:r>
+              <w:rPr>
+                <w:b/>
+                <w:bCs/>
+              </w:rPr>
+              <w:t xml:space="preserve">1. Nguyễn Bình An</w:t>
+            </w:r>
+            <w:r>
+              <w:t xml:space="preserve"> </w:t>
+            </w:r>
+            <w:r>
+              <w:t xml:space="preserve">(Team Leader / Backend &amp; Security)</w:t>
+            </w:r>
+          </w:p>
+        </w:tc>
+      </w:tr>
+      <w:tr>
+        <w:tc>
+          <w:tcPr/>
+          <w:p>
+            <w:pPr>
+              <w:pStyle w:val="Compact"/>
+            </w:pPr>
+          </w:p>
+        </w:tc>
+        <w:tc>
+          <w:tcPr/>
+          <w:p>
+            <w:pPr>
+              <w:pStyle w:val="Compact"/>
+              <w:jc w:val="left"/>
+            </w:pPr>
+            <w:r>
+              <w:rPr>
+                <w:b/>
+                <w:bCs/>
+              </w:rPr>
+              <w:t xml:space="preserve">2. Trần Thanh Sơn</w:t>
+            </w:r>
+            <w:r>
+              <w:t xml:space="preserve"> </w:t>
+            </w:r>
+            <w:r>
+              <w:t xml:space="preserve">— MSSV:</w:t>
+            </w:r>
+            <w:r>
+              <w:t xml:space="preserve"> </w:t>
+            </w:r>
+            <w:r>
+              <w:rPr>
+                <w:rStyle w:val="VerbatimChar"/>
+              </w:rPr>
+              <w:t xml:space="preserve">QE170080</w:t>
+            </w:r>
+            <w:r>
+              <w:t xml:space="preserve"> </w:t>
+            </w:r>
+            <w:r>
+              <w:t xml:space="preserve">(gRPC Audit &amp; Database)</w:t>
+            </w:r>
+          </w:p>
+        </w:tc>
+      </w:tr>
+      <w:tr>
+        <w:tc>
+          <w:tcPr/>
+          <w:p>
+            <w:pPr>
+              <w:pStyle w:val="Compact"/>
+            </w:pPr>
+          </w:p>
+        </w:tc>
+        <w:tc>
+          <w:tcPr/>
+          <w:p>
+            <w:pPr>
+              <w:pStyle w:val="Compact"/>
+              <w:jc w:val="left"/>
+            </w:pPr>
+            <w:r>
+              <w:rPr>
+                <w:b/>
+                <w:bCs/>
+              </w:rPr>
+              <w:t xml:space="preserve">3. Nguyễn Vĩnh Phú</w:t>
+            </w:r>
+            <w:r>
+              <w:t xml:space="preserve"> </w:t>
+            </w:r>
+            <w:r>
+              <w:t xml:space="preserve">— MSSV:</w:t>
+            </w:r>
+            <w:r>
+              <w:t xml:space="preserve"> </w:t>
+            </w:r>
+            <w:r>
+              <w:rPr>
+                <w:rStyle w:val="VerbatimChar"/>
+              </w:rPr>
+              <w:t xml:space="preserve">QE180136</w:t>
+            </w:r>
+            <w:r>
+              <w:t xml:space="preserve"> </w:t>
+            </w:r>
+            <w:r>
+              <w:t xml:space="preserve">(Mobile Flutter Lead)</w:t>
+            </w:r>
+          </w:p>
+        </w:tc>
+      </w:tr>
+      <w:tr>
+        <w:tc>
+          <w:tcPr/>
+          <w:p>
+            <w:pPr>
+              <w:pStyle w:val="Compact"/>
+            </w:pPr>
+          </w:p>
+        </w:tc>
+        <w:tc>
+          <w:tcPr/>
+          <w:p>
+            <w:pPr>
+              <w:pStyle w:val="Compact"/>
+              <w:jc w:val="left"/>
+            </w:pPr>
+            <w:r>
+              <w:rPr>
+                <w:b/>
+                <w:bCs/>
+              </w:rPr>
+              <w:t xml:space="preserve">4. Đồng Hoàng Nguyên</w:t>
+            </w:r>
+            <w:r>
+              <w:t xml:space="preserve"> </w:t>
+            </w:r>
+            <w:r>
+              <w:t xml:space="preserve">(Full-Stack Web, Live &amp; AI)</w:t>
             </w:r>
           </w:p>
         </w:tc>
@@ -494,7 +722,24 @@
         <w:pStyle w:val="FirstParagraph"/>
       </w:pPr>
       <w:r>
-        <w:t xml:space="preserve">— OCTOBER 2026</w:t>
+        <w:t xml:space="preserve">QUY NHON AI CAMPUS — FU CAHATA</w:t>
+      </w:r>
+      <w:r>
+        <w:t xml:space="preserve"> </w:t>
+      </w:r>
+      <m:oMath>
+        <m:r>
+          <m:rPr>
+            <m:sty m:val="p"/>
+          </m:rPr>
+          <m:t>⋅</m:t>
+        </m:r>
+      </m:oMath>
+      <w:r>
+        <w:t xml:space="preserve"> </w:t>
+      </w:r>
+      <w:r>
+        <w:t xml:space="preserve">OCTOBER 2026</w:t>
       </w:r>
       <w:r>
         <w:br/>
@@ -511,13 +756,13 @@
         <w:t xml:space="preserve"> </w:t>
       </w:r>
       <w:r>
-        <w:t xml:space="preserve">scheduling, EPG, NestJS, Prisma, Next.js, gRPC, RBAC, Flutter, AI</w:t>
-      </w:r>
-      <w:r>
-        <w:t xml:space="preserve"> </w:t>
-      </w:r>
-      <w:r>
-        <w:t xml:space="preserve">curation, conflict detection, offline-first, CI/CD.</w:t>
+        <w:t xml:space="preserve">scheduling, EPG, LiveStream, WebRTC WHIP/WHEP, Socket.IO, NestJS, Prisma, Next.js, gRPC, RBAC, Flutter, AI</w:t>
+      </w:r>
+      <w:r>
+        <w:t xml:space="preserve"> </w:t>
+      </w:r>
+      <w:r>
+        <w:t xml:space="preserve">curation, conflict detection, FPTU Quy Nhon AI Campus, FU Cahata.</w:t>
       </w:r>
     </w:p>
     <w:p>
@@ -535,7 +780,7 @@
         <w:pStyle w:val="FirstParagraph"/>
       </w:pPr>
       <w:r>
-        <w:t xml:space="preserve">In recent years, the way Vietnamese audiences consume television has</w:t>
+        <w:t xml:space="preserve">In recent years, the way Vietnamese audiences consume television and interactive live broadcasts (LiveStream) has</w:t>
       </w:r>
       <w:r>
         <w:t xml:space="preserve"> </w:t>
@@ -547,13 +792,7 @@
         <w:t xml:space="preserve"> </w:t>
       </w:r>
       <w:r>
-        <w:t xml:space="preserve">fixed broadcast slot; they browse on-demand, miss the schedules of</w:t>
-      </w:r>
-      <w:r>
-        <w:t xml:space="preserve"> </w:t>
-      </w:r>
-      <w:r>
-        <w:t xml:space="preserve">channels they follow, and expect content recommendations tailored to</w:t>
+        <w:t xml:space="preserve">fixed broadcast slot; they browse on-demand, join interactive live rooms with real-time chat and floating reactions, and expect content recommendations tailored to</w:t>
       </w:r>
       <w:r>
         <w:t xml:space="preserve"> </w:t>
@@ -565,7 +804,7 @@
         <w:t xml:space="preserve"> </w:t>
       </w:r>
       <w:r>
-        <w:t xml:space="preserve">need a single, reliable and scalable scheduling system that serves</w:t>
+        <w:t xml:space="preserve">need a single, reliable and scalable scheduling and Live Studio control system that serves</w:t>
       </w:r>
       <w:r>
         <w:t xml:space="preserve"> </w:t>
@@ -607,7 +846,7 @@
         <w:t xml:space="preserve"> </w:t>
       </w:r>
       <w:r>
-        <w:t xml:space="preserve">broadcast scheduling and delivery system built for the course</w:t>
+        <w:t xml:space="preserve">broadcast scheduling, real-time LiveStream and content delivery system developed at</w:t>
       </w:r>
       <w:r>
         <w:t xml:space="preserve"> </w:t>
@@ -617,9 +856,41 @@
           <w:b/>
           <w:bCs/>
         </w:rPr>
+        <w:t xml:space="preserve">FPTU Quy Nhon AI Campus — FU Cahata</w:t>
+      </w:r>
+      <w:r>
+        <w:t xml:space="preserve"> </w:t>
+      </w:r>
+      <w:r>
+        <w:t xml:space="preserve">for the course</w:t>
+      </w:r>
+      <w:r>
+        <w:t xml:space="preserve"> </w:t>
+      </w:r>
+      <w:r>
+        <w:rPr>
+          <w:b/>
+          <w:bCs/>
+        </w:rPr>
         <w:t xml:space="preserve">PRN232 — Building Cross-Platform Back-End Application</w:t>
       </w:r>
       <w:r>
+        <w:t xml:space="preserve"> </w:t>
+      </w:r>
+      <w:r>
+        <w:t xml:space="preserve">under the academic mentorship of</w:t>
+      </w:r>
+      <w:r>
+        <w:t xml:space="preserve"> </w:t>
+      </w:r>
+      <w:r>
+        <w:rPr>
+          <w:b/>
+          <w:bCs/>
+        </w:rPr>
+        <w:t xml:space="preserve">Mr. Huỳnh Vang</w:t>
+      </w:r>
+      <w:r>
         <w:t xml:space="preserve">. The</w:t>
       </w:r>
       <w:r>
@@ -632,19 +903,19 @@
         <w:t xml:space="preserve"> </w:t>
       </w:r>
       <w:r>
-        <w:t xml:space="preserve">Next.js 15 web portal and a Flutter mobile application, with the core</w:t>
-      </w:r>
-      <w:r>
-        <w:t xml:space="preserve"> </w:t>
-      </w:r>
-      <w:r>
-        <w:t xml:space="preserve">business logic concentrated on three capabilities: an electronic</w:t>
-      </w:r>
-      <w:r>
-        <w:t xml:space="preserve"> </w:t>
-      </w:r>
-      <w:r>
-        <w:t xml:space="preserve">programme guide (EPG) that is never empty, a broadcast-schedule</w:t>
+        <w:t xml:space="preserve">Next.js 15 web portal (33 routes) and a Flutter mobile application (31 screens), with the core</w:t>
+      </w:r>
+      <w:r>
+        <w:t xml:space="preserve"> </w:t>
+      </w:r>
+      <w:r>
+        <w:t xml:space="preserve">business logic concentrated on four capabilities: a bi-directional real-time LiveStream and Live Studio ecosystem, an electronic</w:t>
+      </w:r>
+      <w:r>
+        <w:t xml:space="preserve"> </w:t>
+      </w:r>
+      <w:r>
+        <w:t xml:space="preserve">programme guide (EPG) that is never empty, an atomic broadcast-schedule</w:t>
       </w:r>
       <w:r>
         <w:t xml:space="preserve"> </w:t>
@@ -674,13 +945,13 @@
         <w:pStyle w:val="FirstParagraph"/>
       </w:pPr>
       <w:r>
-        <w:t xml:space="preserve">Three technical problems dominate the system’s design, each derived</w:t>
-      </w:r>
-      <w:r>
-        <w:t xml:space="preserve"> </w:t>
-      </w:r>
-      <w:r>
-        <w:t xml:space="preserve">from concrete project requirements.</w:t>
+        <w:t xml:space="preserve">Four technical problems dominate the system’s design, each derived</w:t>
+      </w:r>
+      <w:r>
+        <w:t xml:space="preserve"> </w:t>
+      </w:r>
+      <w:r>
+        <w:t xml:space="preserve">from concrete project requirements:</w:t>
       </w:r>
     </w:p>
     <w:p>
@@ -696,43 +967,13 @@
           <w:b/>
           <w:bCs/>
         </w:rPr>
-        <w:t xml:space="preserve">Sparse schedules.</w:t>
-      </w:r>
-      <w:r>
-        <w:t xml:space="preserve"> </w:t>
-      </w:r>
-      <w:r>
-        <w:t xml:space="preserve">A real broadcast channel originates only a</w:t>
-      </w:r>
-      <w:r>
-        <w:t xml:space="preserve"> </w:t>
-      </w:r>
-      <w:r>
-        <w:t xml:space="preserve">handful of productions per day. Building a 24-hour EPG grid directly</w:t>
-      </w:r>
-      <w:r>
-        <w:t xml:space="preserve"> </w:t>
-      </w:r>
-      <w:r>
-        <w:t xml:space="preserve">from the event table leaves most of the grid empty and renders the</w:t>
-      </w:r>
-      <w:r>
-        <w:t xml:space="preserve"> </w:t>
-      </w:r>
-      <w:r>
-        <w:t xml:space="preserve">day filter in the user interface meaningless. The system therefore</w:t>
-      </w:r>
-      <w:r>
-        <w:t xml:space="preserve"> </w:t>
-      </w:r>
-      <w:r>
-        <w:t xml:space="preserve">requires an automatic filler that guarantees every channel-day grid</w:t>
-      </w:r>
-      <w:r>
-        <w:t xml:space="preserve"> </w:t>
-      </w:r>
-      <w:r>
-        <w:t xml:space="preserve">is fully populated with valid content.</w:t>
+        <w:t xml:space="preserve">Multi-source LiveStream ingestion and real-time studio orchestration.</w:t>
+      </w:r>
+      <w:r>
+        <w:t xml:space="preserve"> </w:t>
+      </w:r>
+      <w:r>
+        <w:t xml:space="preserve">A modern broadcast platform must allow producers to go live from curated VOD libraries, device cameras/screens over WebRTC WHIP, or verified public catalogs, while supporting zero-downtime on-the-fly program switching without dropping viewers who are actively chatting, sending floating reactions and donating via Super Chat.</w:t>
       </w:r>
     </w:p>
     <w:p>
@@ -748,37 +989,43 @@
           <w:b/>
           <w:bCs/>
         </w:rPr>
-        <w:t xml:space="preserve">Schedule conflicts.</w:t>
-      </w:r>
-      <w:r>
-        <w:t xml:space="preserve"> </w:t>
-      </w:r>
-      <w:r>
-        <w:t xml:space="preserve">If two programmes on the same channel</w:t>
-      </w:r>
-      <w:r>
-        <w:t xml:space="preserve"> </w:t>
-      </w:r>
-      <w:r>
-        <w:t xml:space="preserve">overlap, viewers cannot tell which one is actually on air. The</w:t>
-      </w:r>
-      <w:r>
-        <w:t xml:space="preserve"> </w:t>
-      </w:r>
-      <w:r>
-        <w:t xml:space="preserve">validation must detect all three overlap forms (head, tail, full</w:t>
-      </w:r>
-      <w:r>
-        <w:t xml:space="preserve"> </w:t>
-      </w:r>
-      <w:r>
-        <w:t xml:space="preserve">containment) and must execute as a single database query to avoid</w:t>
-      </w:r>
-      <w:r>
-        <w:t xml:space="preserve"> </w:t>
-      </w:r>
-      <w:r>
-        <w:t xml:space="preserve">race conditions.</w:t>
+        <w:t xml:space="preserve">Sparse schedules.</w:t>
+      </w:r>
+      <w:r>
+        <w:t xml:space="preserve"> </w:t>
+      </w:r>
+      <w:r>
+        <w:t xml:space="preserve">A real broadcast channel originates only a</w:t>
+      </w:r>
+      <w:r>
+        <w:t xml:space="preserve"> </w:t>
+      </w:r>
+      <w:r>
+        <w:t xml:space="preserve">handful of productions per day. Building a 24-hour EPG grid directly</w:t>
+      </w:r>
+      <w:r>
+        <w:t xml:space="preserve"> </w:t>
+      </w:r>
+      <w:r>
+        <w:t xml:space="preserve">from the event table leaves most of the grid empty and renders the</w:t>
+      </w:r>
+      <w:r>
+        <w:t xml:space="preserve"> </w:t>
+      </w:r>
+      <w:r>
+        <w:t xml:space="preserve">day filter in the user interface meaningless. The system therefore</w:t>
+      </w:r>
+      <w:r>
+        <w:t xml:space="preserve"> </w:t>
+      </w:r>
+      <w:r>
+        <w:t xml:space="preserve">requires an automatic filler that guarantees every channel-day grid</w:t>
+      </w:r>
+      <w:r>
+        <w:t xml:space="preserve"> </w:t>
+      </w:r>
+      <w:r>
+        <w:t xml:space="preserve">is fully populated with valid content.</w:t>
       </w:r>
     </w:p>
     <w:p>
@@ -794,6 +1041,52 @@
           <w:b/>
           <w:bCs/>
         </w:rPr>
+        <w:t xml:space="preserve">Schedule conflicts.</w:t>
+      </w:r>
+      <w:r>
+        <w:t xml:space="preserve"> </w:t>
+      </w:r>
+      <w:r>
+        <w:t xml:space="preserve">If two programmes on the same channel</w:t>
+      </w:r>
+      <w:r>
+        <w:t xml:space="preserve"> </w:t>
+      </w:r>
+      <w:r>
+        <w:t xml:space="preserve">overlap, viewers cannot tell which one is actually on air. The</w:t>
+      </w:r>
+      <w:r>
+        <w:t xml:space="preserve"> </w:t>
+      </w:r>
+      <w:r>
+        <w:t xml:space="preserve">validation must detect all three overlap forms (head, tail, full</w:t>
+      </w:r>
+      <w:r>
+        <w:t xml:space="preserve"> </w:t>
+      </w:r>
+      <w:r>
+        <w:t xml:space="preserve">containment) and must execute as a single database query to avoid</w:t>
+      </w:r>
+      <w:r>
+        <w:t xml:space="preserve"> </w:t>
+      </w:r>
+      <w:r>
+        <w:t xml:space="preserve">race conditions.</w:t>
+      </w:r>
+    </w:p>
+    <w:p>
+      <w:pPr>
+        <w:pStyle w:val="FirstParagraph"/>
+        <w:numPr>
+          <w:ilvl w:val="0"/>
+          <w:numId w:val="1001"/>
+        </w:numPr>
+      </w:pPr>
+      <w:r>
+        <w:rPr>
+          <w:b/>
+          <w:bCs/>
+        </w:rPr>
         <w:t xml:space="preserve">Manual content moderation.</w:t>
       </w:r>
       <w:r>
@@ -842,7 +1135,7 @@
         <w:pStyle w:val="FirstParagraph"/>
       </w:pPr>
       <w:r>
-        <w:t xml:space="preserve">This paper makes the following contributions.</w:t>
+        <w:t xml:space="preserve">This paper makes the following technical contributions:</w:t>
       </w:r>
     </w:p>
     <w:p>
@@ -876,13 +1169,58 @@
         <w:t xml:space="preserve"> </w:t>
       </w:r>
       <w:r>
-        <w:t xml:space="preserve">with 19 business modules, 140 REST endpoints and auto-generated</w:t>
-      </w:r>
-      <w:r>
-        <w:t xml:space="preserve"> </w:t>
-      </w:r>
-      <w:r>
-        <w:t xml:space="preserve">OpenAPI documentation, protected by a four-role RBAC layer.</w:t>
+        <w:t xml:space="preserve">with 19 business modules, 140+ REST endpoints and auto-generated</w:t>
+      </w:r>
+      <w:r>
+        <w:t xml:space="preserve"> </w:t>
+      </w:r>
+      <w:r>
+        <w:t xml:space="preserve">OpenAPI documentation, protected by a four-role RBAC layer (</w:t>
+      </w:r>
+      <w:r>
+        <w:rPr>
+          <w:rStyle w:val="VerbatimChar"/>
+        </w:rPr>
+        <w:t xml:space="preserve">GUEST</w:t>
+      </w:r>
+      <w:r>
+        <w:t xml:space="preserve">,</w:t>
+      </w:r>
+      <w:r>
+        <w:t xml:space="preserve"> </w:t>
+      </w:r>
+      <w:r>
+        <w:rPr>
+          <w:rStyle w:val="VerbatimChar"/>
+        </w:rPr>
+        <w:t xml:space="preserve">VIEWER</w:t>
+      </w:r>
+      <w:r>
+        <w:t xml:space="preserve">,</w:t>
+      </w:r>
+      <w:r>
+        <w:t xml:space="preserve"> </w:t>
+      </w:r>
+      <w:r>
+        <w:rPr>
+          <w:rStyle w:val="VerbatimChar"/>
+        </w:rPr>
+        <w:t xml:space="preserve">STAFF</w:t>
+      </w:r>
+      <w:r>
+        <w:t xml:space="preserve">,</w:t>
+      </w:r>
+      <w:r>
+        <w:t xml:space="preserve"> </w:t>
+      </w:r>
+      <w:r>
+        <w:rPr>
+          <w:rStyle w:val="VerbatimChar"/>
+        </w:rPr>
+        <w:t xml:space="preserve">ADMIN</w:t>
+      </w:r>
+      <w:r>
+        <w:t xml:space="preserve">).</w:t>
       </w:r>
     </w:p>
     <w:p>
@@ -894,25 +1232,38 @@
         </w:numPr>
       </w:pPr>
       <w:r>
-        <w:t xml:space="preserve">A broadcast-conflict detection algorithm implemented as a</w:t>
-      </w:r>
-      <w:r>
-        <w:t xml:space="preserve"> </w:t>
-      </w:r>
-      <w:r>
-        <w:t xml:space="preserve">single raw SQL query that computes the effective end time with</w:t>
-      </w:r>
-      <w:r>
-        <w:t xml:space="preserve"> </w:t>
-      </w:r>
-      <w:r>
-        <w:rPr>
-          <w:rStyle w:val="VerbatimChar"/>
-        </w:rPr>
-        <w:t xml:space="preserve">COALESCE(endedAt, scheduledAt + duration)</w:t>
-      </w:r>
-      <w:r>
-        <w:t xml:space="preserve">.</w:t>
+        <w:t xml:space="preserve">A</w:t>
+      </w:r>
+      <w:r>
+        <w:t xml:space="preserve"> </w:t>
+      </w:r>
+      <w:r>
+        <w:rPr>
+          <w:b/>
+          <w:bCs/>
+        </w:rPr>
+        <w:t xml:space="preserve">real-time LiveStream &amp; Live Studio architecture</w:t>
+      </w:r>
+      <w:r>
+        <w:t xml:space="preserve"> </w:t>
+      </w:r>
+      <w:r>
+        <w:t xml:space="preserve">combining MediaMTX (WHIP/WHEP/HLS), Cloudinary Direct Upload and the Socket.IO</w:t>
+      </w:r>
+      <w:r>
+        <w:t xml:space="preserve"> </w:t>
+      </w:r>
+      <w:r>
+        <w:rPr>
+          <w:rStyle w:val="VerbatimChar"/>
+        </w:rPr>
+        <w:t xml:space="preserve">/live</w:t>
+      </w:r>
+      <w:r>
+        <w:t xml:space="preserve"> </w:t>
+      </w:r>
+      <w:r>
+        <w:t xml:space="preserve">gateway to support 4 studio broadcast modes, zero-downtime program switching, threaded live chat, 0ms floating emoji reactions, 6-tier Super Chat donations and pinned broadcaster announcements.</w:t>
       </w:r>
     </w:p>
     <w:p>
@@ -924,19 +1275,25 @@
         </w:numPr>
       </w:pPr>
       <w:r>
-        <w:t xml:space="preserve">A 24/7 EPG filler with seeded pseudo-random selection keyed on</w:t>
-      </w:r>
-      <w:r>
-        <w:t xml:space="preserve"> </w:t>
-      </w:r>
-      <w:r>
-        <w:t xml:space="preserve">the (date, channel) pair, guaranteeing that the same day always</w:t>
-      </w:r>
-      <w:r>
-        <w:t xml:space="preserve"> </w:t>
-      </w:r>
-      <w:r>
-        <w:t xml:space="preserve">renders the same schedule.</w:t>
+        <w:t xml:space="preserve">A broadcast-conflict detection algorithm implemented as a</w:t>
+      </w:r>
+      <w:r>
+        <w:t xml:space="preserve"> </w:t>
+      </w:r>
+      <w:r>
+        <w:t xml:space="preserve">single raw SQL query that computes the effective end time with</w:t>
+      </w:r>
+      <w:r>
+        <w:t xml:space="preserve"> </w:t>
+      </w:r>
+      <w:r>
+        <w:rPr>
+          <w:rStyle w:val="VerbatimChar"/>
+        </w:rPr>
+        <w:t xml:space="preserve">COALESCE(endedAt, scheduledAt + duration)</w:t>
+      </w:r>
+      <w:r>
+        <w:t xml:space="preserve">.</w:t>
       </w:r>
     </w:p>
     <w:p>
@@ -948,28 +1305,19 @@
         </w:numPr>
       </w:pPr>
       <w:r>
-        <w:t xml:space="preserve">An AI editorial pipeline that issues a single consolidated model</w:t>
-      </w:r>
-      <w:r>
-        <w:t xml:space="preserve"> </w:t>
-      </w:r>
-      <w:r>
-        <w:t xml:space="preserve">call (</w:t>
-      </w:r>
-      <w:r>
-        <w:rPr>
-          <w:rStyle w:val="VerbatimChar"/>
-        </w:rPr>
-        <w:t xml:space="preserve">gpt-4o</w:t>
-      </w:r>
-      <w:r>
-        <w:t xml:space="preserve">), validates the result against a Zod schema,</w:t>
-      </w:r>
-      <w:r>
-        <w:t xml:space="preserve"> </w:t>
-      </w:r>
-      <w:r>
-        <w:t xml:space="preserve">and provides retry plus heuristic-fallback paths.</w:t>
+        <w:t xml:space="preserve">A 24/7 EPG filler with seeded pseudo-random selection keyed on</w:t>
+      </w:r>
+      <w:r>
+        <w:t xml:space="preserve"> </w:t>
+      </w:r>
+      <w:r>
+        <w:t xml:space="preserve">the (date, channel) pair, guaranteeing that the same day always</w:t>
+      </w:r>
+      <w:r>
+        <w:t xml:space="preserve"> </w:t>
+      </w:r>
+      <w:r>
+        <w:t xml:space="preserve">renders the same schedule.</w:t>
       </w:r>
     </w:p>
     <w:p>
@@ -981,13 +1329,28 @@
         </w:numPr>
       </w:pPr>
       <w:r>
-        <w:t xml:space="preserve">An audit-logging microservice communicating over gRPC, deployed</w:t>
-      </w:r>
-      <w:r>
-        <w:t xml:space="preserve"> </w:t>
-      </w:r>
-      <w:r>
-        <w:t xml:space="preserve">independently of the main API process.</w:t>
+        <w:t xml:space="preserve">An AI editorial pipeline that issues a single consolidated model</w:t>
+      </w:r>
+      <w:r>
+        <w:t xml:space="preserve"> </w:t>
+      </w:r>
+      <w:r>
+        <w:t xml:space="preserve">call (</w:t>
+      </w:r>
+      <w:r>
+        <w:rPr>
+          <w:rStyle w:val="VerbatimChar"/>
+        </w:rPr>
+        <w:t xml:space="preserve">gpt-4o</w:t>
+      </w:r>
+      <w:r>
+        <w:t xml:space="preserve">), validates the result against a Zod schema,</w:t>
+      </w:r>
+      <w:r>
+        <w:t xml:space="preserve"> </w:t>
+      </w:r>
+      <w:r>
+        <w:t xml:space="preserve">and provides retry plus heuristic-fallback paths.</w:t>
       </w:r>
     </w:p>
     <w:p>
@@ -999,13 +1362,22 @@
         </w:numPr>
       </w:pPr>
       <w:r>
-        <w:t xml:space="preserve">A Next.js 15 web portal with 33 routes and an AI Curator studio</w:t>
-      </w:r>
-      <w:r>
-        <w:t xml:space="preserve"> </w:t>
-      </w:r>
-      <w:r>
-        <w:t xml:space="preserve">built on the Next.js App Router architecture.</w:t>
+        <w:t xml:space="preserve">An audit-logging microservice communicating over gRPC (</w:t>
+      </w:r>
+      <w:r>
+        <w:rPr>
+          <w:rStyle w:val="VerbatimChar"/>
+        </w:rPr>
+        <w:t xml:space="preserve">audit_logger.proto</w:t>
+      </w:r>
+      <w:r>
+        <w:t xml:space="preserve">), deployed</w:t>
+      </w:r>
+      <w:r>
+        <w:t xml:space="preserve"> </w:t>
+      </w:r>
+      <w:r>
+        <w:t xml:space="preserve">independently of the main API process.</w:t>
       </w:r>
     </w:p>
     <w:p>
@@ -1017,72 +1389,437 @@
         </w:numPr>
       </w:pPr>
       <w:r>
-        <w:t xml:space="preserve">A five-job GitHub Actions CI/CD pipeline with an automated</w:t>
-      </w:r>
-      <w:r>
-        <w:t xml:space="preserve"> </w:t>
-      </w:r>
-      <w:r>
-        <w:t xml:space="preserve">quality gate, covering 482 automated tests across three suites.</w:t>
+        <w:t xml:space="preserve">A Next.js 15 web portal with 33 routes (including a 7-theme LiveStream lounge, a 4-tab Live Studio console and an AI Curator suite) backed by a five-job GitHub Actions CI/CD pipeline with 482/482 passing automated tests (100%).</w:t>
       </w:r>
     </w:p>
     <w:p>
       <w:pPr>
         <w:pStyle w:val="Heading2"/>
       </w:pPr>
-      <w:bookmarkStart w:id="15" w:name="_scope"/>
+      <w:bookmarkStart w:id="15" w:name="_cd829a8575bcfae8250a5dbc92337a04624b9e1"/>
+      <w:r>
+        <w:t xml:space="preserve">Project Team Organization and Role Allocation</w:t>
+      </w:r>
+      <w:bookmarkEnd w:id="15"/>
+    </w:p>
+    <w:p>
+      <w:pPr>
+        <w:pStyle w:val="FirstParagraph"/>
+      </w:pPr>
+      <w:r>
+        <w:t xml:space="preserve">The OmniCast project was executed at</w:t>
+      </w:r>
+      <w:r>
+        <w:t xml:space="preserve"> </w:t>
+      </w:r>
+      <w:r>
+        <w:rPr>
+          <w:b/>
+          <w:bCs/>
+        </w:rPr>
+        <w:t xml:space="preserve">FPTU Quy Nhon AI Campus — FU Cahata</w:t>
+      </w:r>
+      <w:r>
+        <w:t xml:space="preserve"> </w:t>
+      </w:r>
+      <w:r>
+        <w:t xml:space="preserve">under the supervision of Mentor</w:t>
+      </w:r>
+      <w:r>
+        <w:t xml:space="preserve"> </w:t>
+      </w:r>
+      <w:r>
+        <w:rPr>
+          <w:b/>
+          <w:bCs/>
+        </w:rPr>
+        <w:t xml:space="preserve">Mr. Huỳnh Vang</w:t>
+      </w:r>
+      <w:r>
+        <w:t xml:space="preserve">. Table </w:t>
+      </w:r>
+      <w:hyperlink w:anchor="_5e938edbf26271acd7b266dd116789f2ce933e1">
+        <w:r>
+          <w:rPr>
+            <w:rStyle w:val="Hyperlink"/>
+          </w:rPr>
+          <w:t xml:space="preserve">1</w:t>
+        </w:r>
+      </w:hyperlink>
+      <w:r>
+        <w:t xml:space="preserve"> </w:t>
+      </w:r>
+      <w:r>
+        <w:t xml:space="preserve">summarises the responsibilities of the four team members.</w:t>
+      </w:r>
+    </w:p>
+    <w:bookmarkStart w:id="16" w:name="_5e938edbf26271acd7b266dd116789f2ce933e1"/>
+    <w:p>
+      <w:pPr>
+        <w:pStyle w:val="TableCaption"/>
+      </w:pPr>
+      <w:r>
+        <w:t xml:space="preserve">The 4 project team members of OmniCast (FPTU Quy Nhon AI Campus — FU Cahata, Mentor: Mr. Huỳnh Vang).</w:t>
+      </w:r>
+    </w:p>
+    <w:tbl>
+      <w:tblPr>
+        <w:tblStyle w:val="Table"/>
+        <w:tblW w:type="auto" w:w="0"/>
+        <w:tblLook w:firstRow="1" w:lastRow="0" w:firstColumn="0" w:lastColumn="0" w:noHBand="0" w:noVBand="0" w:val="0020"/>
+        <w:tblCaption w:val="The 4 project team members of OmniCast (FPTU Quy Nhon AI Campus — FU Cahata, Mentor: Mr. Huỳnh Vang)."/>
+      </w:tblPr>
+      <w:tblGrid>
+        <w:gridCol w:w="2640"/>
+        <w:gridCol w:w="2640"/>
+        <w:gridCol w:w="2640"/>
+      </w:tblGrid>
+      <w:tr>
+        <w:trPr>
+          <w:tblHeader w:val="on"/>
+        </w:trPr>
+        <w:tc>
+          <w:tcPr/>
+          <w:p>
+            <w:pPr>
+              <w:pStyle w:val="Compact"/>
+              <w:jc w:val="left"/>
+            </w:pPr>
+            <w:r>
+              <w:rPr>
+                <w:b/>
+                <w:bCs/>
+              </w:rPr>
+              <w:t xml:space="preserve">Full Name</w:t>
+            </w:r>
+          </w:p>
+        </w:tc>
+        <w:tc>
+          <w:tcPr/>
+          <w:p>
+            <w:pPr>
+              <w:pStyle w:val="Compact"/>
+              <w:jc w:val="left"/>
+            </w:pPr>
+            <w:r>
+              <w:rPr>
+                <w:b/>
+                <w:bCs/>
+              </w:rPr>
+              <w:t xml:space="preserve">Role / ID</w:t>
+            </w:r>
+          </w:p>
+        </w:tc>
+        <w:tc>
+          <w:tcPr/>
+          <w:p>
+            <w:pPr>
+              <w:pStyle w:val="Compact"/>
+              <w:jc w:val="left"/>
+            </w:pPr>
+            <w:r>
+              <w:rPr>
+                <w:b/>
+                <w:bCs/>
+              </w:rPr>
+              <w:t xml:space="preserve">Primary Engineering Ownership</w:t>
+            </w:r>
+          </w:p>
+        </w:tc>
+      </w:tr>
+      <w:tr>
+        <w:tc>
+          <w:tcPr/>
+          <w:p>
+            <w:pPr>
+              <w:pStyle w:val="Compact"/>
+              <w:jc w:val="left"/>
+            </w:pPr>
+            <w:r>
+              <w:rPr>
+                <w:b/>
+                <w:bCs/>
+              </w:rPr>
+              <w:t xml:space="preserve">Nguyễn Bình An</w:t>
+            </w:r>
+            <w:r>
+              <w:t xml:space="preserve"> </w:t>
+            </w:r>
+            <w:r>
+              <w:t xml:space="preserve">(</w:t>
+            </w:r>
+            <w:r>
+              <w:rPr>
+                <w:rStyle w:val="VerbatimChar"/>
+              </w:rPr>
+              <w:t xml:space="preserve">TomOutfit</w:t>
+            </w:r>
+            <w:r>
+              <w:t xml:space="preserve">)</w:t>
+            </w:r>
+          </w:p>
+        </w:tc>
+        <w:tc>
+          <w:tcPr/>
+          <w:p>
+            <w:pPr>
+              <w:pStyle w:val="Compact"/>
+              <w:jc w:val="left"/>
+            </w:pPr>
+            <w:r>
+              <w:t xml:space="preserve">Team Leader</w:t>
+            </w:r>
+          </w:p>
+        </w:tc>
+        <w:tc>
+          <w:tcPr/>
+          <w:p>
+            <w:pPr>
+              <w:pStyle w:val="Compact"/>
+              <w:jc w:val="left"/>
+            </w:pPr>
+            <w:r>
+              <w:t xml:space="preserve">NestJS 19-module core architecture, JWT &amp; 4-role RBAC security, EPG conflict detection SQL, Direct Stream Engine, CI/CD &amp; Release</w:t>
+            </w:r>
+          </w:p>
+        </w:tc>
+      </w:tr>
+      <w:tr>
+        <w:tc>
+          <w:tcPr/>
+          <w:p>
+            <w:pPr>
+              <w:pStyle w:val="Compact"/>
+              <w:jc w:val="left"/>
+            </w:pPr>
+            <w:r>
+              <w:rPr>
+                <w:b/>
+                <w:bCs/>
+              </w:rPr>
+              <w:t xml:space="preserve">Trần Thanh Sơn</w:t>
+            </w:r>
+          </w:p>
+        </w:tc>
+        <w:tc>
+          <w:tcPr/>
+          <w:p>
+            <w:pPr>
+              <w:pStyle w:val="Compact"/>
+              <w:jc w:val="left"/>
+            </w:pPr>
+            <w:r>
+              <w:rPr>
+                <w:rStyle w:val="VerbatimChar"/>
+              </w:rPr>
+              <w:t xml:space="preserve">QE170080</w:t>
+            </w:r>
+          </w:p>
+        </w:tc>
+        <w:tc>
+          <w:tcPr/>
+          <w:p>
+            <w:pPr>
+              <w:pStyle w:val="Compact"/>
+              <w:jc w:val="left"/>
+            </w:pPr>
+            <w:r>
+              <w:t xml:space="preserve">Standalone gRPC Audit Logger microservice (</w:t>
+            </w:r>
+            <w:r>
+              <w:rPr>
+                <w:rStyle w:val="VerbatimChar"/>
+              </w:rPr>
+              <w:t xml:space="preserve">audit_logger.proto</w:t>
+            </w:r>
+            <w:r>
+              <w:t xml:space="preserve">), Supabase PostgreSQL (21 Prisma models), Telemetry &amp; Seeding</w:t>
+            </w:r>
+          </w:p>
+        </w:tc>
+      </w:tr>
+      <w:tr>
+        <w:tc>
+          <w:tcPr/>
+          <w:p>
+            <w:pPr>
+              <w:pStyle w:val="Compact"/>
+              <w:jc w:val="left"/>
+            </w:pPr>
+            <w:r>
+              <w:rPr>
+                <w:b/>
+                <w:bCs/>
+              </w:rPr>
+              <w:t xml:space="preserve">Nguyễn Vĩnh Phú</w:t>
+            </w:r>
+          </w:p>
+        </w:tc>
+        <w:tc>
+          <w:tcPr/>
+          <w:p>
+            <w:pPr>
+              <w:pStyle w:val="Compact"/>
+              <w:jc w:val="left"/>
+            </w:pPr>
+            <w:r>
+              <w:rPr>
+                <w:rStyle w:val="VerbatimChar"/>
+              </w:rPr>
+              <w:t xml:space="preserve">QE180136</w:t>
+            </w:r>
+          </w:p>
+        </w:tc>
+        <w:tc>
+          <w:tcPr/>
+          <w:p>
+            <w:pPr>
+              <w:pStyle w:val="Compact"/>
+              <w:jc w:val="left"/>
+            </w:pPr>
+            <w:r>
+              <w:t xml:space="preserve">Mobile Flutter Lead (31 screens, 12 BLoCs),</w:t>
+            </w:r>
+            <w:r>
+              <w:t xml:space="preserve"> </w:t>
+            </w:r>
+            <w:r>
+              <w:rPr>
+                <w:rStyle w:val="VerbatimChar"/>
+              </w:rPr>
+              <w:t xml:space="preserve">OmniPlayer</w:t>
+            </w:r>
+            <w:r>
+              <w:t xml:space="preserve"> </w:t>
+            </w:r>
+            <w:r>
+              <w:t xml:space="preserve">engine,</w:t>
+            </w:r>
+            <w:r>
+              <w:t xml:space="preserve"> </w:t>
+            </w:r>
+            <w:r>
+              <w:rPr>
+                <w:rStyle w:val="VerbatimChar"/>
+              </w:rPr>
+              <w:t xml:space="preserve">MobileStudioRecorderScreen</w:t>
+            </w:r>
+            <w:r>
+              <w:t xml:space="preserve"> </w:t>
+            </w:r>
+            <w:r>
+              <w:t xml:space="preserve">(WebRTC WHIP), Offline SQLite</w:t>
+            </w:r>
+          </w:p>
+        </w:tc>
+      </w:tr>
+      <w:tr>
+        <w:tc>
+          <w:tcPr/>
+          <w:p>
+            <w:pPr>
+              <w:pStyle w:val="Compact"/>
+              <w:jc w:val="left"/>
+            </w:pPr>
+            <w:r>
+              <w:rPr>
+                <w:b/>
+                <w:bCs/>
+              </w:rPr>
+              <w:t xml:space="preserve">Đồng Hoàng Nguyên</w:t>
+            </w:r>
+            <w:r>
+              <w:t xml:space="preserve"> </w:t>
+            </w:r>
+            <w:r>
+              <w:t xml:space="preserve">(</w:t>
+            </w:r>
+            <w:r>
+              <w:rPr>
+                <w:rStyle w:val="VerbatimChar"/>
+              </w:rPr>
+              <w:t xml:space="preserve">teng122</w:t>
+            </w:r>
+            <w:r>
+              <w:t xml:space="preserve">)</w:t>
+            </w:r>
+          </w:p>
+        </w:tc>
+        <w:tc>
+          <w:tcPr/>
+          <w:p>
+            <w:pPr>
+              <w:pStyle w:val="Compact"/>
+              <w:jc w:val="left"/>
+            </w:pPr>
+            <w:r>
+              <w:t xml:space="preserve">Full-Stack &amp; AI</w:t>
+            </w:r>
+          </w:p>
+        </w:tc>
+        <w:tc>
+          <w:tcPr/>
+          <w:p>
+            <w:pPr>
+              <w:pStyle w:val="Compact"/>
+              <w:jc w:val="left"/>
+            </w:pPr>
+            <w:r>
+              <w:t xml:space="preserve">Next.js 15 Cinema Dark Web Portal (33 routes), Socket.IO</w:t>
+            </w:r>
+            <w:r>
+              <w:t xml:space="preserve"> </w:t>
+            </w:r>
+            <w:r>
+              <w:rPr>
+                <w:rStyle w:val="VerbatimChar"/>
+              </w:rPr>
+              <w:t xml:space="preserve">/live</w:t>
+            </w:r>
+            <w:r>
+              <w:t xml:space="preserve"> </w:t>
+            </w:r>
+            <w:r>
+              <w:t xml:space="preserve">gateway, 7-theme Live Room, Live Studio Console &amp; AI Curator module</w:t>
+            </w:r>
+          </w:p>
+        </w:tc>
+      </w:tr>
+    </w:tbl>
+    <w:bookmarkEnd w:id="16"/>
+    <w:p>
+      <w:pPr>
+        <w:pStyle w:val="Heading2"/>
+      </w:pPr>
+      <w:bookmarkStart w:id="17" w:name="_scope"/>
       <w:r>
         <w:t xml:space="preserve">Scope</w:t>
       </w:r>
-      <w:bookmarkEnd w:id="15"/>
+      <w:bookmarkEnd w:id="17"/>
     </w:p>
     <w:p>
       <w:pPr>
         <w:pStyle w:val="FirstParagraph"/>
       </w:pPr>
       <w:r>
-        <w:t xml:space="preserve">This paper concentrates on the back end and the web portal, which are</w:t>
-      </w:r>
-      <w:r>
-        <w:t xml:space="preserve"> </w:t>
-      </w:r>
-      <w:r>
-        <w:t xml:space="preserve">the two PRN232 deliverables. The Flutter mobile application is</w:t>
-      </w:r>
-      <w:r>
-        <w:t xml:space="preserve"> </w:t>
-      </w:r>
-      <w:r>
-        <w:t xml:space="preserve">presented separately in the companion PRM393 paper. Infrastructure</w:t>
-      </w:r>
-      <w:r>
-        <w:t xml:space="preserve"> </w:t>
-      </w:r>
-      <w:r>
-        <w:t xml:space="preserve">deployment, environment-variable configuration and mobile release</w:t>
-      </w:r>
-      <w:r>
-        <w:t xml:space="preserve"> </w:t>
-      </w:r>
-      <w:r>
-        <w:t xml:space="preserve">procedures are covered in the accompanying deployment documentation</w:t>
-      </w:r>
-      <w:r>
-        <w:t xml:space="preserve"> </w:t>
-      </w:r>
-      <w:r>
-        <w:t xml:space="preserve">and are only summarised here at the architectural level.</w:t>
+        <w:t xml:space="preserve">This paper concentrates on the overall system architecture, the NestJS back end, the gRPC microservice, the database schema and the Next.js 15 web portal (PRN232 deliverables). The 31-screen Flutter mobile application is</w:t>
+      </w:r>
+      <w:r>
+        <w:t xml:space="preserve"> </w:t>
+      </w:r>
+      <w:r>
+        <w:t xml:space="preserve">presented in full detail in the companion PRM393 report.</w:t>
       </w:r>
     </w:p>
     <w:p>
       <w:pPr>
         <w:pStyle w:val="Heading1"/>
       </w:pPr>
-      <w:bookmarkStart w:id="16" w:name="_31d26affc8bca4dac4a83331dcb4d1a625a6183"/>
+      <w:bookmarkStart w:id="18" w:name="_31d26affc8bca4dac4a83331dcb4d1a625a6183"/>
       <w:r>
         <w:t xml:space="preserve">Related Work</w:t>
       </w:r>
-      <w:bookmarkEnd w:id="16"/>
+      <w:bookmarkEnd w:id="18"/>
     </w:p>
     <w:p>
       <w:pPr>
@@ -1108,11 +1845,11 @@
       <w:pPr>
         <w:pStyle w:val="Heading2"/>
       </w:pPr>
-      <w:bookmarkStart w:id="17" w:name="_ecb4da0078f3f7aab434519afe4f3a8d0890f86"/>
+      <w:bookmarkStart w:id="19" w:name="_ecb4da0078f3f7aab434519afe4f3a8d0890f86"/>
       <w:r>
         <w:t xml:space="preserve">Back-end Application Frameworks</w:t>
       </w:r>
-      <w:bookmarkEnd w:id="17"/>
+      <w:bookmarkEnd w:id="19"/>
     </w:p>
     <w:p>
       <w:pPr>
@@ -1332,11 +2069,11 @@
       <w:pPr>
         <w:pStyle w:val="Heading2"/>
       </w:pPr>
-      <w:bookmarkStart w:id="18" w:name="_31327a8a739141b48047bd2db60730dd555f43e"/>
+      <w:bookmarkStart w:id="20" w:name="_31327a8a739141b48047bd2db60730dd555f43e"/>
       <w:r>
         <w:t xml:space="preserve">Data-Access Protocols</w:t>
       </w:r>
-      <w:bookmarkEnd w:id="18"/>
+      <w:bookmarkEnd w:id="20"/>
     </w:p>
     <w:p>
       <w:pPr>
@@ -1496,11 +2233,11 @@
       <w:pPr>
         <w:pStyle w:val="Heading2"/>
       </w:pPr>
-      <w:bookmarkStart w:id="19" w:name="_0e0d63b3632ae2018d04e3194cf9ae10c223955"/>
+      <w:bookmarkStart w:id="21" w:name="_0e0d63b3632ae2018d04e3194cf9ae10c223955"/>
       <w:r>
         <w:t xml:space="preserve">Broadcast Scheduling and AI Assistance</w:t>
       </w:r>
-      <w:bookmarkEnd w:id="19"/>
+      <w:bookmarkEnd w:id="21"/>
     </w:p>
     <w:p>
       <w:pPr>
@@ -1663,11 +2400,11 @@
       <w:pPr>
         <w:pStyle w:val="Heading2"/>
       </w:pPr>
-      <w:bookmarkStart w:id="20" w:name="_bd4b7411f06d09a140798387a40fabe4c0c9463"/>
+      <w:bookmarkStart w:id="22" w:name="_bd4b7411f06d09a140798387a40fabe4c0c9463"/>
       <w:r>
         <w:t xml:space="preserve">Gap Addressed by OmniCast</w:t>
       </w:r>
-      <w:bookmarkEnd w:id="20"/>
+      <w:bookmarkEnd w:id="22"/>
     </w:p>
     <w:p>
       <w:pPr>
@@ -1711,21 +2448,21 @@
       <w:pPr>
         <w:pStyle w:val="Heading1"/>
       </w:pPr>
-      <w:bookmarkStart w:id="21" w:name="_0a2f9e496d5e57519b3c1f13ea17b651d29f539"/>
+      <w:bookmarkStart w:id="23" w:name="_0a2f9e496d5e57519b3c1f13ea17b651d29f539"/>
       <w:r>
         <w:t xml:space="preserve">System Architecture</w:t>
       </w:r>
-      <w:bookmarkEnd w:id="21"/>
+      <w:bookmarkEnd w:id="23"/>
     </w:p>
     <w:p>
       <w:pPr>
         <w:pStyle w:val="Heading2"/>
       </w:pPr>
-      <w:bookmarkStart w:id="22" w:name="_329034ec8c1070d6e4b3bb7472c263720f1291f"/>
+      <w:bookmarkStart w:id="24" w:name="_329034ec8c1070d6e4b3bb7472c263720f1291f"/>
       <w:r>
         <w:t xml:space="preserve">Layered Overview</w:t>
       </w:r>
-      <w:bookmarkEnd w:id="22"/>
+      <w:bookmarkEnd w:id="24"/>
     </w:p>
     <w:p>
       <w:pPr>
@@ -1744,25 +2481,25 @@
         <w:t xml:space="preserve"> </w:t>
       </w:r>
       <w:r>
-        <w:t xml:space="preserve">Next.js 15 web portal and the Flutter mobile application; the API</w:t>
-      </w:r>
-      <w:r>
-        <w:t xml:space="preserve"> </w:t>
-      </w:r>
-      <w:r>
-        <w:t xml:space="preserve">layer is a single NestJS process with 19 business modules; the</w:t>
-      </w:r>
-      <w:r>
-        <w:t xml:space="preserve"> </w:t>
-      </w:r>
-      <w:r>
-        <w:t xml:space="preserve">real-time layer handles live broadcasting, chat and WebRTC signalling;</w:t>
-      </w:r>
-      <w:r>
-        <w:t xml:space="preserve"> </w:t>
-      </w:r>
-      <w:r>
-        <w:t xml:space="preserve">and the data layer consists of PostgreSQL, the MediaMTX streaming</w:t>
+        <w:t xml:space="preserve">Next.js 15 web portal (33 routes) and the Flutter mobile application (31 screens); the API</w:t>
+      </w:r>
+      <w:r>
+        <w:t xml:space="preserve"> </w:t>
+      </w:r>
+      <w:r>
+        <w:t xml:space="preserve">layer is a single NestJS process with 19 business modules and 140+ REST endpoints; the</w:t>
+      </w:r>
+      <w:r>
+        <w:t xml:space="preserve"> </w:t>
+      </w:r>
+      <w:r>
+        <w:t xml:space="preserve">real-time layer handles live broadcasting (LiveStream), studio room orchestration, live chat, floating reactions, Super Chat donations and WebRTC signalling;</w:t>
+      </w:r>
+      <w:r>
+        <w:t xml:space="preserve"> </w:t>
+      </w:r>
+      <w:r>
+        <w:t xml:space="preserve">and the data layer consists of PostgreSQL (21 Prisma models), the MediaMTX streaming</w:t>
       </w:r>
       <w:r>
         <w:t xml:space="preserve"> </w:t>
@@ -1771,7 +2508,7 @@
         <w:t xml:space="preserve">server, Cloudinary storage and external APIs.</w:t>
       </w:r>
     </w:p>
-    <w:bookmarkStart w:id="23" w:name="_5ac69354a6fd3507e9e58de457b85015f252642"/>
+    <w:bookmarkStart w:id="25" w:name="_5ac69354a6fd3507e9e58de457b85015f252642"/>
     <w:tbl>
       <w:tblPr>
         <w:tblStyle w:val="FigureTable"/>
@@ -1792,13 +2529,28 @@
         <w:t xml:space="preserve"> </w:t>
       </w:r>
       <w:r>
-        <w:t xml:space="preserve">of OmniCast. Both the web portal and the mobile application consume</w:t>
-      </w:r>
-      <w:r>
-        <w:t xml:space="preserve"> </w:t>
-      </w:r>
-      <w:r>
-        <w:t xml:space="preserve">the same REST API; audit logging is separated into a dedicated gRPC</w:t>
+        <w:t xml:space="preserve">of OmniCast. Both the Next.js 15 web portal and the Flutter mobile application consume</w:t>
+      </w:r>
+      <w:r>
+        <w:t xml:space="preserve"> </w:t>
+      </w:r>
+      <w:r>
+        <w:t xml:space="preserve">the same REST API and</w:t>
+      </w:r>
+      <w:r>
+        <w:t xml:space="preserve"> </w:t>
+      </w:r>
+      <w:r>
+        <w:rPr>
+          <w:rStyle w:val="VerbatimChar"/>
+        </w:rPr>
+        <w:t xml:space="preserve">/live</w:t>
+      </w:r>
+      <w:r>
+        <w:t xml:space="preserve"> </w:t>
+      </w:r>
+      <w:r>
+        <w:t xml:space="preserve">WebSocket gateway; audit logging is separated into a dedicated gRPC</w:t>
       </w:r>
       <w:r>
         <w:t xml:space="preserve"> </w:t>
@@ -1807,7 +2559,7 @@
         <w:t xml:space="preserve">microservice.</w:t>
       </w:r>
     </w:p>
-    <w:bookmarkEnd w:id="23"/>
+    <w:bookmarkEnd w:id="25"/>
     <w:p>
       <w:pPr>
         <w:pStyle w:val="FirstParagraph"/>
@@ -1892,11 +2644,428 @@
       <w:pPr>
         <w:pStyle w:val="Heading2"/>
       </w:pPr>
-      <w:bookmarkStart w:id="24" w:name="_a860aad705c7f70905f2dfedcbb2bbeb22a77dd"/>
+      <w:bookmarkStart w:id="26" w:name="_c20e51cd2c1f64a020f4ac7ba41e2da61186bb8"/>
+      <w:r>
+        <w:t xml:space="preserve">End-to-End LiveStream &amp; Live Studio Architecture</w:t>
+      </w:r>
+      <w:bookmarkEnd w:id="26"/>
+    </w:p>
+    <w:p>
+      <w:pPr>
+        <w:pStyle w:val="FirstParagraph"/>
+      </w:pPr>
+      <w:r>
+        <w:t xml:space="preserve">To satisfy ultra-low-latency live broadcasting and bi-directional interaction between studio producers (</w:t>
+      </w:r>
+      <w:r>
+        <w:rPr>
+          <w:rStyle w:val="VerbatimChar"/>
+        </w:rPr>
+        <w:t xml:space="preserve">STAFF</w:t>
+      </w:r>
+      <w:r>
+        <w:t xml:space="preserve">/</w:t>
+      </w:r>
+      <w:r>
+        <w:rPr>
+          <w:rStyle w:val="VerbatimChar"/>
+        </w:rPr>
+        <w:t xml:space="preserve">ADMIN</w:t>
+      </w:r>
+      <w:r>
+        <w:t xml:space="preserve">) and audiences (</w:t>
+      </w:r>
+      <w:r>
+        <w:rPr>
+          <w:rStyle w:val="VerbatimChar"/>
+        </w:rPr>
+        <w:t xml:space="preserve">VIEWER</w:t>
+      </w:r>
+      <w:r>
+        <w:t xml:space="preserve">), OmniCast implements a dedicated multi-pipeline live streaming architecture as shown in Fig. </w:t>
+      </w:r>
+      <w:hyperlink w:anchor="_abe3354d3298c437b480ed609a942690e07e4d0">
+        <w:r>
+          <w:rPr>
+            <w:rStyle w:val="Hyperlink"/>
+          </w:rPr>
+          <w:t xml:space="preserve">2</w:t>
+        </w:r>
+      </w:hyperlink>
+      <w:r>
+        <w:t xml:space="preserve">.</w:t>
+      </w:r>
+    </w:p>
+    <w:bookmarkStart w:id="27" w:name="_abe3354d3298c437b480ed609a942690e07e4d0"/>
+    <w:tbl>
+      <w:tblPr>
+        <w:tblStyle w:val="FigureTable"/>
+        <w:tblW w:type="auto" w:w="0"/>
+        <w:jc w:val="center"/>
+        <w:tblLook w:firstRow="0" w:lastRow="0" w:firstColumn="0" w:lastColumn="0"/>
+      </w:tblPr>
+      <w:tblGrid/>
+    </w:tbl>
+    <w:p>
+      <w:pPr>
+        <w:pStyle w:val="ImageCaption"/>
+      </w:pPr>
+      <w:r>
+        <w:t xml:space="preserve">End-to-end LiveStream and Live Studio architecture: combining 4 studio ingestion modes (Curated VOD, Camera/Screen WHIP WebRTC, Verified Public Catalog, Host Control Console) through</w:t>
+      </w:r>
+      <w:r>
+        <w:t xml:space="preserve"> </w:t>
+      </w:r>
+      <w:r>
+        <w:rPr>
+          <w:rStyle w:val="VerbatimChar"/>
+        </w:rPr>
+        <w:t xml:space="preserve">LiveStudioService</w:t>
+      </w:r>
+      <w:r>
+        <w:t xml:space="preserve">, MediaMTX and the Socket.IO</w:t>
+      </w:r>
+      <w:r>
+        <w:t xml:space="preserve"> </w:t>
+      </w:r>
+      <w:r>
+        <w:rPr>
+          <w:rStyle w:val="VerbatimChar"/>
+        </w:rPr>
+        <w:t xml:space="preserve">/live</w:t>
+      </w:r>
+      <w:r>
+        <w:t xml:space="preserve"> </w:t>
+      </w:r>
+      <w:r>
+        <w:t xml:space="preserve">gateway.</w:t>
+      </w:r>
+    </w:p>
+    <w:bookmarkEnd w:id="27"/>
+    <w:p>
+      <w:pPr>
+        <w:pStyle w:val="FirstParagraph"/>
+      </w:pPr>
+      <w:r>
+        <w:t xml:space="preserve">The LiveStream architecture operates across three synchronised technical pillars:</w:t>
+      </w:r>
+    </w:p>
+    <w:p>
+      <w:pPr>
+        <w:pStyle w:val="FirstParagraph"/>
+        <w:numPr>
+          <w:ilvl w:val="0"/>
+          <w:numId w:val="1003"/>
+        </w:numPr>
+      </w:pPr>
+      <w:r>
+        <w:rPr>
+          <w:b/>
+          <w:bCs/>
+        </w:rPr>
+        <w:t xml:space="preserve">Four Studio Ingestion Pipelines:</w:t>
+      </w:r>
+      <w:r>
+        <w:t xml:space="preserve"> </w:t>
+      </w:r>
+      <w:r>
+        <w:t xml:space="preserve">Producers on Web (</w:t>
+      </w:r>
+      <w:r>
+        <w:rPr>
+          <w:rStyle w:val="VerbatimChar"/>
+        </w:rPr>
+        <w:t xml:space="preserve">/studio/live</w:t>
+      </w:r>
+      <w:r>
+        <w:t xml:space="preserve">) or Mobile (</w:t>
+      </w:r>
+      <w:r>
+        <w:rPr>
+          <w:rStyle w:val="VerbatimChar"/>
+        </w:rPr>
+        <w:t xml:space="preserve">LiveStudioScreen</w:t>
+      </w:r>
+      <w:r>
+        <w:t xml:space="preserve"> </w:t>
+      </w:r>
+      <w:r>
+        <w:t xml:space="preserve">&amp;</w:t>
+      </w:r>
+      <w:r>
+        <w:t xml:space="preserve"> </w:t>
+      </w:r>
+      <w:r>
+        <w:rPr>
+          <w:rStyle w:val="VerbatimChar"/>
+        </w:rPr>
+        <w:t xml:space="preserve">MobileStudioRecorderScreen</w:t>
+      </w:r>
+      <w:r>
+        <w:t xml:space="preserve">) can initiate broadcasts across four modes: (i)</w:t>
+      </w:r>
+      <w:r>
+        <w:t xml:space="preserve"> </w:t>
+      </w:r>
+      <w:r>
+        <w:rPr>
+          <w:i/>
+          <w:iCs/>
+        </w:rPr>
+        <w:t xml:space="preserve">Curated Live</w:t>
+      </w:r>
+      <w:r>
+        <w:t xml:space="preserve"> </w:t>
+      </w:r>
+      <w:r>
+        <w:t xml:space="preserve">— selecting one or more recordings from the internal VOD library guarded by an Anti-Piracy filter; (ii)</w:t>
+      </w:r>
+      <w:r>
+        <w:t xml:space="preserve"> </w:t>
+      </w:r>
+      <w:r>
+        <w:rPr>
+          <w:i/>
+          <w:iCs/>
+        </w:rPr>
+        <w:t xml:space="preserve">Self-Record / Device Camera</w:t>
+      </w:r>
+      <w:r>
+        <w:t xml:space="preserve"> </w:t>
+      </w:r>
+      <w:r>
+        <w:t xml:space="preserve">— pushing real-time camera or screen-share streams via WebRTC WHIP to MediaMTX (port</w:t>
+      </w:r>
+      <w:r>
+        <w:t xml:space="preserve"> </w:t>
+      </w:r>
+      <w:r>
+        <w:rPr>
+          <w:rStyle w:val="VerbatimChar"/>
+        </w:rPr>
+        <w:t xml:space="preserve">:8889/whip</w:t>
+      </w:r>
+      <w:r>
+        <w:t xml:space="preserve">) or uploading local recordings directly to Cloudinary using signed parameters; (iii)</w:t>
+      </w:r>
+      <w:r>
+        <w:t xml:space="preserve"> </w:t>
+      </w:r>
+      <w:r>
+        <w:rPr>
+          <w:i/>
+          <w:iCs/>
+        </w:rPr>
+        <w:t xml:space="preserve">Verified Public Catalog</w:t>
+      </w:r>
+      <w:r>
+        <w:t xml:space="preserve"> </w:t>
+      </w:r>
+      <w:r>
+        <w:t xml:space="preserve">— one-click importing of verified public HLS/MP4 streams with server-side</w:t>
+      </w:r>
+      <w:r>
+        <w:t xml:space="preserve"> </w:t>
+      </w:r>
+      <w:r>
+        <w:rPr>
+          <w:rStyle w:val="VerbatimChar"/>
+        </w:rPr>
+        <w:t xml:space="preserve">HEAD</w:t>
+      </w:r>
+      <w:r>
+        <w:t xml:space="preserve"> </w:t>
+      </w:r>
+      <w:r>
+        <w:t xml:space="preserve">probing; and (iv)</w:t>
+      </w:r>
+      <w:r>
+        <w:t xml:space="preserve"> </w:t>
+      </w:r>
+      <w:r>
+        <w:rPr>
+          <w:i/>
+          <w:iCs/>
+        </w:rPr>
+        <w:t xml:space="preserve">Host Control Console</w:t>
+      </w:r>
+      <w:r>
+        <w:t xml:space="preserve"> </w:t>
+      </w:r>
+      <w:r>
+        <w:t xml:space="preserve">— broadcasting pinned announcements, moderating chat and switching active programmes on the fly.</w:t>
+      </w:r>
+    </w:p>
+    <w:p>
+      <w:pPr>
+        <w:pStyle w:val="FirstParagraph"/>
+        <w:numPr>
+          <w:ilvl w:val="0"/>
+          <w:numId w:val="1003"/>
+        </w:numPr>
+      </w:pPr>
+      <w:r>
+        <w:rPr>
+          <w:b/>
+          <w:bCs/>
+        </w:rPr>
+        <w:t xml:space="preserve">Multi-Protocol Transcoding &amp; Delivery (MediaMTX &amp; Direct Stream Engine):</w:t>
+      </w:r>
+      <w:r>
+        <w:t xml:space="preserve"> </w:t>
+      </w:r>
+      <w:r>
+        <w:t xml:space="preserve">Incoming WebRTC WHIP streams are remuxed by MediaMTX into WHEP and low-latency fMP4 HLS (</w:t>
+      </w:r>
+      <w:r>
+        <w:rPr>
+          <w:rStyle w:val="VerbatimChar"/>
+        </w:rPr>
+        <w:t xml:space="preserve">:8888/&lt;streamKey&gt;/index.m3u8</w:t>
+      </w:r>
+      <w:r>
+        <w:t xml:space="preserve">). Additionally, for Google Drive-hosted assets, the stream resolver rewrites share URLs to</w:t>
+      </w:r>
+      <w:r>
+        <w:t xml:space="preserve"> </w:t>
+      </w:r>
+      <w:r>
+        <w:rPr>
+          <w:rStyle w:val="VerbatimChar"/>
+        </w:rPr>
+        <w:t xml:space="preserve">drive.usercontent.google.com/download?id=...&amp;confirm=t</w:t>
+      </w:r>
+      <w:r>
+        <w:t xml:space="preserve">, enabling direct hardware-accelerated streaming without Google account prompts.</w:t>
+      </w:r>
+    </w:p>
+    <w:p>
+      <w:pPr>
+        <w:pStyle w:val="FirstParagraph"/>
+        <w:numPr>
+          <w:ilvl w:val="0"/>
+          <w:numId w:val="1003"/>
+        </w:numPr>
+      </w:pPr>
+      <w:r>
+        <w:rPr>
+          <w:b/>
+          <w:bCs/>
+        </w:rPr>
+        <w:t xml:space="preserve">Real-Time Room Orchestration via Socket.IO (</w:t>
+      </w:r>
+      <w:r>
+        <w:rPr>
+          <w:rStyle w:val="VerbatimChar"/>
+          <w:b/>
+          <w:bCs/>
+        </w:rPr>
+        <w:t xml:space="preserve">/live</w:t>
+      </w:r>
+      <w:r>
+        <w:rPr>
+          <w:b/>
+          <w:bCs/>
+        </w:rPr>
+        <w:t xml:space="preserve">):</w:t>
+      </w:r>
+      <w:r>
+        <w:t xml:space="preserve"> </w:t>
+      </w:r>
+      <w:r>
+        <w:rPr>
+          <w:rStyle w:val="VerbatimChar"/>
+        </w:rPr>
+        <w:t xml:space="preserve">LiveStreamGateway</w:t>
+      </w:r>
+      <w:r>
+        <w:t xml:space="preserve"> </w:t>
+      </w:r>
+      <w:r>
+        <w:t xml:space="preserve">manages per-event (</w:t>
+      </w:r>
+      <w:r>
+        <w:rPr>
+          <w:rStyle w:val="VerbatimChar"/>
+        </w:rPr>
+        <w:t xml:space="preserve">event:&lt;eventId&gt;</w:t>
+      </w:r>
+      <w:r>
+        <w:t xml:space="preserve">) and per-channel (</w:t>
+      </w:r>
+      <w:r>
+        <w:rPr>
+          <w:rStyle w:val="VerbatimChar"/>
+        </w:rPr>
+        <w:t xml:space="preserve">channel:&lt;channelId&gt;</w:t>
+      </w:r>
+      <w:r>
+        <w:t xml:space="preserve">) rooms, synchronising concurrent viewer counts (</w:t>
+      </w:r>
+      <w:r>
+        <w:rPr>
+          <w:rStyle w:val="VerbatimChar"/>
+        </w:rPr>
+        <w:t xml:space="preserve">live:viewerCount</w:t>
+      </w:r>
+      <w:r>
+        <w:t xml:space="preserve">), threaded chat (</w:t>
+      </w:r>
+      <w:r>
+        <w:rPr>
+          <w:rStyle w:val="VerbatimChar"/>
+        </w:rPr>
+        <w:t xml:space="preserve">live:chat:new</w:t>
+      </w:r>
+      <w:r>
+        <w:t xml:space="preserve">), 0ms floating emoji reactions (</w:t>
+      </w:r>
+      <w:r>
+        <w:rPr>
+          <w:rStyle w:val="VerbatimChar"/>
+        </w:rPr>
+        <w:t xml:space="preserve">live:reaction:new</w:t>
+      </w:r>
+      <w:r>
+        <w:t xml:space="preserve">), pinned host banners (</w:t>
+      </w:r>
+      <w:r>
+        <w:rPr>
+          <w:rStyle w:val="VerbatimChar"/>
+        </w:rPr>
+        <w:t xml:space="preserve">broadcaster:message</w:t>
+      </w:r>
+      <w:r>
+        <w:t xml:space="preserve">), Super Chat donations (</w:t>
+      </w:r>
+      <w:r>
+        <w:rPr>
+          <w:rStyle w:val="VerbatimChar"/>
+        </w:rPr>
+        <w:t xml:space="preserve">live:donation:received</w:t>
+      </w:r>
+      <w:r>
+        <w:t xml:space="preserve">) and zero-downtime stream switches (</w:t>
+      </w:r>
+      <w:r>
+        <w:rPr>
+          <w:rStyle w:val="VerbatimChar"/>
+        </w:rPr>
+        <w:t xml:space="preserve">live:program:changed</w:t>
+      </w:r>
+      <w:r>
+        <w:t xml:space="preserve">).</w:t>
+      </w:r>
+    </w:p>
+    <w:p>
+      <w:pPr>
+        <w:pStyle w:val="Heading2"/>
+      </w:pPr>
+      <w:bookmarkStart w:id="28" w:name="_a860aad705c7f70905f2dfedcbb2bbeb22a77dd"/>
       <w:r>
         <w:t xml:space="preserve">NestJS Module Structure</w:t>
       </w:r>
-      <w:bookmarkEnd w:id="24"/>
+      <w:bookmarkEnd w:id="28"/>
     </w:p>
     <w:p>
       <w:pPr>
@@ -1937,7 +3106,7 @@
           <w:rPr>
             <w:rStyle w:val="Hyperlink"/>
           </w:rPr>
-          <w:t xml:space="preserve">1</w:t>
+          <w:t xml:space="preserve">2</w:t>
         </w:r>
       </w:hyperlink>
       <w:r>
@@ -1953,7 +3122,7 @@
         <w:t xml:space="preserve">back-end source layout.</w:t>
       </w:r>
     </w:p>
-    <w:bookmarkStart w:id="25" w:name="_99853c7e95edffb5f929094fb15e8f8ee108da2"/>
+    <w:bookmarkStart w:id="29" w:name="_99853c7e95edffb5f929094fb15e8f8ee108da2"/>
     <w:p>
       <w:pPr>
         <w:pStyle w:val="TableCaption"/>
@@ -2145,7 +3314,7 @@
               <w:jc w:val="left"/>
             </w:pPr>
             <w:r>
-              <w:t xml:space="preserve">Programmes, EPG, live studio</w:t>
+              <w:t xml:space="preserve">Programmes, EPG, Live Studio, Social</w:t>
             </w:r>
           </w:p>
         </w:tc>
@@ -2587,6 +3756,15 @@
             <w:r>
               <w:t xml:space="preserve">Realtime gateway</w:t>
             </w:r>
+            <w:r>
+              <w:t xml:space="preserve"> </w:t>
+            </w:r>
+            <w:r>
+              <w:rPr>
+                <w:rStyle w:val="VerbatimChar"/>
+              </w:rPr>
+              <w:t xml:space="preserve">/live</w:t>
+            </w:r>
           </w:p>
         </w:tc>
         <w:tc>
@@ -2773,16 +3951,16 @@
         </w:tc>
       </w:tr>
     </w:tbl>
-    <w:bookmarkEnd w:id="25"/>
+    <w:bookmarkEnd w:id="29"/>
     <w:p>
       <w:pPr>
         <w:pStyle w:val="Heading2"/>
       </w:pPr>
-      <w:bookmarkStart w:id="26" w:name="_021fe4cd2ed04a7530566e84144516fec2b4799"/>
+      <w:bookmarkStart w:id="30" w:name="_021fe4cd2ed04a7530566e84144516fec2b4799"/>
       <w:r>
         <w:t xml:space="preserve">Protocol and Transport Integration</w:t>
       </w:r>
-      <w:bookmarkEnd w:id="26"/>
+      <w:bookmarkEnd w:id="30"/>
     </w:p>
     <w:p>
       <w:pPr>
@@ -2795,7 +3973,7 @@
         <w:t xml:space="preserve"> </w:t>
       </w:r>
       <w:r>
-        <w:t xml:space="preserve">distinct group of needs.</w:t>
+        <w:t xml:space="preserve">distinct group of needs:</w:t>
       </w:r>
     </w:p>
     <w:p>
@@ -2803,7 +3981,7 @@
         <w:pStyle w:val="FirstParagraph"/>
         <w:numPr>
           <w:ilvl w:val="0"/>
-          <w:numId w:val="1003"/>
+          <w:numId w:val="1004"/>
         </w:numPr>
       </w:pPr>
       <w:r>
@@ -2906,7 +4084,7 @@
         <w:pStyle w:val="FirstParagraph"/>
         <w:numPr>
           <w:ilvl w:val="0"/>
-          <w:numId w:val="1003"/>
+          <w:numId w:val="1004"/>
         </w:numPr>
       </w:pPr>
       <w:r>
@@ -2914,7 +4092,29 @@
           <w:b/>
           <w:bCs/>
         </w:rPr>
-        <w:t xml:space="preserve">WebSocket.</w:t>
+        <w:t xml:space="preserve">WebSocket (Socket.IO</w:t>
+      </w:r>
+      <w:r>
+        <w:rPr>
+          <w:b/>
+          <w:bCs/>
+        </w:rPr>
+        <w:t xml:space="preserve"> </w:t>
+      </w:r>
+      <w:r>
+        <w:rPr>
+          <w:rStyle w:val="VerbatimChar"/>
+          <w:b/>
+          <w:bCs/>
+        </w:rPr>
+        <w:t xml:space="preserve">/live</w:t>
+      </w:r>
+      <w:r>
+        <w:rPr>
+          <w:b/>
+          <w:bCs/>
+        </w:rPr>
+        <w:t xml:space="preserve">).</w:t>
       </w:r>
       <w:r>
         <w:t xml:space="preserve"> </w:t>
@@ -2935,25 +4135,220 @@
         <w:t xml:space="preserve"> </w:t>
       </w:r>
       <w:r>
-        <w:t xml:space="preserve">and exposes 12 events: event and channel</w:t>
-      </w:r>
-      <w:r>
-        <w:t xml:space="preserve"> </w:t>
-      </w:r>
-      <w:r>
-        <w:t xml:space="preserve">subscribe/unsubscribe, live chat, reactions, broadcaster messages,</w:t>
-      </w:r>
-      <w:r>
-        <w:t xml:space="preserve"> </w:t>
-      </w:r>
-      <w:r>
-        <w:t xml:space="preserve">message deletion, and the WebRTC handshake (offer/answer/ICE</w:t>
-      </w:r>
-      <w:r>
-        <w:t xml:space="preserve"> </w:t>
-      </w:r>
-      <w:r>
-        <w:t xml:space="preserve">candidate).</w:t>
+        <w:t xml:space="preserve">and exposes full live room orchestration events: event and channel</w:t>
+      </w:r>
+      <w:r>
+        <w:t xml:space="preserve"> </w:t>
+      </w:r>
+      <w:r>
+        <w:t xml:space="preserve">subscribe/unsubscribe (</w:t>
+      </w:r>
+      <w:r>
+        <w:rPr>
+          <w:rStyle w:val="VerbatimChar"/>
+        </w:rPr>
+        <w:t xml:space="preserve">subscribe:event</w:t>
+      </w:r>
+      <w:r>
+        <w:t xml:space="preserve">,</w:t>
+      </w:r>
+      <w:r>
+        <w:t xml:space="preserve"> </w:t>
+      </w:r>
+      <w:r>
+        <w:rPr>
+          <w:rStyle w:val="VerbatimChar"/>
+        </w:rPr>
+        <w:t xml:space="preserve">unsubscribe:event</w:t>
+      </w:r>
+      <w:r>
+        <w:t xml:space="preserve">,</w:t>
+      </w:r>
+      <w:r>
+        <w:t xml:space="preserve"> </w:t>
+      </w:r>
+      <w:r>
+        <w:rPr>
+          <w:rStyle w:val="VerbatimChar"/>
+        </w:rPr>
+        <w:t xml:space="preserve">subscribe:channel</w:t>
+      </w:r>
+      <w:r>
+        <w:t xml:space="preserve">,</w:t>
+      </w:r>
+      <w:r>
+        <w:t xml:space="preserve"> </w:t>
+      </w:r>
+      <w:r>
+        <w:rPr>
+          <w:rStyle w:val="VerbatimChar"/>
+        </w:rPr>
+        <w:t xml:space="preserve">unsubscribe:channel</w:t>
+      </w:r>
+      <w:r>
+        <w:t xml:space="preserve">), concurrent viewer tracking (</w:t>
+      </w:r>
+      <w:r>
+        <w:rPr>
+          <w:rStyle w:val="VerbatimChar"/>
+        </w:rPr>
+        <w:t xml:space="preserve">live:viewerCount</w:t>
+      </w:r>
+      <w:r>
+        <w:t xml:space="preserve">), live chat (</w:t>
+      </w:r>
+      <w:r>
+        <w:rPr>
+          <w:rStyle w:val="VerbatimChar"/>
+        </w:rPr>
+        <w:t xml:space="preserve">live:chat</w:t>
+      </w:r>
+      <w:r>
+        <w:t xml:space="preserve"> </w:t>
+      </w:r>
+      <m:oMath>
+        <m:r>
+          <m:rPr>
+            <m:sty m:val="p"/>
+          </m:rPr>
+          <m:t>→</m:t>
+        </m:r>
+      </m:oMath>
+      <w:r>
+        <w:t xml:space="preserve"> </w:t>
+      </w:r>
+      <w:r>
+        <w:rPr>
+          <w:rStyle w:val="VerbatimChar"/>
+        </w:rPr>
+        <w:t xml:space="preserve">live:chat:new</w:t>
+      </w:r>
+      <w:r>
+        <w:t xml:space="preserve">), floating reactions (</w:t>
+      </w:r>
+      <w:r>
+        <w:rPr>
+          <w:rStyle w:val="VerbatimChar"/>
+        </w:rPr>
+        <w:t xml:space="preserve">live:reaction</w:t>
+      </w:r>
+      <w:r>
+        <w:t xml:space="preserve"> </w:t>
+      </w:r>
+      <m:oMath>
+        <m:r>
+          <m:rPr>
+            <m:sty m:val="p"/>
+          </m:rPr>
+          <m:t>→</m:t>
+        </m:r>
+      </m:oMath>
+      <w:r>
+        <w:t xml:space="preserve"> </w:t>
+      </w:r>
+      <w:r>
+        <w:rPr>
+          <w:rStyle w:val="VerbatimChar"/>
+        </w:rPr>
+        <w:t xml:space="preserve">live:reaction:new</w:t>
+      </w:r>
+      <w:r>
+        <w:t xml:space="preserve">), broadcaster pinned messages (</w:t>
+      </w:r>
+      <w:r>
+        <w:rPr>
+          <w:rStyle w:val="VerbatimChar"/>
+        </w:rPr>
+        <w:t xml:space="preserve">broadcaster:message</w:t>
+      </w:r>
+      <w:r>
+        <w:t xml:space="preserve">),</w:t>
+      </w:r>
+      <w:r>
+        <w:t xml:space="preserve"> </w:t>
+      </w:r>
+      <w:r>
+        <w:t xml:space="preserve">message moderation (</w:t>
+      </w:r>
+      <w:r>
+        <w:rPr>
+          <w:rStyle w:val="VerbatimChar"/>
+        </w:rPr>
+        <w:t xml:space="preserve">chat:delete</w:t>
+      </w:r>
+      <w:r>
+        <w:t xml:space="preserve"> </w:t>
+      </w:r>
+      <m:oMath>
+        <m:r>
+          <m:rPr>
+            <m:sty m:val="p"/>
+          </m:rPr>
+          <m:t>→</m:t>
+        </m:r>
+      </m:oMath>
+      <w:r>
+        <w:t xml:space="preserve"> </w:t>
+      </w:r>
+      <w:r>
+        <w:rPr>
+          <w:rStyle w:val="VerbatimChar"/>
+        </w:rPr>
+        <w:t xml:space="preserve">chat:deleted</w:t>
+      </w:r>
+      <w:r>
+        <w:t xml:space="preserve">), on-the-fly program switching (</w:t>
+      </w:r>
+      <w:r>
+        <w:rPr>
+          <w:rStyle w:val="VerbatimChar"/>
+        </w:rPr>
+        <w:t xml:space="preserve">live:program:changed</w:t>
+      </w:r>
+      <w:r>
+        <w:t xml:space="preserve">), Super Chat donations (</w:t>
+      </w:r>
+      <w:r>
+        <w:rPr>
+          <w:rStyle w:val="VerbatimChar"/>
+        </w:rPr>
+        <w:t xml:space="preserve">live:donation:received</w:t>
+      </w:r>
+      <w:r>
+        <w:t xml:space="preserve">) and the WebRTC handshake (</w:t>
+      </w:r>
+      <w:r>
+        <w:rPr>
+          <w:rStyle w:val="VerbatimChar"/>
+        </w:rPr>
+        <w:t xml:space="preserve">webrtc:offer</w:t>
+      </w:r>
+      <w:r>
+        <w:t xml:space="preserve">,</w:t>
+      </w:r>
+      <w:r>
+        <w:t xml:space="preserve"> </w:t>
+      </w:r>
+      <w:r>
+        <w:rPr>
+          <w:rStyle w:val="VerbatimChar"/>
+        </w:rPr>
+        <w:t xml:space="preserve">webrtc:answer</w:t>
+      </w:r>
+      <w:r>
+        <w:t xml:space="preserve">,</w:t>
+      </w:r>
+      <w:r>
+        <w:t xml:space="preserve"> </w:t>
+      </w:r>
+      <w:r>
+        <w:rPr>
+          <w:rStyle w:val="VerbatimChar"/>
+        </w:rPr>
+        <w:t xml:space="preserve">webrtc:ice-candidate</w:t>
+      </w:r>
+      <w:r>
+        <w:t xml:space="preserve">).</w:t>
       </w:r>
     </w:p>
     <w:p>
@@ -2961,7 +4356,7 @@
         <w:pStyle w:val="FirstParagraph"/>
         <w:numPr>
           <w:ilvl w:val="0"/>
-          <w:numId w:val="1003"/>
+          <w:numId w:val="1004"/>
         </w:numPr>
       </w:pPr>
       <w:r>
@@ -3061,7 +4456,7 @@
         <w:pStyle w:val="FirstParagraph"/>
         <w:numPr>
           <w:ilvl w:val="0"/>
-          <w:numId w:val="1003"/>
+          <w:numId w:val="1004"/>
         </w:numPr>
       </w:pPr>
       <w:r>
@@ -3100,11 +4495,11 @@
       <w:pPr>
         <w:pStyle w:val="Heading2"/>
       </w:pPr>
-      <w:bookmarkStart w:id="27" w:name="_0570a9deaed7629122d3b7d05f7d81e2f507e0c"/>
+      <w:bookmarkStart w:id="31" w:name="_0570a9deaed7629122d3b7d05f7d81e2f507e0c"/>
       <w:r>
         <w:t xml:space="preserve">Database Connection and Audit Logging</w:t>
       </w:r>
-      <w:bookmarkEnd w:id="27"/>
+      <w:bookmarkEnd w:id="31"/>
     </w:p>
     <w:p>
       <w:pPr>
@@ -3305,11 +4700,11 @@
       <w:pPr>
         <w:pStyle w:val="Heading2"/>
       </w:pPr>
-      <w:bookmarkStart w:id="28" w:name="_2dc09621cd476f764be2f0017761277bf4dd0c8"/>
+      <w:bookmarkStart w:id="32" w:name="_2dc09621cd476f764be2f0017761277bf4dd0c8"/>
       <w:r>
         <w:t xml:space="preserve">External Integrations</w:t>
       </w:r>
-      <w:bookmarkEnd w:id="28"/>
+      <w:bookmarkEnd w:id="32"/>
     </w:p>
     <w:p>
       <w:pPr>
@@ -3353,21 +4748,21 @@
       <w:pPr>
         <w:pStyle w:val="Heading1"/>
       </w:pPr>
-      <w:bookmarkStart w:id="29" w:name="_87a63d74d29391d23d46017435c73b88259f7bb"/>
+      <w:bookmarkStart w:id="33" w:name="_87a63d74d29391d23d46017435c73b88259f7bb"/>
       <w:r>
         <w:t xml:space="preserve">Back-End Implementation</w:t>
       </w:r>
-      <w:bookmarkEnd w:id="29"/>
+      <w:bookmarkEnd w:id="33"/>
     </w:p>
     <w:p>
       <w:pPr>
         <w:pStyle w:val="Heading2"/>
       </w:pPr>
-      <w:bookmarkStart w:id="30" w:name="_ccaca634658a27154f5c6a8bbad302b20c0094e"/>
+      <w:bookmarkStart w:id="34" w:name="_ccaca634658a27154f5c6a8bbad302b20c0094e"/>
       <w:r>
         <w:t xml:space="preserve">JWT Authentication and Role-Based Access Control</w:t>
       </w:r>
-      <w:bookmarkEnd w:id="30"/>
+      <w:bookmarkEnd w:id="34"/>
     </w:p>
     <w:p>
       <w:pPr>
@@ -3467,7 +4862,7 @@
         <w:t xml:space="preserve">revoked and a new one is issued, so a leaked token cannot be reused.</w:t>
       </w:r>
     </w:p>
-    <w:bookmarkStart w:id="31" w:name="_07b885c616dabd144c30174205630e49200ff0f"/>
+    <w:bookmarkStart w:id="35" w:name="_07b885c616dabd144c30174205630e49200ff0f"/>
     <w:tbl>
       <w:tblPr>
         <w:tblStyle w:val="FigureTable"/>
@@ -3536,7 +4931,7 @@
         <w:t xml:space="preserve">metadata.</w:t>
       </w:r>
     </w:p>
-    <w:bookmarkEnd w:id="31"/>
+    <w:bookmarkEnd w:id="35"/>
     <w:p>
       <w:pPr>
         <w:pStyle w:val="FirstParagraph"/>
@@ -3701,7 +5096,7 @@
         <w:t xml:space="preserve">.</w:t>
       </w:r>
     </w:p>
-    <w:bookmarkStart w:id="32" w:name="_694c7316b89815de67486ff8cd3b36970e51cee"/>
+    <w:bookmarkStart w:id="36" w:name="_694c7316b89815de67486ff8cd3b36970e51cee"/>
     <w:p>
       <w:pPr>
         <w:pStyle w:val="TableCaption"/>
@@ -3946,7 +5341,7 @@
         </w:tc>
       </w:tr>
     </w:tbl>
-    <w:bookmarkEnd w:id="32"/>
+    <w:bookmarkEnd w:id="36"/>
     <w:p>
       <w:pPr>
         <w:pStyle w:val="FirstParagraph"/>
@@ -3979,7 +5374,22 @@
         <w:t xml:space="preserve"> </w:t>
       </w:r>
       <w:r>
-        <w:t xml:space="preserve">group require</w:t>
+        <w:t xml:space="preserve">group and all broadcast control endpoints in</w:t>
+      </w:r>
+      <w:r>
+        <w:t xml:space="preserve"> </w:t>
+      </w:r>
+      <w:r>
+        <w:rPr>
+          <w:rStyle w:val="VerbatimChar"/>
+        </w:rPr>
+        <w:t xml:space="preserve">LiveStudioController</w:t>
+      </w:r>
+      <w:r>
+        <w:t xml:space="preserve"> </w:t>
+      </w:r>
+      <w:r>
+        <w:t xml:space="preserve">require</w:t>
       </w:r>
       <w:r>
         <w:t xml:space="preserve"> </w:t>
@@ -4016,11 +5426,11 @@
       <w:pPr>
         <w:pStyle w:val="Heading2"/>
       </w:pPr>
-      <w:bookmarkStart w:id="33" w:name="_ffdbc8b6c442076ffe228004aeae3ec192c781c"/>
+      <w:bookmarkStart w:id="37" w:name="_ffdbc8b6c442076ffe228004aeae3ec192c781c"/>
       <w:r>
         <w:t xml:space="preserve">Broadcast Schedule Conflict Detection</w:t>
       </w:r>
-      <w:bookmarkEnd w:id="33"/>
+      <w:bookmarkEnd w:id="37"/>
     </w:p>
     <w:p>
       <w:pPr>
@@ -4125,7 +5535,7 @@
         <w:t xml:space="preserve">existing one starts.</w:t>
       </w:r>
     </w:p>
-    <w:bookmarkStart w:id="34" w:name="_554391987a26b3504661cda24fc87077844810c"/>
+    <w:bookmarkStart w:id="38" w:name="_554391987a26b3504661cda24fc87077844810c"/>
     <w:tbl>
       <w:tblPr>
         <w:tblStyle w:val="FigureTable"/>
@@ -4152,7 +5562,7 @@
         <w:t xml:space="preserve">containment. A schedule on a different channel causes no conflict.</w:t>
       </w:r>
     </w:p>
-    <w:bookmarkEnd w:id="34"/>
+    <w:bookmarkEnd w:id="38"/>
     <w:p>
       <w:pPr>
         <w:pStyle w:val="FirstParagraph"/>
@@ -4637,42 +6047,105 @@
       <w:pPr>
         <w:pStyle w:val="Heading2"/>
       </w:pPr>
-      <w:bookmarkStart w:id="35" w:name="_e87ad5e2a3a0e3fafe5818a749c7cf1d54eaf41"/>
-      <w:r>
-        <w:t xml:space="preserve">24/7 EPG Filler Mechanism</w:t>
-      </w:r>
-      <w:bookmarkEnd w:id="35"/>
+      <w:bookmarkStart w:id="39" w:name="_3c96e9e83f6998369757a68492fb28929048320"/>
+      <w:r>
+        <w:t xml:space="preserve">Live Studio Controller and Real-Time LiveStream Operations</w:t>
+      </w:r>
+      <w:bookmarkEnd w:id="39"/>
     </w:p>
     <w:p>
       <w:pPr>
         <w:pStyle w:val="FirstParagraph"/>
       </w:pPr>
       <w:r>
-        <w:t xml:space="preserve">Because channels originate only a handful of productions per day, the</w:t>
-      </w:r>
-      <w:r>
-        <w:t xml:space="preserve"> </w:t>
-      </w:r>
-      <w:r>
-        <w:t xml:space="preserve">24-hour EPG grid is materialised by</w:t>
-      </w:r>
-      <w:r>
-        <w:t xml:space="preserve"> </w:t>
-      </w:r>
-      <w:r>
-        <w:rPr>
-          <w:rStyle w:val="VerbatimChar"/>
-        </w:rPr>
-        <w:t xml:space="preserve">EpgScheduleFillerService</w:t>
-      </w:r>
-      <w:r>
-        <w:t xml:space="preserve">.</w:t>
-      </w:r>
-      <w:r>
-        <w:t xml:space="preserve"> </w:t>
-      </w:r>
-      <w:r>
-        <w:t xml:space="preserve">The service guarantees five properties demanded by the design.</w:t>
+        <w:t xml:space="preserve">The</w:t>
+      </w:r>
+      <w:r>
+        <w:t xml:space="preserve"> </w:t>
+      </w:r>
+      <w:r>
+        <w:rPr>
+          <w:rStyle w:val="VerbatimChar"/>
+        </w:rPr>
+        <w:t xml:space="preserve">programs</w:t>
+      </w:r>
+      <w:r>
+        <w:t xml:space="preserve"> </w:t>
+      </w:r>
+      <w:r>
+        <w:t xml:space="preserve">module exposes two dedicated controllers for live broadcasting:</w:t>
+      </w:r>
+      <w:r>
+        <w:t xml:space="preserve"> </w:t>
+      </w:r>
+      <w:r>
+        <w:rPr>
+          <w:rStyle w:val="VerbatimChar"/>
+        </w:rPr>
+        <w:t xml:space="preserve">LiveStudioController</w:t>
+      </w:r>
+      <w:r>
+        <w:t xml:space="preserve"> </w:t>
+      </w:r>
+      <w:r>
+        <w:t xml:space="preserve">(</w:t>
+      </w:r>
+      <w:r>
+        <w:rPr>
+          <w:rStyle w:val="VerbatimChar"/>
+        </w:rPr>
+        <w:t xml:space="preserve">backend/src/programs/live-studio.controller.ts</w:t>
+      </w:r>
+      <w:r>
+        <w:t xml:space="preserve">) and</w:t>
+      </w:r>
+      <w:r>
+        <w:t xml:space="preserve"> </w:t>
+      </w:r>
+      <w:r>
+        <w:rPr>
+          <w:rStyle w:val="VerbatimChar"/>
+        </w:rPr>
+        <w:t xml:space="preserve">SocialController</w:t>
+      </w:r>
+      <w:r>
+        <w:t xml:space="preserve"> </w:t>
+      </w:r>
+      <w:r>
+        <w:t xml:space="preserve">(</w:t>
+      </w:r>
+      <w:r>
+        <w:rPr>
+          <w:rStyle w:val="VerbatimChar"/>
+        </w:rPr>
+        <w:t xml:space="preserve">backend/src/programs/social.controller.ts</w:t>
+      </w:r>
+      <w:r>
+        <w:t xml:space="preserve">), working in tandem with</w:t>
+      </w:r>
+      <w:r>
+        <w:t xml:space="preserve"> </w:t>
+      </w:r>
+      <w:r>
+        <w:rPr>
+          <w:rStyle w:val="VerbatimChar"/>
+        </w:rPr>
+        <w:t xml:space="preserve">LiveStreamGateway</w:t>
+      </w:r>
+      <w:r>
+        <w:t xml:space="preserve"> </w:t>
+      </w:r>
+      <w:r>
+        <w:t xml:space="preserve">(</w:t>
+      </w:r>
+      <w:r>
+        <w:rPr>
+          <w:rStyle w:val="VerbatimChar"/>
+        </w:rPr>
+        <w:t xml:space="preserve">backend/src/websocket/live-stream.gateway.ts</w:t>
+      </w:r>
+      <w:r>
+        <w:t xml:space="preserve">). The complete live studio and viewer room lifecycle spans six technical operations:</w:t>
       </w:r>
     </w:p>
     <w:p>
@@ -4680,7 +6153,7 @@
         <w:pStyle w:val="FirstParagraph"/>
         <w:numPr>
           <w:ilvl w:val="0"/>
-          <w:numId w:val="1004"/>
+          <w:numId w:val="1005"/>
         </w:numPr>
       </w:pPr>
       <w:r>
@@ -4688,25 +6161,118 @@
           <w:b/>
           <w:bCs/>
         </w:rPr>
-        <w:t xml:space="preserve">No empty days.</w:t>
-      </w:r>
-      <w:r>
-        <w:t xml:space="preserve"> </w:t>
-      </w:r>
-      <w:r>
-        <w:t xml:space="preserve">Every channel-day grid covers the full 24</w:t>
-      </w:r>
-      <w:r>
-        <w:t xml:space="preserve"> </w:t>
-      </w:r>
-      <w:r>
-        <w:t xml:space="preserve">hours, so the day filter in the user interface always has content to</w:t>
-      </w:r>
-      <w:r>
-        <w:t xml:space="preserve"> </w:t>
-      </w:r>
-      <w:r>
-        <w:t xml:space="preserve">render.</w:t>
+        <w:t xml:space="preserve">Mode 1 — Curated VOD Broadcast (</w:t>
+      </w:r>
+      <w:r>
+        <w:rPr>
+          <w:rStyle w:val="VerbatimChar"/>
+          <w:b/>
+          <w:bCs/>
+        </w:rPr>
+        <w:t xml:space="preserve">POST /programs/studio/curate-live</w:t>
+      </w:r>
+      <w:r>
+        <w:rPr>
+          <w:b/>
+          <w:bCs/>
+        </w:rPr>
+        <w:t xml:space="preserve">):</w:t>
+      </w:r>
+      <w:r>
+        <w:t xml:space="preserve"> </w:t>
+      </w:r>
+      <w:r>
+        <w:t xml:space="preserve">Allows producers (</w:t>
+      </w:r>
+      <w:r>
+        <w:rPr>
+          <w:rStyle w:val="VerbatimChar"/>
+        </w:rPr>
+        <w:t xml:space="preserve">STAFF</w:t>
+      </w:r>
+      <w:r>
+        <w:t xml:space="preserve">/</w:t>
+      </w:r>
+      <w:r>
+        <w:rPr>
+          <w:rStyle w:val="VerbatimChar"/>
+        </w:rPr>
+        <w:t xml:space="preserve">ADMIN</w:t>
+      </w:r>
+      <w:r>
+        <w:t xml:space="preserve">) to select one or more</w:t>
+      </w:r>
+      <w:r>
+        <w:t xml:space="preserve"> </w:t>
+      </w:r>
+      <w:r>
+        <w:rPr>
+          <w:rStyle w:val="VerbatimChar"/>
+        </w:rPr>
+        <w:t xml:space="preserve">recordingIds</w:t>
+      </w:r>
+      <w:r>
+        <w:t xml:space="preserve"> </w:t>
+      </w:r>
+      <w:r>
+        <w:t xml:space="preserve">from the channel or global VOD library for immediate broadcast. The service enforces an Anti-Piracy Guard (rejecting unauthorised YouTube/Twitch/Vimeo URLs), atomically ends any previous</w:t>
+      </w:r>
+      <w:r>
+        <w:t xml:space="preserve"> </w:t>
+      </w:r>
+      <w:r>
+        <w:rPr>
+          <w:rStyle w:val="VerbatimChar"/>
+        </w:rPr>
+        <w:t xml:space="preserve">LIVE</w:t>
+      </w:r>
+      <w:r>
+        <w:t xml:space="preserve"> </w:t>
+      </w:r>
+      <w:r>
+        <w:t xml:space="preserve">event on the same channel, creates the new</w:t>
+      </w:r>
+      <w:r>
+        <w:t xml:space="preserve"> </w:t>
+      </w:r>
+      <w:r>
+        <w:rPr>
+          <w:rStyle w:val="VerbatimChar"/>
+        </w:rPr>
+        <w:t xml:space="preserve">LiveEvent</w:t>
+      </w:r>
+      <w:r>
+        <w:t xml:space="preserve"> </w:t>
+      </w:r>
+      <w:r>
+        <w:t xml:space="preserve">with a multi-item</w:t>
+      </w:r>
+      <w:r>
+        <w:t xml:space="preserve"> </w:t>
+      </w:r>
+      <w:r>
+        <w:rPr>
+          <w:rStyle w:val="VerbatimChar"/>
+        </w:rPr>
+        <w:t xml:space="preserve">lineup</w:t>
+      </w:r>
+      <w:r>
+        <w:t xml:space="preserve">, and emits</w:t>
+      </w:r>
+      <w:r>
+        <w:t xml:space="preserve"> </w:t>
+      </w:r>
+      <w:r>
+        <w:rPr>
+          <w:rStyle w:val="VerbatimChar"/>
+        </w:rPr>
+        <w:t xml:space="preserve">live:started</w:t>
+      </w:r>
+      <w:r>
+        <w:t xml:space="preserve"> </w:t>
+      </w:r>
+      <w:r>
+        <w:t xml:space="preserve">over Socket.IO.</w:t>
       </w:r>
     </w:p>
     <w:p>
@@ -4714,7 +6280,7 @@
         <w:pStyle w:val="FirstParagraph"/>
         <w:numPr>
           <w:ilvl w:val="0"/>
-          <w:numId w:val="1004"/>
+          <w:numId w:val="1005"/>
         </w:numPr>
       </w:pPr>
       <w:r>
@@ -4722,34 +6288,209 @@
           <w:b/>
           <w:bCs/>
         </w:rPr>
-        <w:t xml:space="preserve">Genre-aware selection.</w:t>
-      </w:r>
-      <w:r>
-        <w:t xml:space="preserve"> </w:t>
-      </w:r>
-      <w:r>
-        <w:t xml:space="preserve">Recordings whose</w:t>
-      </w:r>
-      <w:r>
-        <w:t xml:space="preserve"> </w:t>
-      </w:r>
-      <w:r>
-        <w:rPr>
-          <w:rStyle w:val="VerbatimChar"/>
-        </w:rPr>
-        <w:t xml:space="preserve">category</w:t>
-      </w:r>
-      <w:r>
-        <w:t xml:space="preserve"> </w:t>
-      </w:r>
-      <w:r>
-        <w:t xml:space="preserve">matches the channel category are preferred; the full library is used</w:t>
-      </w:r>
-      <w:r>
-        <w:t xml:space="preserve"> </w:t>
-      </w:r>
-      <w:r>
-        <w:t xml:space="preserve">only when nothing matches.</w:t>
+        <w:t xml:space="preserve">Mode 2 — Self-Record, Signed Direct Upload &amp; Webcam WHIP Live (</w:t>
+      </w:r>
+      <w:r>
+        <w:rPr>
+          <w:rStyle w:val="VerbatimChar"/>
+          <w:b/>
+          <w:bCs/>
+        </w:rPr>
+        <w:t xml:space="preserve">POST /programs/studio/self-record</w:t>
+      </w:r>
+      <w:r>
+        <w:rPr>
+          <w:b/>
+          <w:bCs/>
+        </w:rPr>
+        <w:t xml:space="preserve"> </w:t>
+      </w:r>
+      <w:r>
+        <w:rPr>
+          <w:b/>
+          <w:bCs/>
+        </w:rPr>
+        <w:t xml:space="preserve">&amp;</w:t>
+      </w:r>
+      <w:r>
+        <w:rPr>
+          <w:b/>
+          <w:bCs/>
+        </w:rPr>
+        <w:t xml:space="preserve"> </w:t>
+      </w:r>
+      <w:r>
+        <w:rPr>
+          <w:rStyle w:val="VerbatimChar"/>
+          <w:b/>
+          <w:bCs/>
+        </w:rPr>
+        <w:t xml:space="preserve">/live/webcam/start</w:t>
+      </w:r>
+      <w:r>
+        <w:rPr>
+          <w:b/>
+          <w:bCs/>
+        </w:rPr>
+        <w:t xml:space="preserve">):</w:t>
+      </w:r>
+      <w:r>
+        <w:t xml:space="preserve"> </w:t>
+      </w:r>
+      <w:r>
+        <w:t xml:space="preserve">Supports two workflows:</w:t>
+      </w:r>
+      <w:r>
+        <w:t xml:space="preserve"> </w:t>
+      </w:r>
+      <w:r>
+        <w:t xml:space="preserve">(a)</w:t>
+      </w:r>
+      <w:r>
+        <w:t xml:space="preserve"> </w:t>
+      </w:r>
+      <w:r>
+        <w:rPr>
+          <w:i/>
+          <w:iCs/>
+        </w:rPr>
+        <w:t xml:space="preserve">Direct-to-Cloudinary Signed Upload</w:t>
+      </w:r>
+      <w:r>
+        <w:t xml:space="preserve">: the client obtains signed parameters via</w:t>
+      </w:r>
+      <w:r>
+        <w:t xml:space="preserve"> </w:t>
+      </w:r>
+      <w:r>
+        <w:rPr>
+          <w:rStyle w:val="VerbatimChar"/>
+        </w:rPr>
+        <w:t xml:space="preserve">POST /programs/studio/recordings/sign</w:t>
+      </w:r>
+      <w:r>
+        <w:t xml:space="preserve">, uploads MP4/WebM directly to Cloudinary with live speed/ETA telemetry, and invokes</w:t>
+      </w:r>
+      <w:r>
+        <w:t xml:space="preserve"> </w:t>
+      </w:r>
+      <w:r>
+        <w:rPr>
+          <w:rStyle w:val="VerbatimChar"/>
+        </w:rPr>
+        <w:t xml:space="preserve">self-record</w:t>
+      </w:r>
+      <w:r>
+        <w:t xml:space="preserve"> </w:t>
+      </w:r>
+      <w:r>
+        <w:t xml:space="preserve">with server-side media probing to go live immediately (</w:t>
+      </w:r>
+      <w:r>
+        <w:rPr>
+          <w:rStyle w:val="VerbatimChar"/>
+        </w:rPr>
+        <w:t xml:space="preserve">IMMEDIATE</w:t>
+      </w:r>
+      <w:r>
+        <w:t xml:space="preserve">), schedule (</w:t>
+      </w:r>
+      <w:r>
+        <w:rPr>
+          <w:rStyle w:val="VerbatimChar"/>
+        </w:rPr>
+        <w:t xml:space="preserve">SCHEDULED</w:t>
+      </w:r>
+      <w:r>
+        <w:t xml:space="preserve">), or save as</w:t>
+      </w:r>
+      <w:r>
+        <w:t xml:space="preserve"> </w:t>
+      </w:r>
+      <w:r>
+        <w:rPr>
+          <w:rStyle w:val="VerbatimChar"/>
+        </w:rPr>
+        <w:t xml:space="preserve">PRIVATE</w:t>
+      </w:r>
+      <w:r>
+        <w:t xml:space="preserve"> </w:t>
+      </w:r>
+      <w:r>
+        <w:t xml:space="preserve">draft, complete with orphan asset cleanup (</w:t>
+      </w:r>
+      <w:r>
+        <w:rPr>
+          <w:rStyle w:val="VerbatimChar"/>
+        </w:rPr>
+        <w:t xml:space="preserve">DELETE /programs/studio/recordings/orphan</w:t>
+      </w:r>
+      <w:r>
+        <w:t xml:space="preserve">).</w:t>
+      </w:r>
+      <w:r>
+        <w:t xml:space="preserve"> </w:t>
+      </w:r>
+      <w:r>
+        <w:t xml:space="preserve">(b)</w:t>
+      </w:r>
+      <w:r>
+        <w:t xml:space="preserve"> </w:t>
+      </w:r>
+      <w:r>
+        <w:rPr>
+          <w:i/>
+          <w:iCs/>
+        </w:rPr>
+        <w:t xml:space="preserve">WebRTC WHIP Direct Camera/Screen Streaming</w:t>
+      </w:r>
+      <w:r>
+        <w:t xml:space="preserve">: the client calls</w:t>
+      </w:r>
+      <w:r>
+        <w:t xml:space="preserve"> </w:t>
+      </w:r>
+      <w:r>
+        <w:rPr>
+          <w:rStyle w:val="VerbatimChar"/>
+        </w:rPr>
+        <w:t xml:space="preserve">POST /programs/studio/live/webcam/start</w:t>
+      </w:r>
+      <w:r>
+        <w:t xml:space="preserve"> </w:t>
+      </w:r>
+      <w:r>
+        <w:t xml:space="preserve">to allocate a</w:t>
+      </w:r>
+      <w:r>
+        <w:t xml:space="preserve"> </w:t>
+      </w:r>
+      <w:r>
+        <w:rPr>
+          <w:rStyle w:val="VerbatimChar"/>
+        </w:rPr>
+        <w:t xml:space="preserve">streamKey</w:t>
+      </w:r>
+      <w:r>
+        <w:t xml:space="preserve">, publishes camera or screen media via WebRTC WHIP to MediaMTX (</w:t>
+      </w:r>
+      <w:r>
+        <w:rPr>
+          <w:rStyle w:val="VerbatimChar"/>
+        </w:rPr>
+        <w:t xml:space="preserve">:8889/whip</w:t>
+      </w:r>
+      <w:r>
+        <w:t xml:space="preserve">), and serves low-latency HLS (</w:t>
+      </w:r>
+      <w:r>
+        <w:rPr>
+          <w:rStyle w:val="VerbatimChar"/>
+        </w:rPr>
+        <w:t xml:space="preserve">.m3u8</w:t>
+      </w:r>
+      <w:r>
+        <w:t xml:space="preserve">) to all viewers.</w:t>
       </w:r>
     </w:p>
     <w:p>
@@ -4757,7 +6498,7 @@
         <w:pStyle w:val="FirstParagraph"/>
         <w:numPr>
           <w:ilvl w:val="0"/>
-          <w:numId w:val="1004"/>
+          <w:numId w:val="1005"/>
         </w:numPr>
       </w:pPr>
       <w:r>
@@ -4765,61 +6506,61 @@
           <w:b/>
           <w:bCs/>
         </w:rPr>
-        <w:t xml:space="preserve">Episode splitting.</w:t>
-      </w:r>
-      <w:r>
-        <w:t xml:space="preserve"> </w:t>
-      </w:r>
-      <w:r>
-        <w:t xml:space="preserve">Recordings longer than</w:t>
-      </w:r>
-      <w:r>
-        <w:t xml:space="preserve"> </w:t>
-      </w:r>
-      <w:r>
-        <w:rPr>
-          <w:rStyle w:val="VerbatimChar"/>
-        </w:rPr>
-        <w:t xml:space="preserve">LONG_PROGRAM_MINUTES</w:t>
-      </w:r>
-      <w:r>
-        <w:t xml:space="preserve"> </w:t>
-      </w:r>
-      <w:r>
-        <w:t xml:space="preserve">are split into chunks of</w:t>
-      </w:r>
-      <w:r>
-        <w:t xml:space="preserve"> </w:t>
-      </w:r>
-      <w:r>
-        <w:rPr>
-          <w:rStyle w:val="VerbatimChar"/>
-        </w:rPr>
-        <w:t xml:space="preserve">EPISODE_MINUTES</w:t>
-      </w:r>
-      <w:r>
-        <w:t xml:space="preserve"> </w:t>
-      </w:r>
-      <w:r>
-        <w:t xml:space="preserve">so the grid exposes</w:t>
-      </w:r>
-      <w:r>
-        <w:t xml:space="preserve"> </w:t>
-      </w:r>
-      <w:r>
-        <w:t xml:space="preserve">“Episode 1 / Episode</w:t>
-      </w:r>
-      <w:r>
-        <w:t xml:space="preserve"> </w:t>
-      </w:r>
-      <w:r>
-        <w:t xml:space="preserve">2 / ...”</w:t>
-      </w:r>
-      <w:r>
-        <w:t xml:space="preserve"> </w:t>
-      </w:r>
-      <w:r>
-        <w:t xml:space="preserve">entries instead of one massive block.</w:t>
+        <w:t xml:space="preserve">Mode 3 — Verified Public Stream Catalog (</w:t>
+      </w:r>
+      <w:r>
+        <w:rPr>
+          <w:rStyle w:val="VerbatimChar"/>
+          <w:b/>
+          <w:bCs/>
+        </w:rPr>
+        <w:t xml:space="preserve">GET /programs/studio/public-catalog</w:t>
+      </w:r>
+      <w:r>
+        <w:rPr>
+          <w:b/>
+          <w:bCs/>
+        </w:rPr>
+        <w:t xml:space="preserve">):</w:t>
+      </w:r>
+      <w:r>
+        <w:t xml:space="preserve"> </w:t>
+      </w:r>
+      <w:r>
+        <w:t xml:space="preserve">Provides a curated catalog of royalty-free HLS and MP4 streams from Mux, Cloudinary and Internet Archive. Producers can filter by format, import with one click (</w:t>
+      </w:r>
+      <w:r>
+        <w:rPr>
+          <w:rStyle w:val="VerbatimChar"/>
+        </w:rPr>
+        <w:t xml:space="preserve">POST /programs/studio/recordings/library/from-catalog</w:t>
+      </w:r>
+      <w:r>
+        <w:t xml:space="preserve">), or register custom stream URLs with automated</w:t>
+      </w:r>
+      <w:r>
+        <w:t xml:space="preserve"> </w:t>
+      </w:r>
+      <w:r>
+        <w:rPr>
+          <w:rStyle w:val="VerbatimChar"/>
+        </w:rPr>
+        <w:t xml:space="preserve">HEAD</w:t>
+      </w:r>
+      <w:r>
+        <w:t xml:space="preserve"> </w:t>
+      </w:r>
+      <w:r>
+        <w:t xml:space="preserve">probing (</w:t>
+      </w:r>
+      <w:r>
+        <w:rPr>
+          <w:rStyle w:val="VerbatimChar"/>
+        </w:rPr>
+        <w:t xml:space="preserve">POST /programs/studio/recordings/library</w:t>
+      </w:r>
+      <w:r>
+        <w:t xml:space="preserve">).</w:t>
       </w:r>
     </w:p>
     <w:p>
@@ -4827,7 +6568,7 @@
         <w:pStyle w:val="FirstParagraph"/>
         <w:numPr>
           <w:ilvl w:val="0"/>
-          <w:numId w:val="1004"/>
+          <w:numId w:val="1005"/>
         </w:numPr>
       </w:pPr>
       <w:r>
@@ -4835,40 +6576,70 @@
           <w:b/>
           <w:bCs/>
         </w:rPr>
-        <w:t xml:space="preserve">Limited replay.</w:t>
-      </w:r>
-      <w:r>
-        <w:t xml:space="preserve"> </w:t>
-      </w:r>
-      <w:r>
-        <w:t xml:space="preserve">The same recording or episode may appear at</w:t>
-      </w:r>
-      <w:r>
-        <w:t xml:space="preserve"> </w:t>
-      </w:r>
-      <w:r>
-        <w:t xml:space="preserve">most</w:t>
-      </w:r>
-      <w:r>
-        <w:t xml:space="preserve"> </w:t>
-      </w:r>
-      <w:r>
-        <w:rPr>
-          <w:rStyle w:val="VerbatimChar"/>
-        </w:rPr>
-        <w:t xml:space="preserve">MAX_REPEATS_PER_ITEM_PER_DAY</w:t>
-      </w:r>
-      <w:r>
-        <w:t xml:space="preserve"> </w:t>
-      </w:r>
-      <w:r>
-        <w:t xml:space="preserve">times in a single</w:t>
-      </w:r>
-      <w:r>
-        <w:t xml:space="preserve"> </w:t>
-      </w:r>
-      <w:r>
-        <w:t xml:space="preserve">day, so viewers never see an episode loop endlessly.</w:t>
+        <w:t xml:space="preserve">On-the-Fly Program Switching (</w:t>
+      </w:r>
+      <w:r>
+        <w:rPr>
+          <w:rStyle w:val="VerbatimChar"/>
+          <w:b/>
+          <w:bCs/>
+        </w:rPr>
+        <w:t xml:space="preserve">POST /programs/studio/events/:eventId/switch-program</w:t>
+      </w:r>
+      <w:r>
+        <w:rPr>
+          <w:b/>
+          <w:bCs/>
+        </w:rPr>
+        <w:t xml:space="preserve">):</w:t>
+      </w:r>
+      <w:r>
+        <w:t xml:space="preserve"> </w:t>
+      </w:r>
+      <w:r>
+        <w:t xml:space="preserve">When a live event contains multiple lineup items or a producer switches to another recording mid-broadcast, this endpoint updates the active</w:t>
+      </w:r>
+      <w:r>
+        <w:t xml:space="preserve"> </w:t>
+      </w:r>
+      <w:r>
+        <w:rPr>
+          <w:rStyle w:val="VerbatimChar"/>
+        </w:rPr>
+        <w:t xml:space="preserve">streamUrl</w:t>
+      </w:r>
+      <w:r>
+        <w:t xml:space="preserve"> </w:t>
+      </w:r>
+      <w:r>
+        <w:t xml:space="preserve">and broadcasts</w:t>
+      </w:r>
+      <w:r>
+        <w:t xml:space="preserve"> </w:t>
+      </w:r>
+      <w:r>
+        <w:rPr>
+          <w:rStyle w:val="VerbatimChar"/>
+        </w:rPr>
+        <w:t xml:space="preserve">live:program:changed</w:t>
+      </w:r>
+      <w:r>
+        <w:t xml:space="preserve"> </w:t>
+      </w:r>
+      <w:r>
+        <w:t xml:space="preserve">to room</w:t>
+      </w:r>
+      <w:r>
+        <w:t xml:space="preserve"> </w:t>
+      </w:r>
+      <w:r>
+        <w:rPr>
+          <w:rStyle w:val="VerbatimChar"/>
+        </w:rPr>
+        <w:t xml:space="preserve">event:&lt;eventId&gt;</w:t>
+      </w:r>
+      <w:r>
+        <w:t xml:space="preserve">. All connected viewers seamlessly transition to the new video stream without losing their chat session or WebSocket connection.</w:t>
       </w:r>
     </w:p>
     <w:p>
@@ -4876,7 +6647,7 @@
         <w:pStyle w:val="FirstParagraph"/>
         <w:numPr>
           <w:ilvl w:val="0"/>
-          <w:numId w:val="1004"/>
+          <w:numId w:val="1005"/>
         </w:numPr>
       </w:pPr>
       <w:r>
@@ -4884,6 +6655,523 @@
           <w:b/>
           <w:bCs/>
         </w:rPr>
+        <w:t xml:space="preserve">Bi-Directional Room Interaction via</w:t>
+      </w:r>
+      <w:r>
+        <w:rPr>
+          <w:b/>
+          <w:bCs/>
+        </w:rPr>
+        <w:t xml:space="preserve"> </w:t>
+      </w:r>
+      <w:r>
+        <w:rPr>
+          <w:rStyle w:val="VerbatimChar"/>
+          <w:b/>
+          <w:bCs/>
+        </w:rPr>
+        <w:t xml:space="preserve">LiveStreamGateway</w:t>
+      </w:r>
+      <w:r>
+        <w:rPr>
+          <w:b/>
+          <w:bCs/>
+        </w:rPr>
+        <w:t xml:space="preserve"> </w:t>
+      </w:r>
+      <w:r>
+        <w:rPr>
+          <w:b/>
+          <w:bCs/>
+        </w:rPr>
+        <w:t xml:space="preserve">(</w:t>
+      </w:r>
+      <w:r>
+        <w:rPr>
+          <w:rStyle w:val="VerbatimChar"/>
+          <w:b/>
+          <w:bCs/>
+        </w:rPr>
+        <w:t xml:space="preserve">/live</w:t>
+      </w:r>
+      <w:r>
+        <w:rPr>
+          <w:b/>
+          <w:bCs/>
+        </w:rPr>
+        <w:t xml:space="preserve">):</w:t>
+      </w:r>
+      <w:r>
+        <w:t xml:space="preserve"> </w:t>
+      </w:r>
+      <w:r>
+        <w:t xml:space="preserve">Joining a room (</w:t>
+      </w:r>
+      <w:r>
+        <w:rPr>
+          <w:rStyle w:val="VerbatimChar"/>
+        </w:rPr>
+        <w:t xml:space="preserve">subscribe:event</w:t>
+      </w:r>
+      <w:r>
+        <w:t xml:space="preserve">) increments the in-memory and database-persisted viewer counter (</w:t>
+      </w:r>
+      <w:r>
+        <w:rPr>
+          <w:rStyle w:val="VerbatimChar"/>
+        </w:rPr>
+        <w:t xml:space="preserve">LiveEvent.viewerCount</w:t>
+      </w:r>
+      <w:r>
+        <w:t xml:space="preserve">) and broadcasts</w:t>
+      </w:r>
+      <w:r>
+        <w:t xml:space="preserve"> </w:t>
+      </w:r>
+      <w:r>
+        <w:rPr>
+          <w:rStyle w:val="VerbatimChar"/>
+        </w:rPr>
+        <w:t xml:space="preserve">live:viewerCount</w:t>
+      </w:r>
+      <w:r>
+        <w:t xml:space="preserve">. Viewers engage through live chat (</w:t>
+      </w:r>
+      <w:r>
+        <w:rPr>
+          <w:rStyle w:val="VerbatimChar"/>
+        </w:rPr>
+        <w:t xml:space="preserve">live:chat</w:t>
+      </w:r>
+      <w:r>
+        <w:t xml:space="preserve">), threaded replies (</w:t>
+      </w:r>
+      <w:r>
+        <w:rPr>
+          <w:rStyle w:val="VerbatimChar"/>
+        </w:rPr>
+        <w:t xml:space="preserve">parentId</w:t>
+      </w:r>
+      <w:r>
+        <w:t xml:space="preserve">), comment likes, and 0ms haptic floating emoji reactions (</w:t>
+      </w:r>
+      <w:r>
+        <w:rPr>
+          <w:rStyle w:val="VerbatimChar"/>
+        </w:rPr>
+        <w:t xml:space="preserve">HEART</w:t>
+      </w:r>
+      <w:r>
+        <w:t xml:space="preserve">,</w:t>
+      </w:r>
+      <w:r>
+        <w:t xml:space="preserve"> </w:t>
+      </w:r>
+      <w:r>
+        <w:rPr>
+          <w:rStyle w:val="VerbatimChar"/>
+        </w:rPr>
+        <w:t xml:space="preserve">FIRE</w:t>
+      </w:r>
+      <w:r>
+        <w:t xml:space="preserve">,</w:t>
+      </w:r>
+      <w:r>
+        <w:t xml:space="preserve"> </w:t>
+      </w:r>
+      <w:r>
+        <w:rPr>
+          <w:rStyle w:val="VerbatimChar"/>
+        </w:rPr>
+        <w:t xml:space="preserve">CLAP</w:t>
+      </w:r>
+      <w:r>
+        <w:t xml:space="preserve">,</w:t>
+      </w:r>
+      <w:r>
+        <w:t xml:space="preserve"> </w:t>
+      </w:r>
+      <w:r>
+        <w:rPr>
+          <w:rStyle w:val="VerbatimChar"/>
+        </w:rPr>
+        <w:t xml:space="preserve">WOW</w:t>
+      </w:r>
+      <w:r>
+        <w:t xml:space="preserve">/</w:t>
+      </w:r>
+      <w:r>
+        <w:rPr>
+          <w:rStyle w:val="VerbatimChar"/>
+        </w:rPr>
+        <w:t xml:space="preserve">PARTY</w:t>
+      </w:r>
+      <w:r>
+        <w:t xml:space="preserve">). Producers can broadcast pinned toast banners (</w:t>
+      </w:r>
+      <w:r>
+        <w:rPr>
+          <w:rStyle w:val="VerbatimChar"/>
+        </w:rPr>
+        <w:t xml:space="preserve">broadcaster:message</w:t>
+      </w:r>
+      <w:r>
+        <w:t xml:space="preserve">), delete inappropriate messages (</w:t>
+      </w:r>
+      <w:r>
+        <w:rPr>
+          <w:rStyle w:val="VerbatimChar"/>
+        </w:rPr>
+        <w:t xml:space="preserve">chat:delete</w:t>
+      </w:r>
+      <w:r>
+        <w:t xml:space="preserve"> </w:t>
+      </w:r>
+      <m:oMath>
+        <m:r>
+          <m:rPr>
+            <m:sty m:val="p"/>
+          </m:rPr>
+          <m:t>→</m:t>
+        </m:r>
+      </m:oMath>
+      <w:r>
+        <w:t xml:space="preserve"> </w:t>
+      </w:r>
+      <w:r>
+        <w:rPr>
+          <w:rStyle w:val="VerbatimChar"/>
+        </w:rPr>
+        <w:t xml:space="preserve">chat:deleted</w:t>
+      </w:r>
+      <w:r>
+        <w:t xml:space="preserve">), or stop the broadcast (</w:t>
+      </w:r>
+      <w:r>
+        <w:rPr>
+          <w:rStyle w:val="VerbatimChar"/>
+        </w:rPr>
+        <w:t xml:space="preserve">POST /programs/studio/live-events/:eventId/stop</w:t>
+      </w:r>
+      <w:r>
+        <w:t xml:space="preserve"> </w:t>
+      </w:r>
+      <w:r>
+        <w:t xml:space="preserve">with</w:t>
+      </w:r>
+      <w:r>
+        <w:t xml:space="preserve"> </w:t>
+      </w:r>
+      <w:r>
+        <w:rPr>
+          <w:rStyle w:val="VerbatimChar"/>
+        </w:rPr>
+        <w:t xml:space="preserve">keepAsVod</w:t>
+      </w:r>
+      <w:r>
+        <w:t xml:space="preserve">).</w:t>
+      </w:r>
+    </w:p>
+    <w:p>
+      <w:pPr>
+        <w:pStyle w:val="FirstParagraph"/>
+        <w:numPr>
+          <w:ilvl w:val="0"/>
+          <w:numId w:val="1005"/>
+        </w:numPr>
+      </w:pPr>
+      <w:r>
+        <w:rPr>
+          <w:b/>
+          <w:bCs/>
+        </w:rPr>
+        <w:t xml:space="preserve">Super Chat &amp; Live Donations (</w:t>
+      </w:r>
+      <w:r>
+        <w:rPr>
+          <w:rStyle w:val="VerbatimChar"/>
+          <w:b/>
+          <w:bCs/>
+        </w:rPr>
+        <w:t xml:space="preserve">StreamDonation</w:t>
+      </w:r>
+      <w:r>
+        <w:rPr>
+          <w:b/>
+          <w:bCs/>
+        </w:rPr>
+        <w:t xml:space="preserve">):</w:t>
+      </w:r>
+      <w:r>
+        <w:t xml:space="preserve"> </w:t>
+      </w:r>
+      <w:r>
+        <w:t xml:space="preserve">Viewers in the live room can support creators across 6 preset gift tiers with custom messages and payment methods, updating the streamer’s wallet balance and triggering a celebratory overlay across the room via</w:t>
+      </w:r>
+      <w:r>
+        <w:t xml:space="preserve"> </w:t>
+      </w:r>
+      <w:r>
+        <w:rPr>
+          <w:rStyle w:val="VerbatimChar"/>
+        </w:rPr>
+        <w:t xml:space="preserve">live:donation:received</w:t>
+      </w:r>
+      <w:r>
+        <w:t xml:space="preserve">.</w:t>
+      </w:r>
+    </w:p>
+    <w:p>
+      <w:pPr>
+        <w:pStyle w:val="Heading2"/>
+      </w:pPr>
+      <w:bookmarkStart w:id="40" w:name="_e87ad5e2a3a0e3fafe5818a749c7cf1d54eaf41"/>
+      <w:r>
+        <w:t xml:space="preserve">24/7 EPG Filler Mechanism</w:t>
+      </w:r>
+      <w:bookmarkEnd w:id="40"/>
+    </w:p>
+    <w:p>
+      <w:pPr>
+        <w:pStyle w:val="FirstParagraph"/>
+      </w:pPr>
+      <w:r>
+        <w:t xml:space="preserve">Because channels originate only a handful of productions per day, the</w:t>
+      </w:r>
+      <w:r>
+        <w:t xml:space="preserve"> </w:t>
+      </w:r>
+      <w:r>
+        <w:t xml:space="preserve">24-hour EPG grid is materialised by</w:t>
+      </w:r>
+      <w:r>
+        <w:t xml:space="preserve"> </w:t>
+      </w:r>
+      <w:r>
+        <w:rPr>
+          <w:rStyle w:val="VerbatimChar"/>
+        </w:rPr>
+        <w:t xml:space="preserve">EpgScheduleFillerService</w:t>
+      </w:r>
+      <w:r>
+        <w:t xml:space="preserve">.</w:t>
+      </w:r>
+      <w:r>
+        <w:t xml:space="preserve"> </w:t>
+      </w:r>
+      <w:r>
+        <w:t xml:space="preserve">The service guarantees five properties demanded by the design:</w:t>
+      </w:r>
+    </w:p>
+    <w:p>
+      <w:pPr>
+        <w:pStyle w:val="FirstParagraph"/>
+        <w:numPr>
+          <w:ilvl w:val="0"/>
+          <w:numId w:val="1006"/>
+        </w:numPr>
+      </w:pPr>
+      <w:r>
+        <w:rPr>
+          <w:b/>
+          <w:bCs/>
+        </w:rPr>
+        <w:t xml:space="preserve">No empty days.</w:t>
+      </w:r>
+      <w:r>
+        <w:t xml:space="preserve"> </w:t>
+      </w:r>
+      <w:r>
+        <w:t xml:space="preserve">Every channel-day grid covers the full 24</w:t>
+      </w:r>
+      <w:r>
+        <w:t xml:space="preserve"> </w:t>
+      </w:r>
+      <w:r>
+        <w:t xml:space="preserve">hours, so the day filter in the user interface always has content to</w:t>
+      </w:r>
+      <w:r>
+        <w:t xml:space="preserve"> </w:t>
+      </w:r>
+      <w:r>
+        <w:t xml:space="preserve">render.</w:t>
+      </w:r>
+    </w:p>
+    <w:p>
+      <w:pPr>
+        <w:pStyle w:val="FirstParagraph"/>
+        <w:numPr>
+          <w:ilvl w:val="0"/>
+          <w:numId w:val="1006"/>
+        </w:numPr>
+      </w:pPr>
+      <w:r>
+        <w:rPr>
+          <w:b/>
+          <w:bCs/>
+        </w:rPr>
+        <w:t xml:space="preserve">Genre-aware selection.</w:t>
+      </w:r>
+      <w:r>
+        <w:t xml:space="preserve"> </w:t>
+      </w:r>
+      <w:r>
+        <w:t xml:space="preserve">Recordings whose</w:t>
+      </w:r>
+      <w:r>
+        <w:t xml:space="preserve"> </w:t>
+      </w:r>
+      <w:r>
+        <w:rPr>
+          <w:rStyle w:val="VerbatimChar"/>
+        </w:rPr>
+        <w:t xml:space="preserve">category</w:t>
+      </w:r>
+      <w:r>
+        <w:t xml:space="preserve"> </w:t>
+      </w:r>
+      <w:r>
+        <w:t xml:space="preserve">matches the channel category are preferred; the full library is used</w:t>
+      </w:r>
+      <w:r>
+        <w:t xml:space="preserve"> </w:t>
+      </w:r>
+      <w:r>
+        <w:t xml:space="preserve">only when nothing matches.</w:t>
+      </w:r>
+    </w:p>
+    <w:p>
+      <w:pPr>
+        <w:pStyle w:val="FirstParagraph"/>
+        <w:numPr>
+          <w:ilvl w:val="0"/>
+          <w:numId w:val="1006"/>
+        </w:numPr>
+      </w:pPr>
+      <w:r>
+        <w:rPr>
+          <w:b/>
+          <w:bCs/>
+        </w:rPr>
+        <w:t xml:space="preserve">Episode splitting.</w:t>
+      </w:r>
+      <w:r>
+        <w:t xml:space="preserve"> </w:t>
+      </w:r>
+      <w:r>
+        <w:t xml:space="preserve">Recordings longer than</w:t>
+      </w:r>
+      <w:r>
+        <w:t xml:space="preserve"> </w:t>
+      </w:r>
+      <w:r>
+        <w:rPr>
+          <w:rStyle w:val="VerbatimChar"/>
+        </w:rPr>
+        <w:t xml:space="preserve">LONG_PROGRAM_MINUTES</w:t>
+      </w:r>
+      <w:r>
+        <w:t xml:space="preserve"> </w:t>
+      </w:r>
+      <w:r>
+        <w:t xml:space="preserve">are split into chunks of</w:t>
+      </w:r>
+      <w:r>
+        <w:t xml:space="preserve"> </w:t>
+      </w:r>
+      <w:r>
+        <w:rPr>
+          <w:rStyle w:val="VerbatimChar"/>
+        </w:rPr>
+        <w:t xml:space="preserve">EPISODE_MINUTES</w:t>
+      </w:r>
+      <w:r>
+        <w:t xml:space="preserve"> </w:t>
+      </w:r>
+      <w:r>
+        <w:t xml:space="preserve">so the grid exposes</w:t>
+      </w:r>
+      <w:r>
+        <w:t xml:space="preserve"> </w:t>
+      </w:r>
+      <w:r>
+        <w:t xml:space="preserve">“Episode 1 / Episode</w:t>
+      </w:r>
+      <w:r>
+        <w:t xml:space="preserve"> </w:t>
+      </w:r>
+      <w:r>
+        <w:t xml:space="preserve">2 / ...”</w:t>
+      </w:r>
+      <w:r>
+        <w:t xml:space="preserve"> </w:t>
+      </w:r>
+      <w:r>
+        <w:t xml:space="preserve">entries instead of one massive block.</w:t>
+      </w:r>
+    </w:p>
+    <w:p>
+      <w:pPr>
+        <w:pStyle w:val="FirstParagraph"/>
+        <w:numPr>
+          <w:ilvl w:val="0"/>
+          <w:numId w:val="1006"/>
+        </w:numPr>
+      </w:pPr>
+      <w:r>
+        <w:rPr>
+          <w:b/>
+          <w:bCs/>
+        </w:rPr>
+        <w:t xml:space="preserve">Limited replay.</w:t>
+      </w:r>
+      <w:r>
+        <w:t xml:space="preserve"> </w:t>
+      </w:r>
+      <w:r>
+        <w:t xml:space="preserve">The same recording or episode may appear at</w:t>
+      </w:r>
+      <w:r>
+        <w:t xml:space="preserve"> </w:t>
+      </w:r>
+      <w:r>
+        <w:t xml:space="preserve">most</w:t>
+      </w:r>
+      <w:r>
+        <w:t xml:space="preserve"> </w:t>
+      </w:r>
+      <w:r>
+        <w:rPr>
+          <w:rStyle w:val="VerbatimChar"/>
+        </w:rPr>
+        <w:t xml:space="preserve">MAX_REPEATS_PER_ITEM_PER_DAY</w:t>
+      </w:r>
+      <w:r>
+        <w:t xml:space="preserve"> </w:t>
+      </w:r>
+      <w:r>
+        <w:t xml:space="preserve">times in a single</w:t>
+      </w:r>
+      <w:r>
+        <w:t xml:space="preserve"> </w:t>
+      </w:r>
+      <w:r>
+        <w:t xml:space="preserve">day, so viewers never see an episode loop endlessly.</w:t>
+      </w:r>
+    </w:p>
+    <w:p>
+      <w:pPr>
+        <w:pStyle w:val="FirstParagraph"/>
+        <w:numPr>
+          <w:ilvl w:val="0"/>
+          <w:numId w:val="1006"/>
+        </w:numPr>
+      </w:pPr>
+      <w:r>
+        <w:rPr>
+          <w:b/>
+          <w:bCs/>
+        </w:rPr>
         <w:t xml:space="preserve">Reproducible randomness.</w:t>
       </w:r>
       <w:r>
@@ -4983,11 +7271,11 @@
       <w:pPr>
         <w:pStyle w:val="Heading2"/>
       </w:pPr>
-      <w:bookmarkStart w:id="36" w:name="_0787eae50796a4a9342ac41f30fcf7b58e9de0a"/>
+      <w:bookmarkStart w:id="41" w:name="_0787eae50796a4a9342ac41f30fcf7b58e9de0a"/>
       <w:r>
         <w:t xml:space="preserve">Content Ingestion and Enrichment</w:t>
       </w:r>
-      <w:bookmarkEnd w:id="36"/>
+      <w:bookmarkEnd w:id="41"/>
     </w:p>
     <w:p>
       <w:pPr>
@@ -5072,7 +7360,7 @@
         <w:t xml:space="preserve">title matches.</w:t>
       </w:r>
     </w:p>
-    <w:bookmarkStart w:id="37" w:name="_5fece35109071a332305df328f4772e924582a4"/>
+    <w:bookmarkStart w:id="42" w:name="_5fece35109071a332305df328f4772e924582a4"/>
     <w:tbl>
       <w:tblPr>
         <w:tblStyle w:val="FigureTable"/>
@@ -5102,16 +7390,16 @@
         <w:t xml:space="preserve">database.</w:t>
       </w:r>
     </w:p>
-    <w:bookmarkEnd w:id="37"/>
+    <w:bookmarkEnd w:id="42"/>
     <w:p>
       <w:pPr>
         <w:pStyle w:val="Heading2"/>
       </w:pPr>
-      <w:bookmarkStart w:id="38" w:name="_9d654286d068c991e1190e5add282bd78c008e0"/>
+      <w:bookmarkStart w:id="43" w:name="_9d654286d068c991e1190e5add282bd78c008e0"/>
       <w:r>
         <w:t xml:space="preserve">Quality-Controlled AI Curation Assistant</w:t>
       </w:r>
-      <w:bookmarkEnd w:id="38"/>
+      <w:bookmarkEnd w:id="43"/>
     </w:p>
     <w:p>
       <w:pPr>
@@ -5151,7 +7439,7 @@
         <w:t xml:space="preserve"> </w:t>
       </w:r>
       <w:r>
-        <w:t xml:space="preserve">pipeline is designed around four principles.</w:t>
+        <w:t xml:space="preserve">pipeline is designed around four principles:</w:t>
       </w:r>
     </w:p>
     <w:p>
@@ -5159,7 +7447,7 @@
         <w:pStyle w:val="FirstParagraph"/>
         <w:numPr>
           <w:ilvl w:val="0"/>
-          <w:numId w:val="1005"/>
+          <w:numId w:val="1007"/>
         </w:numPr>
       </w:pPr>
       <w:r>
@@ -5214,7 +7502,7 @@
         <w:pStyle w:val="FirstParagraph"/>
         <w:numPr>
           <w:ilvl w:val="0"/>
-          <w:numId w:val="1005"/>
+          <w:numId w:val="1007"/>
         </w:numPr>
       </w:pPr>
       <w:r>
@@ -5260,7 +7548,7 @@
         <w:pStyle w:val="FirstParagraph"/>
         <w:numPr>
           <w:ilvl w:val="0"/>
-          <w:numId w:val="1005"/>
+          <w:numId w:val="1007"/>
         </w:numPr>
       </w:pPr>
       <w:r>
@@ -5327,7 +7615,7 @@
         <w:pStyle w:val="FirstParagraph"/>
         <w:numPr>
           <w:ilvl w:val="0"/>
-          <w:numId w:val="1005"/>
+          <w:numId w:val="1007"/>
         </w:numPr>
       </w:pPr>
       <w:r>
@@ -5401,7 +7689,7 @@
         <w:t xml:space="preserve">be compared across prompt revisions.</w:t>
       </w:r>
     </w:p>
-    <w:bookmarkStart w:id="39" w:name="_68532e3934b7f4dbe3902a88f59d2eb4d22b3d3"/>
+    <w:bookmarkStart w:id="44" w:name="_68532e3934b7f4dbe3902a88f59d2eb4d22b3d3"/>
     <w:tbl>
       <w:tblPr>
         <w:tblStyle w:val="FigureTable"/>
@@ -5431,7 +7719,7 @@
         <w:t xml:space="preserve">validation fails.</w:t>
       </w:r>
     </w:p>
-    <w:bookmarkEnd w:id="39"/>
+    <w:bookmarkEnd w:id="44"/>
     <w:p>
       <w:pPr>
         <w:pStyle w:val="FirstParagraph"/>
@@ -5555,11 +7843,11 @@
       <w:pPr>
         <w:pStyle w:val="Heading2"/>
       </w:pPr>
-      <w:bookmarkStart w:id="40" w:name="_806ab2c2fb412679ff77eb7f209f038ab47c18b"/>
+      <w:bookmarkStart w:id="45" w:name="_806ab2c2fb412679ff77eb7f209f038ab47c18b"/>
       <w:r>
         <w:t xml:space="preserve">Search, Billing and Supporting Modules</w:t>
       </w:r>
-      <w:bookmarkEnd w:id="40"/>
+      <w:bookmarkEnd w:id="45"/>
     </w:p>
     <w:p>
       <w:pPr>
@@ -5728,11 +8016,11 @@
       <w:pPr>
         <w:pStyle w:val="Heading2"/>
       </w:pPr>
-      <w:bookmarkStart w:id="41" w:name="_ba07583c0c24b0b8c4cf818797b98e61aac50d7"/>
+      <w:bookmarkStart w:id="46" w:name="_ba07583c0c24b0b8c4cf818797b98e61aac50d7"/>
       <w:r>
         <w:t xml:space="preserve">Cross-Cutting Technical Conventions</w:t>
       </w:r>
-      <w:bookmarkEnd w:id="41"/>
+      <w:bookmarkEnd w:id="46"/>
     </w:p>
     <w:p>
       <w:pPr>
@@ -5745,7 +8033,7 @@
         <w:t xml:space="preserve"> </w:t>
       </w:r>
       <w:r>
-        <w:t xml:space="preserve">mention because they determine API consistency.</w:t>
+        <w:t xml:space="preserve">mention because they determine API consistency:</w:t>
       </w:r>
     </w:p>
     <w:p>
@@ -5753,7 +8041,7 @@
         <w:pStyle w:val="FirstParagraph"/>
         <w:numPr>
           <w:ilvl w:val="0"/>
-          <w:numId w:val="1006"/>
+          <w:numId w:val="1008"/>
         </w:numPr>
       </w:pPr>
       <w:r>
@@ -5808,7 +8096,7 @@
         <w:pStyle w:val="FirstParagraph"/>
         <w:numPr>
           <w:ilvl w:val="0"/>
-          <w:numId w:val="1006"/>
+          <w:numId w:val="1008"/>
         </w:numPr>
       </w:pPr>
       <w:r>
@@ -5845,7 +8133,7 @@
         <w:pStyle w:val="FirstParagraph"/>
         <w:numPr>
           <w:ilvl w:val="0"/>
-          <w:numId w:val="1006"/>
+          <w:numId w:val="1008"/>
         </w:numPr>
       </w:pPr>
       <w:r>
@@ -5918,7 +8206,7 @@
         <w:pStyle w:val="FirstParagraph"/>
         <w:numPr>
           <w:ilvl w:val="0"/>
-          <w:numId w:val="1006"/>
+          <w:numId w:val="1008"/>
         </w:numPr>
       </w:pPr>
       <w:r>
@@ -6017,21 +8305,21 @@
       <w:pPr>
         <w:pStyle w:val="Heading1"/>
       </w:pPr>
-      <w:bookmarkStart w:id="42" w:name="_c1d78458a2451008942e83276e79c24a93bab76"/>
+      <w:bookmarkStart w:id="47" w:name="_c1d78458a2451008942e83276e79c24a93bab76"/>
       <w:r>
         <w:t xml:space="preserve">The Next.js 15 Web Portal</w:t>
       </w:r>
-      <w:bookmarkEnd w:id="42"/>
+      <w:bookmarkEnd w:id="47"/>
     </w:p>
     <w:p>
       <w:pPr>
         <w:pStyle w:val="Heading2"/>
       </w:pPr>
-      <w:bookmarkStart w:id="43" w:name="_95c2f81de31bc5e80c23cb202d5c8633976e34b"/>
+      <w:bookmarkStart w:id="48" w:name="_95c2f81de31bc5e80c23cb202d5c8633976e34b"/>
       <w:r>
         <w:t xml:space="preserve">App Router Architecture</w:t>
       </w:r>
-      <w:bookmarkEnd w:id="43"/>
+      <w:bookmarkEnd w:id="48"/>
     </w:p>
     <w:p>
       <w:pPr>
@@ -6109,7 +8397,7 @@
         <w:t xml:space="preserve">server without an intermediate API layer.</w:t>
       </w:r>
     </w:p>
-    <w:bookmarkStart w:id="47" w:name="_ebb0d238dab61fcbe6414d98bad2ecee0eaca22"/>
+    <w:bookmarkStart w:id="52" w:name="_ebb0d238dab61fcbe6414d98bad2ecee0eaca22"/>
     <w:p>
       <w:pPr>
         <w:pStyle w:val="CaptionedFigure"/>
@@ -6119,18 +8407,18 @@
           <wp:inline>
             <wp:extent cx="5334000" cy="9424303"/>
             <wp:effectExtent b="0" l="0" r="0" t="0"/>
-            <wp:docPr descr="" title="" id="45" name="Picture"/>
+            <wp:docPr descr="" title="" id="50" name="Picture"/>
             <a:graphic>
               <a:graphicData uri="http://schemas.openxmlformats.org/drawingml/2006/picture">
                 <pic:pic>
                   <pic:nvPicPr>
-                    <pic:cNvPr descr="D:/Coder-Program/OmniCast - PRN232 + PRM393 Project/deliverables/01_Reports/PRN232/figures/01_home_desktop.png" id="46" name="Picture"/>
+                    <pic:cNvPr descr="D:/Coder-Program/OmniCast - PRN232 + PRM393 Project/deliverables/01_Reports/PRN232/figures/01_home_desktop.png" id="51" name="Picture"/>
                     <pic:cNvPicPr>
                       <a:picLocks noChangeArrowheads="1" noChangeAspect="1"/>
                     </pic:cNvPicPr>
                   </pic:nvPicPr>
                   <pic:blipFill>
-                    <a:blip r:embed="rId44"/>
+                    <a:blip r:embed="rId49"/>
                     <a:stretch>
                       <a:fillRect/>
                     </a:stretch>
@@ -6177,353 +8465,1202 @@
         <w:t xml:space="preserve">the role-aware navigation bar.</w:t>
       </w:r>
     </w:p>
-    <w:bookmarkEnd w:id="47"/>
+    <w:bookmarkEnd w:id="52"/>
     <w:p>
       <w:pPr>
         <w:pStyle w:val="Heading2"/>
       </w:pPr>
-      <w:bookmarkStart w:id="48" w:name="_9dfbd8348bbb49cb8508b5330b34b595b59ee7e"/>
-      <w:r>
-        <w:t xml:space="preserve">Route Structure</w:t>
-      </w:r>
-      <w:bookmarkEnd w:id="48"/>
+      <w:bookmarkStart w:id="53" w:name="_bdfecd002be3eb4cefcef9ddeead5bcba122873"/>
+      <w:r>
+        <w:t xml:space="preserve">Complete 33-Route Web Portal Inventory</w:t>
+      </w:r>
+      <w:bookmarkEnd w:id="53"/>
     </w:p>
     <w:p>
       <w:pPr>
         <w:pStyle w:val="FirstParagraph"/>
       </w:pPr>
       <w:r>
-        <w:t xml:space="preserve">The portal exposes 33 routes generated from 24 folders under</w:t>
-      </w:r>
-      <w:r>
-        <w:t xml:space="preserve"> </w:t>
-      </w:r>
-      <w:r>
-        <w:rPr>
-          <w:rStyle w:val="VerbatimChar"/>
-        </w:rPr>
-        <w:t xml:space="preserve">app/</w:t>
-      </w:r>
-      <w:r>
-        <w:t xml:space="preserve">. Routes fall into four functional groups: public</w:t>
-      </w:r>
-      <w:r>
-        <w:t xml:space="preserve"> </w:t>
-      </w:r>
-      <w:r>
-        <w:t xml:space="preserve">content (</w:t>
-      </w:r>
-      <w:r>
-        <w:rPr>
-          <w:rStyle w:val="VerbatimChar"/>
-        </w:rPr>
+        <w:t xml:space="preserve">The web portal exposes 33 routes generated from 24 directories under</w:t>
+      </w:r>
+      <w:r>
+        <w:t xml:space="preserve"> </w:t>
+      </w:r>
+      <w:r>
+        <w:rPr>
+          <w:rStyle w:val="VerbatimChar"/>
+        </w:rPr>
+        <w:t xml:space="preserve">frontend/app/</w:t>
+      </w:r>
+      <w:r>
+        <w:t xml:space="preserve">. Table </w:t>
+      </w:r>
+      <w:hyperlink w:anchor="_71caa8af23af85016349b1a7d7bc2e20e7c0c8f">
+        <w:r>
+          <w:rPr>
+            <w:rStyle w:val="Hyperlink"/>
+          </w:rPr>
+          <w:t xml:space="preserve">[tab:web_routes]</w:t>
+        </w:r>
+      </w:hyperlink>
+      <w:r>
+        <w:t xml:space="preserve"> </w:t>
+      </w:r>
+      <w:r>
+        <w:t xml:space="preserve">catalogues all 33 screens across five functional clusters:</w:t>
+      </w:r>
+      <w:r>
+        <w:t xml:space="preserve"> </w:t>
+      </w:r>
+      <w:r>
+        <w:t xml:space="preserve">(1) Public Discovery &amp; EPG; (2) Interactive LiveStream &amp; VOD Rooms; (3) Live Studio Console &amp; AI Curator Suite (</w:t>
+      </w:r>
+      <w:r>
+        <w:rPr>
+          <w:rStyle w:val="VerbatimChar"/>
+        </w:rPr>
+        <w:t xml:space="preserve">STAFF</w:t>
+      </w:r>
+      <w:r>
         <w:t xml:space="preserve">/</w:t>
       </w:r>
       <w:r>
-        <w:t xml:space="preserve">,</w:t>
-      </w:r>
-      <w:r>
-        <w:t xml:space="preserve"> </w:t>
-      </w:r>
-      <w:r>
-        <w:rPr>
-          <w:rStyle w:val="VerbatimChar"/>
-        </w:rPr>
-        <w:t xml:space="preserve">/channels</w:t>
-      </w:r>
-      <w:r>
-        <w:t xml:space="preserve">,</w:t>
-      </w:r>
-      <w:r>
-        <w:t xml:space="preserve"> </w:t>
-      </w:r>
-      <w:r>
-        <w:rPr>
-          <w:rStyle w:val="VerbatimChar"/>
-        </w:rPr>
-        <w:t xml:space="preserve">/epg</w:t>
-      </w:r>
-      <w:r>
-        <w:t xml:space="preserve">,</w:t>
-      </w:r>
-      <w:r>
-        <w:t xml:space="preserve"> </w:t>
-      </w:r>
-      <w:r>
-        <w:rPr>
-          <w:rStyle w:val="VerbatimChar"/>
-        </w:rPr>
-        <w:t xml:space="preserve">/programs</w:t>
-      </w:r>
-      <w:r>
-        <w:t xml:space="preserve">,</w:t>
-      </w:r>
-      <w:r>
-        <w:t xml:space="preserve"> </w:t>
-      </w:r>
-      <w:r>
-        <w:rPr>
-          <w:rStyle w:val="VerbatimChar"/>
-        </w:rPr>
-        <w:t xml:space="preserve">/recordings</w:t>
-      </w:r>
-      <w:r>
-        <w:t xml:space="preserve">,</w:t>
-      </w:r>
-      <w:r>
-        <w:t xml:space="preserve"> </w:t>
-      </w:r>
-      <w:r>
-        <w:rPr>
-          <w:rStyle w:val="VerbatimChar"/>
-        </w:rPr>
-        <w:t xml:space="preserve">/search</w:t>
-      </w:r>
-      <w:r>
-        <w:t xml:space="preserve">),</w:t>
-      </w:r>
-      <w:r>
-        <w:t xml:space="preserve"> </w:t>
-      </w:r>
-      <w:r>
-        <w:t xml:space="preserve">authentication and account (</w:t>
-      </w:r>
-      <w:r>
-        <w:rPr>
-          <w:rStyle w:val="VerbatimChar"/>
-        </w:rPr>
-        <w:t xml:space="preserve">/login</w:t>
-      </w:r>
-      <w:r>
-        <w:t xml:space="preserve">,</w:t>
-      </w:r>
-      <w:r>
-        <w:t xml:space="preserve"> </w:t>
-      </w:r>
-      <w:r>
-        <w:rPr>
-          <w:rStyle w:val="VerbatimChar"/>
-        </w:rPr>
-        <w:t xml:space="preserve">/register</w:t>
-      </w:r>
-      <w:r>
-        <w:t xml:space="preserve">,</w:t>
-      </w:r>
-      <w:r>
-        <w:t xml:space="preserve"> </w:t>
-      </w:r>
-      <w:r>
-        <w:rPr>
-          <w:rStyle w:val="VerbatimChar"/>
-        </w:rPr>
-        <w:t xml:space="preserve">/forgot-password</w:t>
-      </w:r>
-      <w:r>
-        <w:t xml:space="preserve">,</w:t>
-      </w:r>
-      <w:r>
-        <w:t xml:space="preserve"> </w:t>
-      </w:r>
-      <w:r>
-        <w:rPr>
-          <w:rStyle w:val="VerbatimChar"/>
-        </w:rPr>
-        <w:t xml:space="preserve">/profile</w:t>
-      </w:r>
-      <w:r>
-        <w:t xml:space="preserve">,</w:t>
-      </w:r>
-      <w:r>
-        <w:t xml:space="preserve"> </w:t>
-      </w:r>
-      <w:r>
-        <w:rPr>
-          <w:rStyle w:val="VerbatimChar"/>
-        </w:rPr>
-        <w:t xml:space="preserve">/settings</w:t>
-      </w:r>
-      <w:r>
-        <w:t xml:space="preserve">),</w:t>
-      </w:r>
-      <w:r>
-        <w:t xml:space="preserve"> </w:t>
-      </w:r>
-      <w:r>
-        <w:t xml:space="preserve">business features (</w:t>
-      </w:r>
-      <w:r>
-        <w:rPr>
-          <w:rStyle w:val="VerbatimChar"/>
-        </w:rPr>
-        <w:t xml:space="preserve">/live</w:t>
-      </w:r>
-      <w:r>
-        <w:t xml:space="preserve">,</w:t>
-      </w:r>
-      <w:r>
-        <w:t xml:space="preserve"> </w:t>
-      </w:r>
-      <w:r>
-        <w:rPr>
-          <w:rStyle w:val="VerbatimChar"/>
-        </w:rPr>
-        <w:t xml:space="preserve">/studio</w:t>
-      </w:r>
-      <w:r>
-        <w:t xml:space="preserve">,</w:t>
-      </w:r>
-      <w:r>
-        <w:t xml:space="preserve"> </w:t>
-      </w:r>
-      <w:r>
-        <w:rPr>
-          <w:rStyle w:val="VerbatimChar"/>
-        </w:rPr>
-        <w:t xml:space="preserve">/watchlist</w:t>
-      </w:r>
-      <w:r>
-        <w:t xml:space="preserve">,</w:t>
-      </w:r>
-      <w:r>
-        <w:t xml:space="preserve"> </w:t>
-      </w:r>
-      <w:r>
-        <w:rPr>
-          <w:rStyle w:val="VerbatimChar"/>
-        </w:rPr>
-        <w:t xml:space="preserve">/notifications</w:t>
-      </w:r>
-      <w:r>
-        <w:t xml:space="preserve">) and administration</w:t>
-      </w:r>
-      <w:r>
-        <w:t xml:space="preserve"> </w:t>
-      </w:r>
-      <w:r>
-        <w:t xml:space="preserve">(</w:t>
-      </w:r>
-      <w:r>
-        <w:rPr>
-          <w:rStyle w:val="VerbatimChar"/>
-        </w:rPr>
-        <w:t xml:space="preserve">/admin</w:t>
-      </w:r>
-      <w:r>
-        <w:t xml:space="preserve">,</w:t>
-      </w:r>
-      <w:r>
-        <w:t xml:space="preserve"> </w:t>
-      </w:r>
-      <w:r>
-        <w:rPr>
-          <w:rStyle w:val="VerbatimChar"/>
-        </w:rPr>
-        <w:t xml:space="preserve">/admin/users</w:t>
-      </w:r>
-      <w:r>
-        <w:t xml:space="preserve">,</w:t>
-      </w:r>
-      <w:r>
-        <w:t xml:space="preserve"> </w:t>
-      </w:r>
-      <w:r>
-        <w:rPr>
-          <w:rStyle w:val="VerbatimChar"/>
-        </w:rPr>
-        <w:t xml:space="preserve">/admin/audit-logs</w:t>
-      </w:r>
-      <w:r>
-        <w:t xml:space="preserve">). Static legal and support pages</w:t>
-      </w:r>
-      <w:r>
-        <w:t xml:space="preserve"> </w:t>
-      </w:r>
-      <w:r>
-        <w:t xml:space="preserve">(</w:t>
-      </w:r>
-      <w:r>
-        <w:rPr>
-          <w:rStyle w:val="VerbatimChar"/>
-        </w:rPr>
-        <w:t xml:space="preserve">/terms</w:t>
-      </w:r>
-      <w:r>
-        <w:t xml:space="preserve">,</w:t>
-      </w:r>
-      <w:r>
-        <w:t xml:space="preserve"> </w:t>
-      </w:r>
-      <w:r>
-        <w:rPr>
-          <w:rStyle w:val="VerbatimChar"/>
-        </w:rPr>
-        <w:t xml:space="preserve">/privacy</w:t>
-      </w:r>
-      <w:r>
-        <w:t xml:space="preserve">,</w:t>
-      </w:r>
-      <w:r>
-        <w:t xml:space="preserve"> </w:t>
-      </w:r>
-      <w:r>
-        <w:rPr>
-          <w:rStyle w:val="VerbatimChar"/>
-        </w:rPr>
-        <w:t xml:space="preserve">/dmca</w:t>
-      </w:r>
-      <w:r>
-        <w:t xml:space="preserve">,</w:t>
-      </w:r>
-      <w:r>
-        <w:t xml:space="preserve"> </w:t>
-      </w:r>
-      <w:r>
-        <w:rPr>
-          <w:rStyle w:val="VerbatimChar"/>
-        </w:rPr>
-        <w:t xml:space="preserve">/standards</w:t>
-      </w:r>
-      <w:r>
-        <w:t xml:space="preserve">,</w:t>
-      </w:r>
-      <w:r>
-        <w:t xml:space="preserve"> </w:t>
-      </w:r>
-      <w:r>
-        <w:rPr>
-          <w:rStyle w:val="VerbatimChar"/>
-        </w:rPr>
-        <w:t xml:space="preserve">/broadcasting-standards</w:t>
-      </w:r>
-      <w:r>
-        <w:t xml:space="preserve">,</w:t>
-      </w:r>
-      <w:r>
-        <w:t xml:space="preserve"> </w:t>
-      </w:r>
-      <w:r>
-        <w:rPr>
-          <w:rStyle w:val="VerbatimChar"/>
-        </w:rPr>
-        <w:t xml:space="preserve">/help</w:t>
-      </w:r>
-      <w:r>
-        <w:t xml:space="preserve">,</w:t>
-      </w:r>
-      <w:r>
-        <w:t xml:space="preserve"> </w:t>
-      </w:r>
-      <w:r>
-        <w:rPr>
-          <w:rStyle w:val="VerbatimChar"/>
-        </w:rPr>
-        <w:t xml:space="preserve">/docs</w:t>
-      </w:r>
-      <w:r>
-        <w:t xml:space="preserve">) complete the list.</w:t>
-      </w:r>
-    </w:p>
-    <w:bookmarkStart w:id="52" w:name="_cc7eb44f8d15276ae59372b1fe437d66bb19d5f"/>
+        <w:rPr>
+          <w:rStyle w:val="VerbatimChar"/>
+        </w:rPr>
+        <w:t xml:space="preserve">ADMIN</w:t>
+      </w:r>
+      <w:r>
+        <w:t xml:space="preserve">); (4) Account, Personalisation &amp; Administration (</w:t>
+      </w:r>
+      <w:r>
+        <w:rPr>
+          <w:rStyle w:val="VerbatimChar"/>
+        </w:rPr>
+        <w:t xml:space="preserve">ADMIN</w:t>
+      </w:r>
+      <w:r>
+        <w:t xml:space="preserve">); and (5) Legal, Compliance &amp; Broadcast Standards.</w:t>
+      </w:r>
+    </w:p>
+    <w:tbl>
+      <w:tblPr>
+        <w:tblStyle w:val="Table"/>
+        <w:tblW w:type="auto" w:w="0"/>
+        <w:tblLook w:firstRow="1" w:lastRow="0" w:firstColumn="0" w:lastColumn="0" w:noHBand="0" w:noVBand="0" w:val="0020"/>
+      </w:tblPr>
+      <w:tblGrid>
+        <w:gridCol w:w="1980"/>
+        <w:gridCol w:w="1980"/>
+        <w:gridCol w:w="1980"/>
+        <w:gridCol w:w="1980"/>
+      </w:tblGrid>
+      <w:tr>
+        <w:trPr>
+          <w:tblHeader w:val="on"/>
+        </w:trPr>
+        <w:tc>
+          <w:tcPr/>
+          <w:p>
+            <w:pPr>
+              <w:pStyle w:val="Compact"/>
+              <w:jc w:val="left"/>
+            </w:pPr>
+            <w:r>
+              <w:rPr>
+                <w:b/>
+                <w:bCs/>
+              </w:rPr>
+              <w:t xml:space="preserve">Cluster</w:t>
+            </w:r>
+          </w:p>
+        </w:tc>
+        <w:tc>
+          <w:tcPr/>
+          <w:p>
+            <w:pPr>
+              <w:pStyle w:val="Compact"/>
+              <w:jc w:val="left"/>
+            </w:pPr>
+            <w:r>
+              <w:rPr>
+                <w:b/>
+                <w:bCs/>
+              </w:rPr>
+              <w:t xml:space="preserve">Route Path (33)</w:t>
+            </w:r>
+          </w:p>
+        </w:tc>
+        <w:tc>
+          <w:tcPr/>
+          <w:p>
+            <w:pPr>
+              <w:pStyle w:val="Compact"/>
+              <w:jc w:val="left"/>
+            </w:pPr>
+            <w:r>
+              <w:rPr>
+                <w:b/>
+                <w:bCs/>
+              </w:rPr>
+              <w:t xml:space="preserve">RBAC Role</w:t>
+            </w:r>
+          </w:p>
+        </w:tc>
+        <w:tc>
+          <w:tcPr/>
+          <w:p>
+            <w:pPr>
+              <w:pStyle w:val="Compact"/>
+              <w:jc w:val="left"/>
+            </w:pPr>
+            <w:r>
+              <w:rPr>
+                <w:b/>
+                <w:bCs/>
+              </w:rPr>
+              <w:t xml:space="preserve">Key Screen Features &amp; Interactive Operations</w:t>
+            </w:r>
+          </w:p>
+        </w:tc>
+      </w:tr>
+      <w:tr>
+        <w:tc>
+          <w:tcPr>
+            <w:vMerge w:val="restart"/>
+          </w:tcPr>
+          <w:p>
+            <w:pPr>
+              <w:pStyle w:val="Compact"/>
+              <w:jc w:val="left"/>
+            </w:pPr>
+            <w:r>
+              <w:rPr>
+                <w:b/>
+                <w:bCs/>
+              </w:rPr>
+              <w:t xml:space="preserve">1. Public Discovery &amp; EPG</w:t>
+            </w:r>
+          </w:p>
+        </w:tc>
+        <w:tc>
+          <w:tcPr/>
+          <w:p>
+            <w:pPr>
+              <w:pStyle w:val="Compact"/>
+              <w:jc w:val="left"/>
+            </w:pPr>
+            <w:r>
+              <w:rPr>
+                <w:rStyle w:val="VerbatimChar"/>
+              </w:rPr>
+              <w:t xml:space="preserve">/</w:t>
+            </w:r>
+            <w:r>
+              <w:t xml:space="preserve">,</w:t>
+            </w:r>
+            <w:r>
+              <w:t xml:space="preserve"> </w:t>
+            </w:r>
+            <w:r>
+              <w:rPr>
+                <w:rStyle w:val="VerbatimChar"/>
+              </w:rPr>
+              <w:t xml:space="preserve">/channels</w:t>
+            </w:r>
+            <w:r>
+              <w:t xml:space="preserve">,</w:t>
+            </w:r>
+            <w:r>
+              <w:t xml:space="preserve"> </w:t>
+            </w:r>
+            <w:r>
+              <w:rPr>
+                <w:rStyle w:val="VerbatimChar"/>
+              </w:rPr>
+              <w:t xml:space="preserve">/channels/[id]</w:t>
+            </w:r>
+          </w:p>
+        </w:tc>
+        <w:tc>
+          <w:tcPr/>
+          <w:p>
+            <w:pPr>
+              <w:pStyle w:val="Compact"/>
+              <w:jc w:val="left"/>
+            </w:pPr>
+            <w:r>
+              <w:t xml:space="preserve">Public</w:t>
+            </w:r>
+          </w:p>
+        </w:tc>
+        <w:tc>
+          <w:tcPr/>
+          <w:p>
+            <w:pPr>
+              <w:pStyle w:val="Compact"/>
+              <w:jc w:val="left"/>
+            </w:pPr>
+            <w:r>
+              <w:t xml:space="preserve">Hero spotlight carousel, category-filtered channel grid, channel detail page with live stream &amp; EPG.</w:t>
+            </w:r>
+          </w:p>
+        </w:tc>
+      </w:tr>
+      <w:tr>
+        <w:tc>
+          <w:tcPr>
+            <w:gridSpan w:val="1"/>
+            <w:vMerge w:val="continue"/>
+          </w:tcPr>
+          <w:p>
+            <w:pPr/>
+          </w:p>
+        </w:tc>
+        <w:tc>
+          <w:tcPr/>
+          <w:p>
+            <w:pPr>
+              <w:pStyle w:val="Compact"/>
+              <w:jc w:val="left"/>
+            </w:pPr>
+            <w:r>
+              <w:rPr>
+                <w:rStyle w:val="VerbatimChar"/>
+              </w:rPr>
+              <w:t xml:space="preserve">/epg</w:t>
+            </w:r>
+          </w:p>
+        </w:tc>
+        <w:tc>
+          <w:tcPr/>
+          <w:p>
+            <w:pPr>
+              <w:pStyle w:val="Compact"/>
+              <w:jc w:val="left"/>
+            </w:pPr>
+            <w:r>
+              <w:t xml:space="preserve">Public</w:t>
+            </w:r>
+          </w:p>
+        </w:tc>
+        <w:tc>
+          <w:tcPr/>
+          <w:p>
+            <w:pPr>
+              <w:pStyle w:val="Compact"/>
+              <w:jc w:val="left"/>
+            </w:pPr>
+            <w:r>
+              <w:t xml:space="preserve">Zero-gap 24/7 EPG timeline grid, real-time Now-Line indicator, date and channel filters.</w:t>
+            </w:r>
+          </w:p>
+        </w:tc>
+      </w:tr>
+      <w:tr>
+        <w:tc>
+          <w:tcPr>
+            <w:gridSpan w:val="1"/>
+            <w:vMerge w:val="continue"/>
+          </w:tcPr>
+          <w:p>
+            <w:pPr/>
+          </w:p>
+        </w:tc>
+        <w:tc>
+          <w:tcPr/>
+          <w:p>
+            <w:pPr>
+              <w:pStyle w:val="Compact"/>
+              <w:jc w:val="left"/>
+            </w:pPr>
+            <w:r>
+              <w:rPr>
+                <w:rStyle w:val="VerbatimChar"/>
+              </w:rPr>
+              <w:t xml:space="preserve">/programs</w:t>
+            </w:r>
+            <w:r>
+              <w:t xml:space="preserve">,</w:t>
+            </w:r>
+            <w:r>
+              <w:t xml:space="preserve"> </w:t>
+            </w:r>
+            <w:r>
+              <w:rPr>
+                <w:rStyle w:val="VerbatimChar"/>
+              </w:rPr>
+              <w:t xml:space="preserve">/programs/[id]</w:t>
+            </w:r>
+          </w:p>
+        </w:tc>
+        <w:tc>
+          <w:tcPr/>
+          <w:p>
+            <w:pPr>
+              <w:pStyle w:val="Compact"/>
+              <w:jc w:val="left"/>
+            </w:pPr>
+            <w:r>
+              <w:t xml:space="preserve">Public</w:t>
+            </w:r>
+          </w:p>
+        </w:tc>
+        <w:tc>
+          <w:tcPr/>
+          <w:p>
+            <w:pPr>
+              <w:pStyle w:val="Compact"/>
+              <w:jc w:val="left"/>
+            </w:pPr>
+            <w:r>
+              <w:t xml:space="preserve">Programme directory, programme detail page with production tags, upcoming airings and Watchlist button.</w:t>
+            </w:r>
+          </w:p>
+        </w:tc>
+      </w:tr>
+      <w:tr>
+        <w:tc>
+          <w:tcPr>
+            <w:gridSpan w:val="1"/>
+            <w:vMerge w:val="continue"/>
+          </w:tcPr>
+          <w:p>
+            <w:pPr/>
+          </w:p>
+        </w:tc>
+        <w:tc>
+          <w:tcPr/>
+          <w:p>
+            <w:pPr>
+              <w:pStyle w:val="Compact"/>
+              <w:jc w:val="left"/>
+            </w:pPr>
+            <w:r>
+              <w:rPr>
+                <w:rStyle w:val="VerbatimChar"/>
+              </w:rPr>
+              <w:t xml:space="preserve">/recordings</w:t>
+            </w:r>
+            <w:r>
+              <w:t xml:space="preserve">,</w:t>
+            </w:r>
+            <w:r>
+              <w:t xml:space="preserve"> </w:t>
+            </w:r>
+            <w:r>
+              <w:rPr>
+                <w:rStyle w:val="VerbatimChar"/>
+              </w:rPr>
+              <w:t xml:space="preserve">/recordings/[id]</w:t>
+            </w:r>
+          </w:p>
+        </w:tc>
+        <w:tc>
+          <w:tcPr/>
+          <w:p>
+            <w:pPr>
+              <w:pStyle w:val="Compact"/>
+              <w:jc w:val="left"/>
+            </w:pPr>
+            <w:r>
+              <w:t xml:space="preserve">Public</w:t>
+            </w:r>
+          </w:p>
+        </w:tc>
+        <w:tc>
+          <w:tcPr/>
+          <w:p>
+            <w:pPr>
+              <w:pStyle w:val="Compact"/>
+              <w:jc w:val="left"/>
+            </w:pPr>
+            <w:r>
+              <w:t xml:space="preserve">Published VOD recording library, multi-engine replay player with comments and related VODs.</w:t>
+            </w:r>
+          </w:p>
+        </w:tc>
+      </w:tr>
+      <w:tr>
+        <w:tc>
+          <w:tcPr>
+            <w:gridSpan w:val="1"/>
+            <w:vMerge w:val="continue"/>
+          </w:tcPr>
+          <w:p>
+            <w:pPr/>
+          </w:p>
+        </w:tc>
+        <w:tc>
+          <w:tcPr/>
+          <w:p>
+            <w:pPr>
+              <w:pStyle w:val="Compact"/>
+              <w:jc w:val="left"/>
+            </w:pPr>
+            <w:r>
+              <w:rPr>
+                <w:rStyle w:val="VerbatimChar"/>
+              </w:rPr>
+              <w:t xml:space="preserve">/search</w:t>
+            </w:r>
+          </w:p>
+        </w:tc>
+        <w:tc>
+          <w:tcPr/>
+          <w:p>
+            <w:pPr>
+              <w:pStyle w:val="Compact"/>
+              <w:jc w:val="left"/>
+            </w:pPr>
+            <w:r>
+              <w:t xml:space="preserve">Public</w:t>
+            </w:r>
+          </w:p>
+        </w:tc>
+        <w:tc>
+          <w:tcPr/>
+          <w:p>
+            <w:pPr>
+              <w:pStyle w:val="Compact"/>
+              <w:jc w:val="left"/>
+            </w:pPr>
+            <w:r>
+              <w:t xml:space="preserve">Cross-entity search (Channels, Programmes, VOD Recordings) with keyword and genre filters.</w:t>
+            </w:r>
+          </w:p>
+        </w:tc>
+      </w:tr>
+      <w:tr>
+        <w:tc>
+          <w:tcPr>
+            <w:gridSpan w:val="1"/>
+            <w:vMerge w:val="continue"/>
+          </w:tcPr>
+          <w:p>
+            <w:pPr/>
+          </w:p>
+        </w:tc>
+        <w:tc>
+          <w:tcPr/>
+          <w:p>
+            <w:pPr>
+              <w:pStyle w:val="Compact"/>
+              <w:jc w:val="left"/>
+            </w:pPr>
+            <w:r>
+              <w:rPr>
+                <w:rStyle w:val="VerbatimChar"/>
+              </w:rPr>
+              <w:t xml:space="preserve">/live</w:t>
+            </w:r>
+          </w:p>
+        </w:tc>
+        <w:tc>
+          <w:tcPr/>
+          <w:p>
+            <w:pPr>
+              <w:pStyle w:val="Compact"/>
+              <w:jc w:val="left"/>
+            </w:pPr>
+            <w:r>
+              <w:t xml:space="preserve">Public</w:t>
+            </w:r>
+          </w:p>
+        </w:tc>
+        <w:tc>
+          <w:tcPr/>
+          <w:p>
+            <w:pPr>
+              <w:pStyle w:val="Compact"/>
+              <w:jc w:val="left"/>
+            </w:pPr>
+            <w:r>
+              <w:t xml:space="preserve">Live Hub: auto-refreshes every 15s, displays active LIVE event &amp; total CCU pills, sorts by trending viewers or newest start time.</w:t>
+            </w:r>
+          </w:p>
+        </w:tc>
+      </w:tr>
+      <w:tr>
+        <w:tc>
+          <w:tcPr/>
+          <w:p>
+            <w:pPr>
+              <w:pStyle w:val="Compact"/>
+            </w:pPr>
+          </w:p>
+        </w:tc>
+        <w:tc>
+          <w:tcPr/>
+          <w:p>
+            <w:pPr>
+              <w:pStyle w:val="Compact"/>
+              <w:jc w:val="left"/>
+            </w:pPr>
+            <w:r>
+              <w:rPr>
+                <w:rStyle w:val="VerbatimChar"/>
+              </w:rPr>
+              <w:t xml:space="preserve">/live/[id]</w:t>
+            </w:r>
+          </w:p>
+        </w:tc>
+        <w:tc>
+          <w:tcPr/>
+          <w:p>
+            <w:pPr>
+              <w:pStyle w:val="Compact"/>
+              <w:jc w:val="left"/>
+            </w:pPr>
+            <w:r>
+              <w:t xml:space="preserve">Public / Viewer</w:t>
+            </w:r>
+          </w:p>
+        </w:tc>
+        <w:tc>
+          <w:tcPr/>
+          <w:p>
+            <w:pPr>
+              <w:pStyle w:val="Compact"/>
+              <w:jc w:val="left"/>
+            </w:pPr>
+            <w:r>
+              <w:t xml:space="preserve">Interactive LiveStream Room: 7 genre-themed lounges,</w:t>
+            </w:r>
+            <w:r>
+              <w:t xml:space="preserve"> </w:t>
+            </w:r>
+            <w:r>
+              <w:rPr>
+                <w:rStyle w:val="VerbatimChar"/>
+              </w:rPr>
+              <w:t xml:space="preserve">JoinLobbyCard</w:t>
+            </w:r>
+            <w:r>
+              <w:t xml:space="preserve"> </w:t>
+            </w:r>
+            <w:r>
+              <w:t xml:space="preserve">prompt, Cinema Mode, lineup program switcher, real-time Socket.IO chat, 4 floating emoji reactions, pinned host banner.</w:t>
+            </w:r>
+          </w:p>
+        </w:tc>
+      </w:tr>
+      <w:tr>
+        <w:tc>
+          <w:tcPr>
+            <w:vMerge w:val="restart"/>
+          </w:tcPr>
+          <w:p>
+            <w:pPr>
+              <w:pStyle w:val="Compact"/>
+              <w:jc w:val="left"/>
+            </w:pPr>
+            <w:r>
+              <w:rPr>
+                <w:b/>
+                <w:bCs/>
+              </w:rPr>
+              <w:t xml:space="preserve">3. Live Studio &amp; AI Curator</w:t>
+            </w:r>
+          </w:p>
+        </w:tc>
+        <w:tc>
+          <w:tcPr/>
+          <w:p>
+            <w:pPr>
+              <w:pStyle w:val="Compact"/>
+              <w:jc w:val="left"/>
+            </w:pPr>
+            <w:r>
+              <w:rPr>
+                <w:rStyle w:val="VerbatimChar"/>
+              </w:rPr>
+              <w:t xml:space="preserve">/studio</w:t>
+            </w:r>
+            <w:r>
+              <w:t xml:space="preserve">,</w:t>
+            </w:r>
+            <w:r>
+              <w:t xml:space="preserve"> </w:t>
+            </w:r>
+            <w:r>
+              <w:rPr>
+                <w:rStyle w:val="VerbatimChar"/>
+              </w:rPr>
+              <w:t xml:space="preserve">/studio/live</w:t>
+            </w:r>
+          </w:p>
+        </w:tc>
+        <w:tc>
+          <w:tcPr/>
+          <w:p>
+            <w:pPr>
+              <w:pStyle w:val="Compact"/>
+              <w:jc w:val="left"/>
+            </w:pPr>
+            <w:r>
+              <w:rPr>
+                <w:rStyle w:val="VerbatimChar"/>
+              </w:rPr>
+              <w:t xml:space="preserve">STAFF</w:t>
+            </w:r>
+            <w:r>
+              <w:t xml:space="preserve">+</w:t>
+            </w:r>
+          </w:p>
+        </w:tc>
+        <w:tc>
+          <w:tcPr/>
+          <w:p>
+            <w:pPr>
+              <w:pStyle w:val="Compact"/>
+              <w:jc w:val="left"/>
+            </w:pPr>
+            <w:r>
+              <w:t xml:space="preserve">4-Tab Live Broadcast Console: (1) Curated VOD Live; (2) Camera/Screen WHIP WebRTC &amp; Signed Cloudinary Dropzone; (3) Verified Public Catalog; (4) Host Announcement &amp; Stop Broadcast.</w:t>
+            </w:r>
+          </w:p>
+        </w:tc>
+      </w:tr>
+      <w:tr>
+        <w:tc>
+          <w:tcPr>
+            <w:gridSpan w:val="1"/>
+            <w:vMerge w:val="continue"/>
+          </w:tcPr>
+          <w:p>
+            <w:pPr/>
+          </w:p>
+        </w:tc>
+        <w:tc>
+          <w:tcPr/>
+          <w:p>
+            <w:pPr>
+              <w:pStyle w:val="Compact"/>
+              <w:jc w:val="left"/>
+            </w:pPr>
+            <w:r>
+              <w:rPr>
+                <w:rStyle w:val="VerbatimChar"/>
+              </w:rPr>
+              <w:t xml:space="preserve">/studio/curator</w:t>
+            </w:r>
+          </w:p>
+        </w:tc>
+        <w:tc>
+          <w:tcPr/>
+          <w:p>
+            <w:pPr>
+              <w:pStyle w:val="Compact"/>
+              <w:jc w:val="left"/>
+            </w:pPr>
+            <w:r>
+              <w:rPr>
+                <w:rStyle w:val="VerbatimChar"/>
+              </w:rPr>
+              <w:t xml:space="preserve">STAFF</w:t>
+            </w:r>
+            <w:r>
+              <w:t xml:space="preserve">+</w:t>
+            </w:r>
+          </w:p>
+        </w:tc>
+        <w:tc>
+          <w:tcPr/>
+          <w:p>
+            <w:pPr>
+              <w:pStyle w:val="Compact"/>
+              <w:jc w:val="left"/>
+            </w:pPr>
+            <w:r>
+              <w:t xml:space="preserve">AI Editorial Workbench (</w:t>
+            </w:r>
+            <w:r>
+              <w:rPr>
+                <w:rStyle w:val="VerbatimChar"/>
+              </w:rPr>
+              <w:t xml:space="preserve">gpt-4o</w:t>
+            </w:r>
+            <w:r>
+              <w:t xml:space="preserve"> </w:t>
+            </w:r>
+            <w:r>
+              <w:t xml:space="preserve">+ heuristic fallback): sentiment scoring, broadcast compliance check, auto-tagging.</w:t>
+            </w:r>
+          </w:p>
+        </w:tc>
+      </w:tr>
+      <w:tr>
+        <w:tc>
+          <w:tcPr>
+            <w:gridSpan w:val="1"/>
+            <w:vMerge w:val="continue"/>
+          </w:tcPr>
+          <w:p>
+            <w:pPr/>
+          </w:p>
+        </w:tc>
+        <w:tc>
+          <w:tcPr/>
+          <w:p>
+            <w:pPr>
+              <w:pStyle w:val="Compact"/>
+              <w:jc w:val="left"/>
+            </w:pPr>
+            <w:r>
+              <w:rPr>
+                <w:rStyle w:val="VerbatimChar"/>
+              </w:rPr>
+              <w:t xml:space="preserve">/studio/curator/audit</w:t>
+            </w:r>
+            <w:r>
+              <w:t xml:space="preserve">,</w:t>
+            </w:r>
+            <w:r>
+              <w:t xml:space="preserve"> </w:t>
+            </w:r>
+            <w:r>
+              <w:rPr>
+                <w:rStyle w:val="VerbatimChar"/>
+              </w:rPr>
+              <w:t xml:space="preserve">/studio/curator/dashboard</w:t>
+            </w:r>
+          </w:p>
+        </w:tc>
+        <w:tc>
+          <w:tcPr/>
+          <w:p>
+            <w:pPr>
+              <w:pStyle w:val="Compact"/>
+              <w:jc w:val="left"/>
+            </w:pPr>
+            <w:r>
+              <w:rPr>
+                <w:rStyle w:val="VerbatimChar"/>
+              </w:rPr>
+              <w:t xml:space="preserve">STAFF</w:t>
+            </w:r>
+            <w:r>
+              <w:t xml:space="preserve">+</w:t>
+            </w:r>
+          </w:p>
+        </w:tc>
+        <w:tc>
+          <w:tcPr/>
+          <w:p>
+            <w:pPr>
+              <w:pStyle w:val="Compact"/>
+              <w:jc w:val="left"/>
+            </w:pPr>
+            <w:r>
+              <w:t xml:space="preserve">Prompt-version provenance audit log (</w:t>
+            </w:r>
+            <w:r>
+              <w:rPr>
+                <w:rStyle w:val="VerbatimChar"/>
+              </w:rPr>
+              <w:t xml:space="preserve">promptVersion</w:t>
+            </w:r>
+            <w:r>
+              <w:t xml:space="preserve">), suitability breakdown and latency analytics.</w:t>
+            </w:r>
+          </w:p>
+        </w:tc>
+      </w:tr>
+      <w:tr>
+        <w:tc>
+          <w:tcPr>
+            <w:gridSpan w:val="1"/>
+            <w:vMerge w:val="continue"/>
+          </w:tcPr>
+          <w:p>
+            <w:pPr/>
+          </w:p>
+        </w:tc>
+        <w:tc>
+          <w:tcPr/>
+          <w:p>
+            <w:pPr>
+              <w:pStyle w:val="Compact"/>
+              <w:jc w:val="left"/>
+            </w:pPr>
+            <w:r>
+              <w:rPr>
+                <w:rStyle w:val="VerbatimChar"/>
+              </w:rPr>
+              <w:t xml:space="preserve">/login</w:t>
+            </w:r>
+            <w:r>
+              <w:t xml:space="preserve">,</w:t>
+            </w:r>
+            <w:r>
+              <w:t xml:space="preserve"> </w:t>
+            </w:r>
+            <w:r>
+              <w:rPr>
+                <w:rStyle w:val="VerbatimChar"/>
+              </w:rPr>
+              <w:t xml:space="preserve">/register</w:t>
+            </w:r>
+            <w:r>
+              <w:t xml:space="preserve">,</w:t>
+            </w:r>
+            <w:r>
+              <w:t xml:space="preserve"> </w:t>
+            </w:r>
+            <w:r>
+              <w:rPr>
+                <w:rStyle w:val="VerbatimChar"/>
+              </w:rPr>
+              <w:t xml:space="preserve">/forgot-password</w:t>
+            </w:r>
+            <w:r>
+              <w:t xml:space="preserve">,</w:t>
+            </w:r>
+            <w:r>
+              <w:t xml:space="preserve"> </w:t>
+            </w:r>
+            <w:r>
+              <w:rPr>
+                <w:rStyle w:val="VerbatimChar"/>
+              </w:rPr>
+              <w:t xml:space="preserve">/reset-password</w:t>
+            </w:r>
+          </w:p>
+        </w:tc>
+        <w:tc>
+          <w:tcPr/>
+          <w:p>
+            <w:pPr>
+              <w:pStyle w:val="Compact"/>
+              <w:jc w:val="left"/>
+            </w:pPr>
+            <w:r>
+              <w:t xml:space="preserve">Public</w:t>
+            </w:r>
+          </w:p>
+        </w:tc>
+        <w:tc>
+          <w:tcPr/>
+          <w:p>
+            <w:pPr>
+              <w:pStyle w:val="Compact"/>
+              <w:jc w:val="left"/>
+            </w:pPr>
+            <w:r>
+              <w:t xml:space="preserve">JWT + Google OAuth2 sign-in, account registration, tokenised password recovery.</w:t>
+            </w:r>
+          </w:p>
+        </w:tc>
+      </w:tr>
+      <w:tr>
+        <w:tc>
+          <w:tcPr>
+            <w:gridSpan w:val="1"/>
+            <w:vMerge w:val="continue"/>
+          </w:tcPr>
+          <w:p>
+            <w:pPr/>
+          </w:p>
+        </w:tc>
+        <w:tc>
+          <w:tcPr/>
+          <w:p>
+            <w:pPr>
+              <w:pStyle w:val="Compact"/>
+              <w:jc w:val="left"/>
+            </w:pPr>
+            <w:r>
+              <w:rPr>
+                <w:rStyle w:val="VerbatimChar"/>
+              </w:rPr>
+              <w:t xml:space="preserve">/profile</w:t>
+            </w:r>
+            <w:r>
+              <w:t xml:space="preserve">,</w:t>
+            </w:r>
+            <w:r>
+              <w:t xml:space="preserve"> </w:t>
+            </w:r>
+            <w:r>
+              <w:rPr>
+                <w:rStyle w:val="VerbatimChar"/>
+              </w:rPr>
+              <w:t xml:space="preserve">/settings</w:t>
+            </w:r>
+            <w:r>
+              <w:t xml:space="preserve">,</w:t>
+            </w:r>
+            <w:r>
+              <w:t xml:space="preserve"> </w:t>
+            </w:r>
+            <w:r>
+              <w:rPr>
+                <w:rStyle w:val="VerbatimChar"/>
+              </w:rPr>
+              <w:t xml:space="preserve">/watchlist</w:t>
+            </w:r>
+            <w:r>
+              <w:t xml:space="preserve">,</w:t>
+            </w:r>
+            <w:r>
+              <w:t xml:space="preserve"> </w:t>
+            </w:r>
+            <w:r>
+              <w:rPr>
+                <w:rStyle w:val="VerbatimChar"/>
+              </w:rPr>
+              <w:t xml:space="preserve">/notifications</w:t>
+            </w:r>
+          </w:p>
+        </w:tc>
+        <w:tc>
+          <w:tcPr/>
+          <w:p>
+            <w:pPr>
+              <w:pStyle w:val="Compact"/>
+              <w:jc w:val="left"/>
+            </w:pPr>
+            <w:r>
+              <w:rPr>
+                <w:rStyle w:val="VerbatimChar"/>
+              </w:rPr>
+              <w:t xml:space="preserve">VIEWER</w:t>
+            </w:r>
+            <w:r>
+              <w:t xml:space="preserve">+</w:t>
+            </w:r>
+          </w:p>
+        </w:tc>
+        <w:tc>
+          <w:tcPr/>
+          <w:p>
+            <w:pPr>
+              <w:pStyle w:val="Compact"/>
+              <w:jc w:val="left"/>
+            </w:pPr>
+            <w:r>
+              <w:t xml:space="preserve">User profile, VIP plan management, cross-device watchlist, notification centre and global session revocation (</w:t>
+            </w:r>
+            <w:r>
+              <w:rPr>
+                <w:rStyle w:val="VerbatimChar"/>
+              </w:rPr>
+              <w:t xml:space="preserve">logout-all</w:t>
+            </w:r>
+            <w:r>
+              <w:t xml:space="preserve">).</w:t>
+            </w:r>
+          </w:p>
+        </w:tc>
+      </w:tr>
+      <w:tr>
+        <w:tc>
+          <w:tcPr/>
+          <w:p>
+            <w:pPr>
+              <w:pStyle w:val="Compact"/>
+            </w:pPr>
+          </w:p>
+        </w:tc>
+        <w:tc>
+          <w:tcPr/>
+          <w:p>
+            <w:pPr>
+              <w:pStyle w:val="Compact"/>
+              <w:jc w:val="left"/>
+            </w:pPr>
+            <w:r>
+              <w:rPr>
+                <w:rStyle w:val="VerbatimChar"/>
+              </w:rPr>
+              <w:t xml:space="preserve">/admin</w:t>
+            </w:r>
+            <w:r>
+              <w:t xml:space="preserve">,</w:t>
+            </w:r>
+            <w:r>
+              <w:t xml:space="preserve"> </w:t>
+            </w:r>
+            <w:r>
+              <w:rPr>
+                <w:rStyle w:val="VerbatimChar"/>
+              </w:rPr>
+              <w:t xml:space="preserve">/admin/users</w:t>
+            </w:r>
+            <w:r>
+              <w:t xml:space="preserve">,</w:t>
+            </w:r>
+            <w:r>
+              <w:t xml:space="preserve"> </w:t>
+            </w:r>
+            <w:r>
+              <w:rPr>
+                <w:rStyle w:val="VerbatimChar"/>
+              </w:rPr>
+              <w:t xml:space="preserve">/admin/audit-logs</w:t>
+            </w:r>
+          </w:p>
+        </w:tc>
+        <w:tc>
+          <w:tcPr/>
+          <w:p>
+            <w:pPr>
+              <w:pStyle w:val="Compact"/>
+              <w:jc w:val="left"/>
+            </w:pPr>
+            <w:r>
+              <w:rPr>
+                <w:rStyle w:val="VerbatimChar"/>
+              </w:rPr>
+              <w:t xml:space="preserve">ADMIN</w:t>
+            </w:r>
+          </w:p>
+        </w:tc>
+        <w:tc>
+          <w:tcPr/>
+          <w:p>
+            <w:pPr>
+              <w:pStyle w:val="Compact"/>
+              <w:jc w:val="left"/>
+            </w:pPr>
+            <w:r>
+              <w:t xml:space="preserve">System telemetry overview, user RBAC management, gRPC audit log explorer by action/entity.</w:t>
+            </w:r>
+          </w:p>
+        </w:tc>
+      </w:tr>
+      <w:tr>
+        <w:tc>
+          <w:tcPr/>
+          <w:p>
+            <w:pPr>
+              <w:pStyle w:val="Compact"/>
+              <w:jc w:val="left"/>
+            </w:pPr>
+            <w:r>
+              <w:rPr>
+                <w:b/>
+                <w:bCs/>
+              </w:rPr>
+              <w:t xml:space="preserve">5. Legal &amp; Support</w:t>
+            </w:r>
+          </w:p>
+        </w:tc>
+        <w:tc>
+          <w:tcPr/>
+          <w:p>
+            <w:pPr>
+              <w:pStyle w:val="Compact"/>
+              <w:jc w:val="left"/>
+            </w:pPr>
+            <w:r>
+              <w:rPr>
+                <w:rStyle w:val="VerbatimChar"/>
+              </w:rPr>
+              <w:t xml:space="preserve">/terms</w:t>
+            </w:r>
+            <w:r>
+              <w:t xml:space="preserve">,</w:t>
+            </w:r>
+            <w:r>
+              <w:t xml:space="preserve"> </w:t>
+            </w:r>
+            <w:r>
+              <w:rPr>
+                <w:rStyle w:val="VerbatimChar"/>
+              </w:rPr>
+              <w:t xml:space="preserve">/privacy</w:t>
+            </w:r>
+            <w:r>
+              <w:t xml:space="preserve">,</w:t>
+            </w:r>
+            <w:r>
+              <w:t xml:space="preserve"> </w:t>
+            </w:r>
+            <w:r>
+              <w:rPr>
+                <w:rStyle w:val="VerbatimChar"/>
+              </w:rPr>
+              <w:t xml:space="preserve">/dmca</w:t>
+            </w:r>
+            <w:r>
+              <w:t xml:space="preserve">,</w:t>
+            </w:r>
+            <w:r>
+              <w:t xml:space="preserve"> </w:t>
+            </w:r>
+            <w:r>
+              <w:rPr>
+                <w:rStyle w:val="VerbatimChar"/>
+              </w:rPr>
+              <w:t xml:space="preserve">/standards</w:t>
+            </w:r>
+            <w:r>
+              <w:t xml:space="preserve">,</w:t>
+            </w:r>
+            <w:r>
+              <w:t xml:space="preserve"> </w:t>
+            </w:r>
+            <w:r>
+              <w:rPr>
+                <w:rStyle w:val="VerbatimChar"/>
+              </w:rPr>
+              <w:t xml:space="preserve">/broadcasting-standards</w:t>
+            </w:r>
+            <w:r>
+              <w:t xml:space="preserve">,</w:t>
+            </w:r>
+            <w:r>
+              <w:t xml:space="preserve"> </w:t>
+            </w:r>
+            <w:r>
+              <w:rPr>
+                <w:rStyle w:val="VerbatimChar"/>
+              </w:rPr>
+              <w:t xml:space="preserve">/help</w:t>
+            </w:r>
+            <w:r>
+              <w:t xml:space="preserve">,</w:t>
+            </w:r>
+            <w:r>
+              <w:t xml:space="preserve"> </w:t>
+            </w:r>
+            <w:r>
+              <w:rPr>
+                <w:rStyle w:val="VerbatimChar"/>
+              </w:rPr>
+              <w:t xml:space="preserve">/docs</w:t>
+            </w:r>
+          </w:p>
+        </w:tc>
+        <w:tc>
+          <w:tcPr/>
+          <w:p>
+            <w:pPr>
+              <w:pStyle w:val="Compact"/>
+              <w:jc w:val="left"/>
+            </w:pPr>
+            <w:r>
+              <w:t xml:space="preserve">Public</w:t>
+            </w:r>
+          </w:p>
+        </w:tc>
+        <w:tc>
+          <w:tcPr/>
+          <w:p>
+            <w:pPr>
+              <w:pStyle w:val="Compact"/>
+              <w:jc w:val="left"/>
+            </w:pPr>
+            <w:r>
+              <w:t xml:space="preserve">Terms of service, privacy policy, DMCA copyright policy, community &amp; broadcasting standards, help centre and docs.</w:t>
+            </w:r>
+          </w:p>
+        </w:tc>
+      </w:tr>
+    </w:tbl>
+    <w:bookmarkStart w:id="57" w:name="_cc7eb44f8d15276ae59372b1fe437d66bb19d5f"/>
     <w:p>
       <w:pPr>
         <w:pStyle w:val="CaptionedFigure"/>
@@ -6533,18 +9670,18 @@
           <wp:inline>
             <wp:extent cx="5334000" cy="5588161"/>
             <wp:effectExtent b="0" l="0" r="0" t="0"/>
-            <wp:docPr descr="" title="" id="50" name="Picture"/>
+            <wp:docPr descr="" title="" id="55" name="Picture"/>
             <a:graphic>
               <a:graphicData uri="http://schemas.openxmlformats.org/drawingml/2006/picture">
                 <pic:pic>
                   <pic:nvPicPr>
-                    <pic:cNvPr descr="D:/Coder-Program/OmniCast - PRN232 + PRM393 Project/deliverables/01_Reports/PRN232/figures/subpage_epg.png" id="51" name="Picture"/>
+                    <pic:cNvPr descr="D:/Coder-Program/OmniCast - PRN232 + PRM393 Project/deliverables/01_Reports/PRN232/figures/subpage_epg.png" id="56" name="Picture"/>
                     <pic:cNvPicPr>
                       <a:picLocks noChangeArrowheads="1" noChangeAspect="1"/>
                     </pic:cNvPicPr>
                   </pic:nvPicPr>
                   <pic:blipFill>
-                    <a:blip r:embed="rId49"/>
+                    <a:blip r:embed="rId54"/>
                     <a:stretch>
                       <a:fillRect/>
                     </a:stretch>
@@ -6576,7 +9713,16 @@
         <w:pStyle w:val="ImageCaption"/>
       </w:pPr>
       <w:r>
-        <w:t xml:space="preserve">The electronic programme guide page with the time-slot grid and</w:t>
+        <w:t xml:space="preserve">The electronic programme guide page (</w:t>
+      </w:r>
+      <w:r>
+        <w:rPr>
+          <w:rStyle w:val="VerbatimChar"/>
+        </w:rPr>
+        <w:t xml:space="preserve">/epg</w:t>
+      </w:r>
+      <w:r>
+        <w:t xml:space="preserve">) with the time-slot grid and</w:t>
       </w:r>
       <w:r>
         <w:t xml:space="preserve"> </w:t>
@@ -6585,22 +9731,872 @@
         <w:t xml:space="preserve">the day selector.</w:t>
       </w:r>
     </w:p>
-    <w:bookmarkEnd w:id="52"/>
+    <w:bookmarkEnd w:id="57"/>
     <w:p>
       <w:pPr>
         <w:pStyle w:val="Heading2"/>
       </w:pPr>
-      <w:bookmarkStart w:id="53" w:name="_67a2e06cd3e616043379a4277f654c7f5b3454c"/>
-      <w:r>
-        <w:t xml:space="preserve">Role-Aware Interface</w:t>
-      </w:r>
-      <w:bookmarkEnd w:id="53"/>
+      <w:bookmarkStart w:id="58" w:name="_806364fb8d21ad2946b0aa47d13a3ba02cbd180"/>
+      <w:r>
+        <w:t xml:space="preserve">Interactive LiveStream Room (</w:t>
+      </w:r>
+      <w:r>
+        <w:rPr>
+          <w:rStyle w:val="VerbatimChar"/>
+        </w:rPr>
+        <w:t xml:space="preserve">/live</w:t>
+      </w:r>
+      <w:r>
+        <w:t xml:space="preserve"> </w:t>
+      </w:r>
+      <w:r>
+        <w:t xml:space="preserve">&amp;</w:t>
+      </w:r>
+      <w:r>
+        <w:t xml:space="preserve"> </w:t>
+      </w:r>
+      <w:r>
+        <w:rPr>
+          <w:rStyle w:val="VerbatimChar"/>
+        </w:rPr>
+        <w:t xml:space="preserve">/live/[id]</w:t>
+      </w:r>
+      <w:r>
+        <w:t xml:space="preserve">) and Viewer Operations</w:t>
+      </w:r>
+      <w:bookmarkEnd w:id="58"/>
     </w:p>
     <w:p>
       <w:pPr>
         <w:pStyle w:val="FirstParagraph"/>
       </w:pPr>
       <w:r>
+        <w:t xml:space="preserve">The web LiveStream experience is engineered as a full-featured interactive broadcast lounge across two core screens:</w:t>
+      </w:r>
+    </w:p>
+    <w:p>
+      <w:pPr>
+        <w:pStyle w:val="FirstParagraph"/>
+        <w:numPr>
+          <w:ilvl w:val="0"/>
+          <w:numId w:val="1009"/>
+        </w:numPr>
+      </w:pPr>
+      <w:r>
+        <w:rPr>
+          <w:b/>
+          <w:bCs/>
+        </w:rPr>
+        <w:t xml:space="preserve">Live Broadcast Hub (</w:t>
+      </w:r>
+      <w:r>
+        <w:rPr>
+          <w:rStyle w:val="VerbatimChar"/>
+          <w:b/>
+          <w:bCs/>
+        </w:rPr>
+        <w:t xml:space="preserve">/live</w:t>
+      </w:r>
+      <w:r>
+        <w:rPr>
+          <w:b/>
+          <w:bCs/>
+        </w:rPr>
+        <w:t xml:space="preserve">):</w:t>
+      </w:r>
+      <w:r>
+        <w:t xml:space="preserve"> </w:t>
+      </w:r>
+      <w:r>
+        <w:t xml:space="preserve">Polls active</w:t>
+      </w:r>
+      <w:r>
+        <w:t xml:space="preserve"> </w:t>
+      </w:r>
+      <w:r>
+        <w:rPr>
+          <w:rStyle w:val="VerbatimChar"/>
+        </w:rPr>
+        <w:t xml:space="preserve">LIVE</w:t>
+      </w:r>
+      <w:r>
+        <w:t xml:space="preserve"> </w:t>
+      </w:r>
+      <w:r>
+        <w:t xml:space="preserve">events every 15 seconds, displays real-time header badges for total active broadcasts and aggregate concurrent viewers (CCU), supports sorting by viewer count or start time, and surfaces a direct</w:t>
+      </w:r>
+      <w:r>
+        <w:t xml:space="preserve"> </w:t>
+      </w:r>
+      <w:r>
+        <w:t xml:space="preserve">“Go to Live Studio”</w:t>
+      </w:r>
+      <w:r>
+        <w:t xml:space="preserve"> </w:t>
+      </w:r>
+      <w:r>
+        <w:t xml:space="preserve">shortcut for</w:t>
+      </w:r>
+      <w:r>
+        <w:t xml:space="preserve"> </w:t>
+      </w:r>
+      <w:r>
+        <w:rPr>
+          <w:rStyle w:val="VerbatimChar"/>
+        </w:rPr>
+        <w:t xml:space="preserve">STAFF</w:t>
+      </w:r>
+      <w:r>
+        <w:t xml:space="preserve">/</w:t>
+      </w:r>
+      <w:r>
+        <w:rPr>
+          <w:rStyle w:val="VerbatimChar"/>
+        </w:rPr>
+        <w:t xml:space="preserve">ADMIN</w:t>
+      </w:r>
+      <w:r>
+        <w:t xml:space="preserve"> </w:t>
+      </w:r>
+      <w:r>
+        <w:t xml:space="preserve">users.</w:t>
+      </w:r>
+    </w:p>
+    <w:p>
+      <w:pPr>
+        <w:pStyle w:val="FirstParagraph"/>
+        <w:numPr>
+          <w:ilvl w:val="0"/>
+          <w:numId w:val="1009"/>
+        </w:numPr>
+      </w:pPr>
+      <w:r>
+        <w:rPr>
+          <w:b/>
+          <w:bCs/>
+        </w:rPr>
+        <w:t xml:space="preserve">Interactive Lobby &amp; 7 Genre-Themed Broadcast Lounges (</w:t>
+      </w:r>
+      <w:r>
+        <w:rPr>
+          <w:rStyle w:val="VerbatimChar"/>
+          <w:b/>
+          <w:bCs/>
+        </w:rPr>
+        <w:t xml:space="preserve">/live/[id]</w:t>
+      </w:r>
+      <w:r>
+        <w:rPr>
+          <w:b/>
+          <w:bCs/>
+        </w:rPr>
+        <w:t xml:space="preserve">):</w:t>
+      </w:r>
+      <w:r>
+        <w:t xml:space="preserve"> </w:t>
+      </w:r>
+      <w:r>
+        <w:t xml:space="preserve">Upon entering a stream, viewers encounter a</w:t>
+      </w:r>
+      <w:r>
+        <w:t xml:space="preserve"> </w:t>
+      </w:r>
+      <w:r>
+        <w:rPr>
+          <w:rStyle w:val="VerbatimChar"/>
+        </w:rPr>
+        <w:t xml:space="preserve">JoinLobbyCard</w:t>
+      </w:r>
+      <w:r>
+        <w:t xml:space="preserve"> </w:t>
+      </w:r>
+      <w:r>
+        <w:t xml:space="preserve">previewing the stream status and live viewer count before entering the room. Once inside,</w:t>
+      </w:r>
+      <w:r>
+        <w:t xml:space="preserve"> </w:t>
+      </w:r>
+      <w:r>
+        <w:rPr>
+          <w:rStyle w:val="VerbatimChar"/>
+        </w:rPr>
+        <w:t xml:space="preserve">resolveLiveRoomTheme</w:t>
+      </w:r>
+      <w:r>
+        <w:t xml:space="preserve"> </w:t>
+      </w:r>
+      <w:r>
+        <w:t xml:space="preserve">dynamically styles the entire room into one of</w:t>
+      </w:r>
+      <w:r>
+        <w:t xml:space="preserve"> </w:t>
+      </w:r>
+      <w:r>
+        <w:rPr>
+          <w:b/>
+          <w:bCs/>
+        </w:rPr>
+        <w:t xml:space="preserve">7 genre-specific themes</w:t>
+      </w:r>
+      <w:r>
+        <w:t xml:space="preserve">:</w:t>
+      </w:r>
+      <w:r>
+        <w:t xml:space="preserve"> </w:t>
+      </w:r>
+      <w:r>
+        <w:rPr>
+          <w:i/>
+          <w:iCs/>
+        </w:rPr>
+        <w:t xml:space="preserve">Kids Wonderland</w:t>
+      </w:r>
+      <w:r>
+        <w:t xml:space="preserve">,</w:t>
+      </w:r>
+      <w:r>
+        <w:t xml:space="preserve"> </w:t>
+      </w:r>
+      <w:r>
+        <w:rPr>
+          <w:i/>
+          <w:iCs/>
+        </w:rPr>
+        <w:t xml:space="preserve">Podcast &amp; Audiobook</w:t>
+      </w:r>
+      <w:r>
+        <w:t xml:space="preserve">,</w:t>
+      </w:r>
+      <w:r>
+        <w:t xml:space="preserve"> </w:t>
+      </w:r>
+      <w:r>
+        <w:rPr>
+          <w:i/>
+          <w:iCs/>
+        </w:rPr>
+        <w:t xml:space="preserve">Music Live Stage</w:t>
+      </w:r>
+      <w:r>
+        <w:t xml:space="preserve">,</w:t>
+      </w:r>
+      <w:r>
+        <w:t xml:space="preserve"> </w:t>
+      </w:r>
+      <w:r>
+        <w:rPr>
+          <w:i/>
+          <w:iCs/>
+        </w:rPr>
+        <w:t xml:space="preserve">Academy &amp; Tech</w:t>
+      </w:r>
+      <w:r>
+        <w:t xml:space="preserve">,</w:t>
+      </w:r>
+      <w:r>
+        <w:t xml:space="preserve"> </w:t>
+      </w:r>
+      <w:r>
+        <w:rPr>
+          <w:i/>
+          <w:iCs/>
+        </w:rPr>
+        <w:t xml:space="preserve">Sports Arena</w:t>
+      </w:r>
+      <w:r>
+        <w:t xml:space="preserve">,</w:t>
+      </w:r>
+      <w:r>
+        <w:t xml:space="preserve"> </w:t>
+      </w:r>
+      <w:r>
+        <w:rPr>
+          <w:i/>
+          <w:iCs/>
+        </w:rPr>
+        <w:t xml:space="preserve">Obsidian Theater</w:t>
+      </w:r>
+      <w:r>
+        <w:t xml:space="preserve"> </w:t>
+      </w:r>
+      <w:r>
+        <w:t xml:space="preserve">(Cinema/Drama) and</w:t>
+      </w:r>
+      <w:r>
+        <w:t xml:space="preserve"> </w:t>
+      </w:r>
+      <w:r>
+        <w:rPr>
+          <w:i/>
+          <w:iCs/>
+        </w:rPr>
+        <w:t xml:space="preserve">Broadcast Lounge</w:t>
+      </w:r>
+      <w:r>
+        <w:t xml:space="preserve"> </w:t>
+      </w:r>
+      <w:r>
+        <w:t xml:space="preserve">(Default).</w:t>
+      </w:r>
+    </w:p>
+    <w:p>
+      <w:pPr>
+        <w:pStyle w:val="FirstParagraph"/>
+        <w:numPr>
+          <w:ilvl w:val="0"/>
+          <w:numId w:val="1009"/>
+        </w:numPr>
+      </w:pPr>
+      <w:r>
+        <w:rPr>
+          <w:b/>
+          <w:bCs/>
+        </w:rPr>
+        <w:t xml:space="preserve">Multi-Engine Player, Cinema Mode &amp; Instant Lineup Switching:</w:t>
+      </w:r>
+      <w:r>
+        <w:t xml:space="preserve"> </w:t>
+      </w:r>
+      <w:r>
+        <w:rPr>
+          <w:rStyle w:val="VerbatimChar"/>
+        </w:rPr>
+        <w:t xml:space="preserve">VideoPlayer</w:t>
+      </w:r>
+      <w:r>
+        <w:t xml:space="preserve"> </w:t>
+      </w:r>
+      <w:r>
+        <w:t xml:space="preserve">seamlessly handles MediaMTX HLS/WebRTC streams (</w:t>
+      </w:r>
+      <w:r>
+        <w:rPr>
+          <w:rStyle w:val="VerbatimChar"/>
+        </w:rPr>
+        <w:t xml:space="preserve">cookieCheck=1</w:t>
+      </w:r>
+      <w:r>
+        <w:t xml:space="preserve">), direct Google Drive streams and YouTube embeds. Viewers can toggle</w:t>
+      </w:r>
+      <w:r>
+        <w:t xml:space="preserve"> </w:t>
+      </w:r>
+      <w:r>
+        <w:rPr>
+          <w:i/>
+          <w:iCs/>
+        </w:rPr>
+        <w:t xml:space="preserve">Cinema Mode</w:t>
+      </w:r>
+      <w:r>
+        <w:t xml:space="preserve"> </w:t>
+      </w:r>
+      <w:r>
+        <w:t xml:space="preserve">(lights-off focus) to dim surrounding chrome and expand the stage to full width. When a broadcast contains multiple lineup items or is controlled by</w:t>
+      </w:r>
+      <w:r>
+        <w:t xml:space="preserve"> </w:t>
+      </w:r>
+      <w:r>
+        <w:rPr>
+          <w:rStyle w:val="VerbatimChar"/>
+        </w:rPr>
+        <w:t xml:space="preserve">STAFF</w:t>
+      </w:r>
+      <w:r>
+        <w:t xml:space="preserve">/</w:t>
+      </w:r>
+      <w:r>
+        <w:rPr>
+          <w:rStyle w:val="VerbatimChar"/>
+        </w:rPr>
+        <w:t xml:space="preserve">ADMIN</w:t>
+      </w:r>
+      <w:r>
+        <w:t xml:space="preserve">, the lineup bar triggers</w:t>
+      </w:r>
+      <w:r>
+        <w:t xml:space="preserve"> </w:t>
+      </w:r>
+      <w:r>
+        <w:rPr>
+          <w:rStyle w:val="VerbatimChar"/>
+        </w:rPr>
+        <w:t xml:space="preserve">switchProgramOnLiveEvent</w:t>
+      </w:r>
+      <w:r>
+        <w:t xml:space="preserve">, switching the active video stream for all viewers in the room without page reload.</w:t>
+      </w:r>
+    </w:p>
+    <w:p>
+      <w:pPr>
+        <w:pStyle w:val="FirstParagraph"/>
+        <w:numPr>
+          <w:ilvl w:val="0"/>
+          <w:numId w:val="1009"/>
+        </w:numPr>
+      </w:pPr>
+      <w:r>
+        <w:rPr>
+          <w:b/>
+          <w:bCs/>
+        </w:rPr>
+        <w:t xml:space="preserve">Real-Time Socket.IO (</w:t>
+      </w:r>
+      <w:r>
+        <w:rPr>
+          <w:rStyle w:val="VerbatimChar"/>
+          <w:b/>
+          <w:bCs/>
+        </w:rPr>
+        <w:t xml:space="preserve">/live</w:t>
+      </w:r>
+      <w:r>
+        <w:rPr>
+          <w:b/>
+          <w:bCs/>
+        </w:rPr>
+        <w:t xml:space="preserve">) Operations:</w:t>
+      </w:r>
+      <w:r>
+        <w:t xml:space="preserve"> </w:t>
+      </w:r>
+      <w:r>
+        <w:t xml:space="preserve">The live interaction sidebar connects to the</w:t>
+      </w:r>
+      <w:r>
+        <w:t xml:space="preserve"> </w:t>
+      </w:r>
+      <w:r>
+        <w:rPr>
+          <w:rStyle w:val="VerbatimChar"/>
+        </w:rPr>
+        <w:t xml:space="preserve">/live</w:t>
+      </w:r>
+      <w:r>
+        <w:t xml:space="preserve"> </w:t>
+      </w:r>
+      <w:r>
+        <w:t xml:space="preserve">namespace, enabling viewers to: (i) post real-time chat messages with auto-scroll; (ii) fire 4 floating emoji reactions (</w:t>
+      </w:r>
+      <w:r>
+        <w:rPr>
+          <w:rStyle w:val="VerbatimChar"/>
+        </w:rPr>
+        <w:t xml:space="preserve">HEART</w:t>
+      </w:r>
+      <w:r>
+        <w:t xml:space="preserve">,</w:t>
+      </w:r>
+      <w:r>
+        <w:t xml:space="preserve"> </w:t>
+      </w:r>
+      <w:r>
+        <w:rPr>
+          <w:rStyle w:val="VerbatimChar"/>
+        </w:rPr>
+        <w:t xml:space="preserve">FIRE</w:t>
+      </w:r>
+      <w:r>
+        <w:t xml:space="preserve">,</w:t>
+      </w:r>
+      <w:r>
+        <w:t xml:space="preserve"> </w:t>
+      </w:r>
+      <w:r>
+        <w:rPr>
+          <w:rStyle w:val="VerbatimChar"/>
+        </w:rPr>
+        <w:t xml:space="preserve">CLAP</w:t>
+      </w:r>
+      <w:r>
+        <w:t xml:space="preserve">,</w:t>
+      </w:r>
+      <w:r>
+        <w:t xml:space="preserve"> </w:t>
+      </w:r>
+      <w:r>
+        <w:rPr>
+          <w:rStyle w:val="VerbatimChar"/>
+        </w:rPr>
+        <w:t xml:space="preserve">WOW</w:t>
+      </w:r>
+      <w:r>
+        <w:t xml:space="preserve">) that animate upward over the video canvas with optimistic counter updates; and (iii) receive pinned host announcements (</w:t>
+      </w:r>
+      <w:r>
+        <w:rPr>
+          <w:rStyle w:val="VerbatimChar"/>
+        </w:rPr>
+        <w:t xml:space="preserve">broadcaster:message</w:t>
+      </w:r>
+      <w:r>
+        <w:t xml:space="preserve">) rendered as a prominent banner across the stage.</w:t>
+      </w:r>
+    </w:p>
+    <w:p>
+      <w:pPr>
+        <w:pStyle w:val="Heading2"/>
+      </w:pPr>
+      <w:bookmarkStart w:id="59" w:name="_d9fa15ae757292fafe7bde19142902cae757c6d"/>
+      <w:r>
+        <w:t xml:space="preserve">Web Live Studio Broadcast Console (</w:t>
+      </w:r>
+      <w:r>
+        <w:rPr>
+          <w:rStyle w:val="VerbatimChar"/>
+        </w:rPr>
+        <w:t xml:space="preserve">/studio/live</w:t>
+      </w:r>
+      <w:r>
+        <w:t xml:space="preserve">)</w:t>
+      </w:r>
+      <w:bookmarkEnd w:id="59"/>
+    </w:p>
+    <w:p>
+      <w:pPr>
+        <w:pStyle w:val="FirstParagraph"/>
+      </w:pPr>
+      <w:r>
+        <w:t xml:space="preserve">The</w:t>
+      </w:r>
+      <w:r>
+        <w:t xml:space="preserve"> </w:t>
+      </w:r>
+      <w:r>
+        <w:rPr>
+          <w:rStyle w:val="VerbatimChar"/>
+        </w:rPr>
+        <w:t xml:space="preserve">/studio/live</w:t>
+      </w:r>
+      <w:r>
+        <w:t xml:space="preserve"> </w:t>
+      </w:r>
+      <w:r>
+        <w:t xml:space="preserve">route (</w:t>
+      </w:r>
+      <w:r>
+        <w:rPr>
+          <w:rStyle w:val="VerbatimChar"/>
+        </w:rPr>
+        <w:t xml:space="preserve">frontend/app/studio/live/page.tsx</w:t>
+      </w:r>
+      <w:r>
+        <w:t xml:space="preserve">) provides a production-grade broadcast control console for</w:t>
+      </w:r>
+      <w:r>
+        <w:t xml:space="preserve"> </w:t>
+      </w:r>
+      <w:r>
+        <w:rPr>
+          <w:rStyle w:val="VerbatimChar"/>
+        </w:rPr>
+        <w:t xml:space="preserve">STAFF</w:t>
+      </w:r>
+      <w:r>
+        <w:t xml:space="preserve"> </w:t>
+      </w:r>
+      <w:r>
+        <w:t xml:space="preserve">and</w:t>
+      </w:r>
+      <w:r>
+        <w:t xml:space="preserve"> </w:t>
+      </w:r>
+      <w:r>
+        <w:rPr>
+          <w:rStyle w:val="VerbatimChar"/>
+        </w:rPr>
+        <w:t xml:space="preserve">ADMIN</w:t>
+      </w:r>
+      <w:r>
+        <w:t xml:space="preserve"> </w:t>
+      </w:r>
+      <w:r>
+        <w:t xml:space="preserve">operators across four tabs:</w:t>
+      </w:r>
+    </w:p>
+    <w:p>
+      <w:pPr>
+        <w:pStyle w:val="FirstParagraph"/>
+        <w:numPr>
+          <w:ilvl w:val="0"/>
+          <w:numId w:val="1010"/>
+        </w:numPr>
+      </w:pPr>
+      <w:r>
+        <w:rPr>
+          <w:b/>
+          <w:bCs/>
+        </w:rPr>
+        <w:t xml:space="preserve">Tab 1 — Curated Live:</w:t>
+      </w:r>
+      <w:r>
+        <w:t xml:space="preserve"> </w:t>
+      </w:r>
+      <w:r>
+        <w:t xml:space="preserve">Select the target channel, configure broadcast metadata, and pick one or more VOD recordings from the channel or global library to launch a multi-item</w:t>
+      </w:r>
+      <w:r>
+        <w:t xml:space="preserve"> </w:t>
+      </w:r>
+      <w:r>
+        <w:rPr>
+          <w:rStyle w:val="VerbatimChar"/>
+        </w:rPr>
+        <w:t xml:space="preserve">lineup</w:t>
+      </w:r>
+      <w:r>
+        <w:t xml:space="preserve">.</w:t>
+      </w:r>
+    </w:p>
+    <w:p>
+      <w:pPr>
+        <w:pStyle w:val="FirstParagraph"/>
+        <w:numPr>
+          <w:ilvl w:val="0"/>
+          <w:numId w:val="1010"/>
+        </w:numPr>
+      </w:pPr>
+      <w:r>
+        <w:rPr>
+          <w:b/>
+          <w:bCs/>
+        </w:rPr>
+        <w:t xml:space="preserve">Tab 2 — Self-Record / File Upload / Webcam WHIP Live (</w:t>
+      </w:r>
+      <w:r>
+        <w:rPr>
+          <w:rStyle w:val="VerbatimChar"/>
+          <w:b/>
+          <w:bCs/>
+        </w:rPr>
+        <w:t xml:space="preserve">WebcamLiveBroadcaster</w:t>
+      </w:r>
+      <w:r>
+        <w:rPr>
+          <w:b/>
+          <w:bCs/>
+        </w:rPr>
+        <w:t xml:space="preserve"> </w:t>
+      </w:r>
+      <w:r>
+        <w:rPr>
+          <w:b/>
+          <w:bCs/>
+        </w:rPr>
+        <w:t xml:space="preserve">&amp;</w:t>
+      </w:r>
+      <w:r>
+        <w:rPr>
+          <w:b/>
+          <w:bCs/>
+        </w:rPr>
+        <w:t xml:space="preserve"> </w:t>
+      </w:r>
+      <w:r>
+        <w:rPr>
+          <w:rStyle w:val="VerbatimChar"/>
+          <w:b/>
+          <w:bCs/>
+        </w:rPr>
+        <w:t xml:space="preserve">WebStudioViewfinder</w:t>
+      </w:r>
+      <w:r>
+        <w:rPr>
+          <w:b/>
+          <w:bCs/>
+        </w:rPr>
+        <w:t xml:space="preserve">):</w:t>
+      </w:r>
+      <w:r>
+        <w:t xml:space="preserve"> </w:t>
+      </w:r>
+      <w:r>
+        <w:t xml:space="preserve">Supports browser camera capture, screen sharing (</w:t>
+      </w:r>
+      <w:r>
+        <w:rPr>
+          <w:rStyle w:val="VerbatimChar"/>
+        </w:rPr>
+        <w:t xml:space="preserve">getDisplayMedia</w:t>
+      </w:r>
+      <w:r>
+        <w:t xml:space="preserve">), direct WebRTC WHIP publishing to MediaMTX, or drag-and-drop file ingestion via</w:t>
+      </w:r>
+      <w:r>
+        <w:t xml:space="preserve"> </w:t>
+      </w:r>
+      <w:r>
+        <w:rPr>
+          <w:rStyle w:val="VerbatimChar"/>
+        </w:rPr>
+        <w:t xml:space="preserve">UploadDropzone</w:t>
+      </w:r>
+      <w:r>
+        <w:t xml:space="preserve"> </w:t>
+      </w:r>
+      <w:r>
+        <w:t xml:space="preserve">+</w:t>
+      </w:r>
+      <w:r>
+        <w:t xml:space="preserve"> </w:t>
+      </w:r>
+      <w:r>
+        <w:rPr>
+          <w:rStyle w:val="VerbatimChar"/>
+        </w:rPr>
+        <w:t xml:space="preserve">UploadQueue</w:t>
+      </w:r>
+      <w:r>
+        <w:t xml:space="preserve"> </w:t>
+      </w:r>
+      <w:r>
+        <w:t xml:space="preserve">(signed direct-to-Cloudinary upload with live MB/s speed, ETA, automatic HTML5</w:t>
+      </w:r>
+      <w:r>
+        <w:t xml:space="preserve"> </w:t>
+      </w:r>
+      <w:r>
+        <w:rPr>
+          <w:rStyle w:val="VerbatimChar"/>
+        </w:rPr>
+        <w:t xml:space="preserve">canvas</w:t>
+      </w:r>
+      <w:r>
+        <w:t xml:space="preserve"> </w:t>
+      </w:r>
+      <w:r>
+        <w:t xml:space="preserve">thumbnail extraction, and 3 visibility modes:</w:t>
+      </w:r>
+      <w:r>
+        <w:t xml:space="preserve"> </w:t>
+      </w:r>
+      <w:r>
+        <w:rPr>
+          <w:rStyle w:val="VerbatimChar"/>
+        </w:rPr>
+        <w:t xml:space="preserve">IMMEDIATE</w:t>
+      </w:r>
+      <w:r>
+        <w:t xml:space="preserve">,</w:t>
+      </w:r>
+      <w:r>
+        <w:t xml:space="preserve"> </w:t>
+      </w:r>
+      <w:r>
+        <w:rPr>
+          <w:rStyle w:val="VerbatimChar"/>
+        </w:rPr>
+        <w:t xml:space="preserve">SCHEDULED</w:t>
+      </w:r>
+      <w:r>
+        <w:t xml:space="preserve">,</w:t>
+      </w:r>
+      <w:r>
+        <w:t xml:space="preserve"> </w:t>
+      </w:r>
+      <w:r>
+        <w:rPr>
+          <w:rStyle w:val="VerbatimChar"/>
+        </w:rPr>
+        <w:t xml:space="preserve">PRIVATE</w:t>
+      </w:r>
+      <w:r>
+        <w:t xml:space="preserve">).</w:t>
+      </w:r>
+    </w:p>
+    <w:p>
+      <w:pPr>
+        <w:pStyle w:val="FirstParagraph"/>
+        <w:numPr>
+          <w:ilvl w:val="0"/>
+          <w:numId w:val="1010"/>
+        </w:numPr>
+      </w:pPr>
+      <w:r>
+        <w:rPr>
+          <w:b/>
+          <w:bCs/>
+        </w:rPr>
+        <w:t xml:space="preserve">Tab 3 — Verified Public Catalog:</w:t>
+      </w:r>
+      <w:r>
+        <w:t xml:space="preserve"> </w:t>
+      </w:r>
+      <w:r>
+        <w:t xml:space="preserve">Browse verified HLS/MP4 streams with format filters and one-click channel library import.</w:t>
+      </w:r>
+    </w:p>
+    <w:p>
+      <w:pPr>
+        <w:pStyle w:val="FirstParagraph"/>
+        <w:numPr>
+          <w:ilvl w:val="0"/>
+          <w:numId w:val="1010"/>
+        </w:numPr>
+      </w:pPr>
+      <w:r>
+        <w:rPr>
+          <w:b/>
+          <w:bCs/>
+        </w:rPr>
+        <w:t xml:space="preserve">Tab 4 — Live Host Console:</w:t>
+      </w:r>
+      <w:r>
+        <w:t xml:space="preserve"> </w:t>
+      </w:r>
+      <w:r>
+        <w:t xml:space="preserve">Send pinned broadcaster announcements (</w:t>
+      </w:r>
+      <w:r>
+        <w:rPr>
+          <w:rStyle w:val="VerbatimChar"/>
+        </w:rPr>
+        <w:t xml:space="preserve">broadcaster:message</w:t>
+      </w:r>
+      <w:r>
+        <w:t xml:space="preserve">) to all connected viewers and terminate active broadcasts (</w:t>
+      </w:r>
+      <w:r>
+        <w:rPr>
+          <w:rStyle w:val="VerbatimChar"/>
+        </w:rPr>
+        <w:t xml:space="preserve">stopLiveEvent</w:t>
+      </w:r>
+      <w:r>
+        <w:t xml:space="preserve">) with the</w:t>
+      </w:r>
+      <w:r>
+        <w:t xml:space="preserve"> </w:t>
+      </w:r>
+      <w:r>
+        <w:rPr>
+          <w:rStyle w:val="VerbatimChar"/>
+        </w:rPr>
+        <w:t xml:space="preserve">keepAsVod</w:t>
+      </w:r>
+      <w:r>
+        <w:t xml:space="preserve"> </w:t>
+      </w:r>
+      <w:r>
+        <w:t xml:space="preserve">archival option.</w:t>
+      </w:r>
+    </w:p>
+    <w:p>
+      <w:pPr>
+        <w:pStyle w:val="Heading2"/>
+      </w:pPr>
+      <w:bookmarkStart w:id="60" w:name="_293bde44f7d4f45f1ebd552d6a5093fc9bab58a"/>
+      <w:r>
+        <w:t xml:space="preserve">Role-Aware Interface and AI Curator Suite</w:t>
+      </w:r>
+      <w:bookmarkEnd w:id="60"/>
+    </w:p>
+    <w:p>
+      <w:pPr>
+        <w:pStyle w:val="FirstParagraph"/>
+      </w:pPr>
+      <w:r>
         <w:t xml:space="preserve">A single configuration file,</w:t>
       </w:r>
       <w:r>
@@ -6670,37 +10666,7 @@
         <w:t xml:space="preserve"> </w:t>
       </w:r>
       <w:r>
-        <w:t xml:space="preserve">is a one-line edit. The same file declares the Lucide</w:t>
-      </w:r>
-      <w:r>
-        <w:t xml:space="preserve"> </w:t>
-      </w:r>
-      <w:r>
-        <w:t xml:space="preserve">icon set accompanying each navigation entry, keeping the header and</w:t>
-      </w:r>
-      <w:r>
-        <w:t xml:space="preserve"> </w:t>
-      </w:r>
-      <w:r>
-        <w:t xml:space="preserve">footer navigation consistent.</w:t>
-      </w:r>
-    </w:p>
-    <w:p>
-      <w:pPr>
-        <w:pStyle w:val="Heading2"/>
-      </w:pPr>
-      <w:bookmarkStart w:id="54" w:name="_116591e17b3b93a4350d89a341379a1c03feadf"/>
-      <w:r>
-        <w:t xml:space="preserve">Key Component Pages</w:t>
-      </w:r>
-      <w:bookmarkEnd w:id="54"/>
-    </w:p>
-    <w:p>
-      <w:pPr>
-        <w:pStyle w:val="FirstParagraph"/>
-      </w:pPr>
-      <w:r>
-        <w:t xml:space="preserve">The</w:t>
+        <w:t xml:space="preserve">is a one-line edit. The</w:t>
       </w:r>
       <w:r>
         <w:t xml:space="preserve"> </w:t>
@@ -6754,13 +10720,7 @@
         <w:t xml:space="preserve"> </w:t>
       </w:r>
       <w:r>
-        <w:t xml:space="preserve">the run history with prompt-version provenance so results can be</w:t>
-      </w:r>
-      <w:r>
-        <w:t xml:space="preserve"> </w:t>
-      </w:r>
-      <w:r>
-        <w:t xml:space="preserve">compared across revisions. The</w:t>
+        <w:t xml:space="preserve">the run history with prompt-version provenance, while</w:t>
       </w:r>
       <w:r>
         <w:t xml:space="preserve"> </w:t>
@@ -6775,22 +10735,10 @@
         <w:t xml:space="preserve"> </w:t>
       </w:r>
       <w:r>
-        <w:t xml:space="preserve">page</w:t>
-      </w:r>
-      <w:r>
-        <w:t xml:space="preserve"> </w:t>
-      </w:r>
-      <w:r>
-        <w:t xml:space="preserve">aggregates statistics by category, broadcast-suitability and error</w:t>
-      </w:r>
-      <w:r>
-        <w:t xml:space="preserve"> </w:t>
-      </w:r>
-      <w:r>
-        <w:t xml:space="preserve">rate.</w:t>
-      </w:r>
-    </w:p>
-    <w:bookmarkStart w:id="58" w:name="_4cceaca0efbc440f8e20277d504822144cd85e8"/>
+        <w:t xml:space="preserve">aggregates statistics by category and broadcast suitability.</w:t>
+      </w:r>
+    </w:p>
+    <w:bookmarkStart w:id="64" w:name="_4cceaca0efbc440f8e20277d504822144cd85e8"/>
     <w:p>
       <w:pPr>
         <w:pStyle w:val="CaptionedFigure"/>
@@ -6800,18 +10748,18 @@
           <wp:inline>
             <wp:extent cx="5334000" cy="9471747"/>
             <wp:effectExtent b="0" l="0" r="0" t="0"/>
-            <wp:docPr descr="" title="" id="56" name="Picture"/>
+            <wp:docPr descr="" title="" id="62" name="Picture"/>
             <a:graphic>
               <a:graphicData uri="http://schemas.openxmlformats.org/drawingml/2006/picture">
                 <pic:pic>
                   <pic:nvPicPr>
-                    <pic:cNvPr descr="D:/Coder-Program/OmniCast - PRN232 + PRM393 Project/deliverables/01_Reports/PRN232/figures/subpage_channels.png" id="57" name="Picture"/>
+                    <pic:cNvPr descr="D:/Coder-Program/OmniCast - PRN232 + PRM393 Project/deliverables/01_Reports/PRN232/figures/subpage_channels.png" id="63" name="Picture"/>
                     <pic:cNvPicPr>
                       <a:picLocks noChangeArrowheads="1" noChangeAspect="1"/>
                     </pic:cNvPicPr>
                   </pic:nvPicPr>
                   <pic:blipFill>
-                    <a:blip r:embed="rId55"/>
+                    <a:blip r:embed="rId61"/>
                     <a:stretch>
                       <a:fillRect/>
                     </a:stretch>
@@ -6843,7 +10791,16 @@
         <w:pStyle w:val="ImageCaption"/>
       </w:pPr>
       <w:r>
-        <w:t xml:space="preserve">The channel catalogue page with category filters and content</w:t>
+        <w:t xml:space="preserve">The channel catalogue page (</w:t>
+      </w:r>
+      <w:r>
+        <w:rPr>
+          <w:rStyle w:val="VerbatimChar"/>
+        </w:rPr>
+        <w:t xml:space="preserve">/channels</w:t>
+      </w:r>
+      <w:r>
+        <w:t xml:space="preserve">) with category filters and content</w:t>
       </w:r>
       <w:r>
         <w:t xml:space="preserve"> </w:t>
@@ -6852,16 +10809,16 @@
         <w:t xml:space="preserve">badges.</w:t>
       </w:r>
     </w:p>
-    <w:bookmarkEnd w:id="58"/>
+    <w:bookmarkEnd w:id="64"/>
     <w:p>
       <w:pPr>
         <w:pStyle w:val="Heading2"/>
       </w:pPr>
-      <w:bookmarkStart w:id="59" w:name="_d3add54753bfa129df307087c4f51d005b2817b"/>
-      <w:r>
-        <w:t xml:space="preserve">Client-Side Security and Session Handling</w:t>
-      </w:r>
-      <w:bookmarkEnd w:id="59"/>
+      <w:bookmarkStart w:id="65" w:name="_cf4eec089bab5454b693e1a505d81d5cb6bed4f"/>
+      <w:r>
+        <w:t xml:space="preserve">Client-Side Security, Session Handling and Testing</w:t>
+      </w:r>
+      <w:bookmarkEnd w:id="65"/>
     </w:p>
     <w:p>
       <w:pPr>
@@ -6898,10 +10855,7 @@
         <w:t xml:space="preserve"> </w:t>
       </w:r>
       <w:r>
-        <w:t xml:space="preserve">layer that strips sensitive data before logging. The</w:t>
-      </w:r>
-      <w:r>
-        <w:t xml:space="preserve"> </w:t>
+        <w:t xml:space="preserve">layer (</w:t>
       </w:r>
       <w:r>
         <w:rPr>
@@ -6910,46 +10864,7 @@
         <w:t xml:space="preserve">redact.ts</w:t>
       </w:r>
       <w:r>
-        <w:t xml:space="preserve"> </w:t>
-      </w:r>
-      <w:r>
-        <w:t xml:space="preserve">module masks fields such as passwords, tokens and</w:t>
-      </w:r>
-      <w:r>
-        <w:t xml:space="preserve"> </w:t>
-      </w:r>
-      <w:r>
-        <w:t xml:space="preserve">API keys; the corresponding tests in</w:t>
-      </w:r>
-      <w:r>
-        <w:t xml:space="preserve"> </w:t>
-      </w:r>
-      <w:r>
-        <w:rPr>
-          <w:rStyle w:val="VerbatimChar"/>
-        </w:rPr>
-        <w:t xml:space="preserve">safe-log.test.ts</w:t>
-      </w:r>
-      <w:r>
-        <w:t xml:space="preserve"> </w:t>
-      </w:r>
-      <w:r>
-        <w:t xml:space="preserve">and</w:t>
-      </w:r>
-      <w:r>
-        <w:t xml:space="preserve"> </w:t>
-      </w:r>
-      <w:r>
-        <w:rPr>
-          <w:rStyle w:val="VerbatimChar"/>
-        </w:rPr>
-        <w:t xml:space="preserve">redact.test.ts</w:t>
-      </w:r>
-      <w:r>
-        <w:t xml:space="preserve"> </w:t>
-      </w:r>
-      <w:r>
-        <w:t xml:space="preserve">guard against regressions in that behaviour. On</w:t>
+        <w:t xml:space="preserve">) that masks sensitive fields (passwords, tokens, API keys) before logging. On</w:t>
       </w:r>
       <w:r>
         <w:t xml:space="preserve"> </w:t>
@@ -6970,43 +10885,221 @@
         <w:t xml:space="preserve"> </w:t>
       </w:r>
       <w:r>
-        <w:t xml:space="preserve">endpoint, preventing stale sessions after a</w:t>
-      </w:r>
-      <w:r>
-        <w:t xml:space="preserve"> </w:t>
-      </w:r>
-      <w:r>
-        <w:t xml:space="preserve">password change.</w:t>
-      </w:r>
+        <w:t xml:space="preserve">endpoint.</w:t>
+      </w:r>
+      <w:r>
+        <w:t xml:space="preserve"> </w:t>
+      </w:r>
+      <w:r>
+        <w:t xml:space="preserve">The portal carries 228 Vitest tests across 76 suites, covering pure</w:t>
+      </w:r>
+      <w:r>
+        <w:t xml:space="preserve"> </w:t>
+      </w:r>
+      <w:r>
+        <w:t xml:space="preserve">functions (</w:t>
+      </w:r>
+      <w:r>
+        <w:rPr>
+          <w:rStyle w:val="VerbatimChar"/>
+        </w:rPr>
+        <w:t xml:space="preserve">query-builder</w:t>
+      </w:r>
+      <w:r>
+        <w:t xml:space="preserve">,</w:t>
+      </w:r>
+      <w:r>
+        <w:t xml:space="preserve"> </w:t>
+      </w:r>
+      <w:r>
+        <w:rPr>
+          <w:rStyle w:val="VerbatimChar"/>
+        </w:rPr>
+        <w:t xml:space="preserve">curator-filters</w:t>
+      </w:r>
+      <w:r>
+        <w:t xml:space="preserve">,</w:t>
+      </w:r>
+      <w:r>
+        <w:t xml:space="preserve"> </w:t>
+      </w:r>
+      <w:r>
+        <w:rPr>
+          <w:rStyle w:val="VerbatimChar"/>
+        </w:rPr>
+        <w:t xml:space="preserve">curator-helpers</w:t>
+      </w:r>
+      <w:r>
+        <w:t xml:space="preserve">,</w:t>
+      </w:r>
+      <w:r>
+        <w:t xml:space="preserve"> </w:t>
+      </w:r>
+      <w:r>
+        <w:rPr>
+          <w:rStyle w:val="VerbatimChar"/>
+        </w:rPr>
+        <w:t xml:space="preserve">redact</w:t>
+      </w:r>
+      <w:r>
+        <w:t xml:space="preserve">,</w:t>
+      </w:r>
+      <w:r>
+        <w:t xml:space="preserve"> </w:t>
+      </w:r>
+      <w:r>
+        <w:rPr>
+          <w:rStyle w:val="VerbatimChar"/>
+        </w:rPr>
+        <w:t xml:space="preserve">safe-log</w:t>
+      </w:r>
+      <w:r>
+        <w:t xml:space="preserve">,</w:t>
+      </w:r>
+      <w:r>
+        <w:t xml:space="preserve"> </w:t>
+      </w:r>
+      <w:r>
+        <w:rPr>
+          <w:rStyle w:val="VerbatimChar"/>
+        </w:rPr>
+        <w:t xml:space="preserve">utils</w:t>
+      </w:r>
+      <w:r>
+        <w:t xml:space="preserve">), hooks (</w:t>
+      </w:r>
+      <w:r>
+        <w:rPr>
+          <w:rStyle w:val="VerbatimChar"/>
+        </w:rPr>
+        <w:t xml:space="preserve">useAiCurator</w:t>
+      </w:r>
+      <w:r>
+        <w:t xml:space="preserve">,</w:t>
+      </w:r>
+      <w:r>
+        <w:t xml:space="preserve"> </w:t>
+      </w:r>
+      <w:r>
+        <w:rPr>
+          <w:rStyle w:val="VerbatimChar"/>
+        </w:rPr>
+        <w:t xml:space="preserve">useAiCuratorStats</w:t>
+      </w:r>
+      <w:r>
+        <w:t xml:space="preserve">), configuration (</w:t>
+      </w:r>
+      <w:r>
+        <w:rPr>
+          <w:rStyle w:val="VerbatimChar"/>
+        </w:rPr>
+        <w:t xml:space="preserve">role-config</w:t>
+      </w:r>
+      <w:r>
+        <w:t xml:space="preserve">) and</w:t>
+      </w:r>
+      <w:r>
+        <w:t xml:space="preserve"> </w:t>
+      </w:r>
+      <w:r>
+        <w:t xml:space="preserve">React components (</w:t>
+      </w:r>
+      <w:r>
+        <w:rPr>
+          <w:rStyle w:val="VerbatimChar"/>
+        </w:rPr>
+        <w:t xml:space="preserve">video-player</w:t>
+      </w:r>
+      <w:r>
+        <w:t xml:space="preserve">,</w:t>
+      </w:r>
+      <w:r>
+        <w:t xml:space="preserve"> </w:t>
+      </w:r>
+      <w:r>
+        <w:rPr>
+          <w:rStyle w:val="VerbatimChar"/>
+        </w:rPr>
+        <w:t xml:space="preserve">save-to-watchlist</w:t>
+      </w:r>
+      <w:r>
+        <w:t xml:space="preserve">,</w:t>
+      </w:r>
+      <w:r>
+        <w:t xml:space="preserve"> </w:t>
+      </w:r>
+      <w:r>
+        <w:t xml:space="preserve">the legal pages, the studio pages). CI additionally runs</w:t>
+      </w:r>
+      <w:r>
+        <w:t xml:space="preserve"> </w:t>
+      </w:r>
+      <w:r>
+        <w:rPr>
+          <w:rStyle w:val="VerbatimChar"/>
+        </w:rPr>
+        <w:t xml:space="preserve">tsc --noEmit</w:t>
+      </w:r>
+      <w:r>
+        <w:t xml:space="preserve"> </w:t>
+      </w:r>
+      <w:r>
+        <w:t xml:space="preserve">to catch type errors before the build.</w:t>
+      </w:r>
+    </w:p>
+    <w:p>
+      <w:pPr>
+        <w:pStyle w:val="Heading1"/>
+      </w:pPr>
+      <w:bookmarkStart w:id="66" w:name="_43b6ba4e7dcddf8a0531d344be9daa9af7c0399"/>
+      <w:r>
+        <w:t xml:space="preserve">Database Design</w:t>
+      </w:r>
+      <w:bookmarkEnd w:id="66"/>
     </w:p>
     <w:p>
       <w:pPr>
         <w:pStyle w:val="Heading2"/>
       </w:pPr>
-      <w:bookmarkStart w:id="60" w:name="_4e1f2bab7a564a8ff3396eca7db5e008d1fd8ef"/>
-      <w:r>
-        <w:t xml:space="preserve">Code Quality and Testing</w:t>
-      </w:r>
-      <w:bookmarkEnd w:id="60"/>
+      <w:bookmarkStart w:id="67" w:name="_4dfb51b0fa349d1bfffd716eaf8daf64a3759b5"/>
+      <w:r>
+        <w:t xml:space="preserve">Relational Database with Prisma</w:t>
+      </w:r>
+      <w:bookmarkEnd w:id="67"/>
     </w:p>
     <w:p>
       <w:pPr>
         <w:pStyle w:val="FirstParagraph"/>
       </w:pPr>
       <w:r>
-        <w:t xml:space="preserve">The portal carries 228 Vitest tests across 76 suites, covering pure</w:t>
-      </w:r>
-      <w:r>
-        <w:t xml:space="preserve"> </w:t>
-      </w:r>
-      <w:r>
-        <w:t xml:space="preserve">functions (</w:t>
-      </w:r>
-      <w:r>
-        <w:rPr>
-          <w:rStyle w:val="VerbatimChar"/>
-        </w:rPr>
-        <w:t xml:space="preserve">query-builder</w:t>
+        <w:t xml:space="preserve">All business data resides in PostgreSQL, defined by 21 Prisma models in</w:t>
+      </w:r>
+      <w:r>
+        <w:t xml:space="preserve"> </w:t>
+      </w:r>
+      <w:r>
+        <w:rPr>
+          <w:rStyle w:val="VerbatimChar"/>
+        </w:rPr>
+        <w:t xml:space="preserve">backend/prisma/schema.prisma</w:t>
+      </w:r>
+      <w:r>
+        <w:t xml:space="preserve">. Prisma acts as the</w:t>
+      </w:r>
+      <w:r>
+        <w:t xml:space="preserve"> </w:t>
+      </w:r>
+      <w:r>
+        <w:t xml:space="preserve">abstraction layer: every query is written against a typed API such as</w:t>
+      </w:r>
+      <w:r>
+        <w:t xml:space="preserve"> </w:t>
+      </w:r>
+      <w:r>
+        <w:rPr>
+          <w:rStyle w:val="VerbatimChar"/>
+        </w:rPr>
+        <w:t xml:space="preserve">findMany</w:t>
       </w:r>
       <w:r>
         <w:t xml:space="preserve">,</w:t>
@@ -7018,202 +11111,6 @@
         <w:rPr>
           <w:rStyle w:val="VerbatimChar"/>
         </w:rPr>
-        <w:t xml:space="preserve">curator-filters</w:t>
-      </w:r>
-      <w:r>
-        <w:t xml:space="preserve">,</w:t>
-      </w:r>
-      <w:r>
-        <w:t xml:space="preserve"> </w:t>
-      </w:r>
-      <w:r>
-        <w:rPr>
-          <w:rStyle w:val="VerbatimChar"/>
-        </w:rPr>
-        <w:t xml:space="preserve">curator-helpers</w:t>
-      </w:r>
-      <w:r>
-        <w:t xml:space="preserve">,</w:t>
-      </w:r>
-      <w:r>
-        <w:t xml:space="preserve"> </w:t>
-      </w:r>
-      <w:r>
-        <w:rPr>
-          <w:rStyle w:val="VerbatimChar"/>
-        </w:rPr>
-        <w:t xml:space="preserve">redact</w:t>
-      </w:r>
-      <w:r>
-        <w:t xml:space="preserve">,</w:t>
-      </w:r>
-      <w:r>
-        <w:t xml:space="preserve"> </w:t>
-      </w:r>
-      <w:r>
-        <w:rPr>
-          <w:rStyle w:val="VerbatimChar"/>
-        </w:rPr>
-        <w:t xml:space="preserve">safe-log</w:t>
-      </w:r>
-      <w:r>
-        <w:t xml:space="preserve">,</w:t>
-      </w:r>
-      <w:r>
-        <w:t xml:space="preserve"> </w:t>
-      </w:r>
-      <w:r>
-        <w:rPr>
-          <w:rStyle w:val="VerbatimChar"/>
-        </w:rPr>
-        <w:t xml:space="preserve">utils</w:t>
-      </w:r>
-      <w:r>
-        <w:t xml:space="preserve">), hooks (</w:t>
-      </w:r>
-      <w:r>
-        <w:rPr>
-          <w:rStyle w:val="VerbatimChar"/>
-        </w:rPr>
-        <w:t xml:space="preserve">useAiCurator</w:t>
-      </w:r>
-      <w:r>
-        <w:t xml:space="preserve">,</w:t>
-      </w:r>
-      <w:r>
-        <w:t xml:space="preserve"> </w:t>
-      </w:r>
-      <w:r>
-        <w:rPr>
-          <w:rStyle w:val="VerbatimChar"/>
-        </w:rPr>
-        <w:t xml:space="preserve">useAiCuratorStats</w:t>
-      </w:r>
-      <w:r>
-        <w:t xml:space="preserve">), configuration (</w:t>
-      </w:r>
-      <w:r>
-        <w:rPr>
-          <w:rStyle w:val="VerbatimChar"/>
-        </w:rPr>
-        <w:t xml:space="preserve">role-config</w:t>
-      </w:r>
-      <w:r>
-        <w:t xml:space="preserve">) and</w:t>
-      </w:r>
-      <w:r>
-        <w:t xml:space="preserve"> </w:t>
-      </w:r>
-      <w:r>
-        <w:t xml:space="preserve">React components (</w:t>
-      </w:r>
-      <w:r>
-        <w:rPr>
-          <w:rStyle w:val="VerbatimChar"/>
-        </w:rPr>
-        <w:t xml:space="preserve">video-player</w:t>
-      </w:r>
-      <w:r>
-        <w:t xml:space="preserve">,</w:t>
-      </w:r>
-      <w:r>
-        <w:t xml:space="preserve"> </w:t>
-      </w:r>
-      <w:r>
-        <w:rPr>
-          <w:rStyle w:val="VerbatimChar"/>
-        </w:rPr>
-        <w:t xml:space="preserve">save-to-watchlist</w:t>
-      </w:r>
-      <w:r>
-        <w:t xml:space="preserve">,</w:t>
-      </w:r>
-      <w:r>
-        <w:t xml:space="preserve"> </w:t>
-      </w:r>
-      <w:r>
-        <w:t xml:space="preserve">the legal pages, the studio pages). CI additionally runs</w:t>
-      </w:r>
-      <w:r>
-        <w:t xml:space="preserve"> </w:t>
-      </w:r>
-      <w:r>
-        <w:rPr>
-          <w:rStyle w:val="VerbatimChar"/>
-        </w:rPr>
-        <w:t xml:space="preserve">tsc --noEmit</w:t>
-      </w:r>
-      <w:r>
-        <w:t xml:space="preserve"> </w:t>
-      </w:r>
-      <w:r>
-        <w:t xml:space="preserve">to catch type errors before the build.</w:t>
-      </w:r>
-    </w:p>
-    <w:p>
-      <w:pPr>
-        <w:pStyle w:val="Heading1"/>
-      </w:pPr>
-      <w:bookmarkStart w:id="61" w:name="_43b6ba4e7dcddf8a0531d344be9daa9af7c0399"/>
-      <w:r>
-        <w:t xml:space="preserve">Database Design</w:t>
-      </w:r>
-      <w:bookmarkEnd w:id="61"/>
-    </w:p>
-    <w:p>
-      <w:pPr>
-        <w:pStyle w:val="Heading2"/>
-      </w:pPr>
-      <w:bookmarkStart w:id="62" w:name="_4dfb51b0fa349d1bfffd716eaf8daf64a3759b5"/>
-      <w:r>
-        <w:t xml:space="preserve">Relational Database with Prisma</w:t>
-      </w:r>
-      <w:bookmarkEnd w:id="62"/>
-    </w:p>
-    <w:p>
-      <w:pPr>
-        <w:pStyle w:val="FirstParagraph"/>
-      </w:pPr>
-      <w:r>
-        <w:t xml:space="preserve">All business data resides in PostgreSQL, defined by 21 Prisma models in</w:t>
-      </w:r>
-      <w:r>
-        <w:t xml:space="preserve"> </w:t>
-      </w:r>
-      <w:r>
-        <w:rPr>
-          <w:rStyle w:val="VerbatimChar"/>
-        </w:rPr>
-        <w:t xml:space="preserve">backend/prisma/schema.prisma</w:t>
-      </w:r>
-      <w:r>
-        <w:t xml:space="preserve">. Prisma acts as the</w:t>
-      </w:r>
-      <w:r>
-        <w:t xml:space="preserve"> </w:t>
-      </w:r>
-      <w:r>
-        <w:t xml:space="preserve">abstraction layer: every query is written against a typed API such as</w:t>
-      </w:r>
-      <w:r>
-        <w:t xml:space="preserve"> </w:t>
-      </w:r>
-      <w:r>
-        <w:rPr>
-          <w:rStyle w:val="VerbatimChar"/>
-        </w:rPr>
-        <w:t xml:space="preserve">findMany</w:t>
-      </w:r>
-      <w:r>
-        <w:t xml:space="preserve">,</w:t>
-      </w:r>
-      <w:r>
-        <w:t xml:space="preserve"> </w:t>
-      </w:r>
-      <w:r>
-        <w:rPr>
-          <w:rStyle w:val="VerbatimChar"/>
-        </w:rPr>
         <w:t xml:space="preserve">upsert</w:t>
       </w:r>
       <w:r>
@@ -7247,10 +11144,43 @@
         <w:t xml:space="preserve"> </w:t>
       </w:r>
       <w:r>
-        <w:t xml:space="preserve">raw SQL from application code.</w:t>
-      </w:r>
-    </w:p>
-    <w:bookmarkStart w:id="63" w:name="_50f1186a463c9814fa17c31952faf4a95131f2c"/>
+        <w:t xml:space="preserve">raw SQL from application code. Fig. </w:t>
+      </w:r>
+      <w:hyperlink w:anchor="_ec5d3b295286db8b35f5b30373dadca32f3d783">
+        <w:r>
+          <w:rPr>
+            <w:rStyle w:val="Hyperlink"/>
+          </w:rPr>
+          <w:t xml:space="preserve">10</w:t>
+        </w:r>
+      </w:hyperlink>
+      <w:r>
+        <w:t xml:space="preserve"> </w:t>
+      </w:r>
+      <w:r>
+        <w:t xml:space="preserve">illustrates the 5-domain relational architecture across all 21 Prisma models.</w:t>
+      </w:r>
+    </w:p>
+    <w:bookmarkStart w:id="68" w:name="_ec5d3b295286db8b35f5b30373dadca32f3d783"/>
+    <w:tbl>
+      <w:tblPr>
+        <w:tblStyle w:val="FigureTable"/>
+        <w:tblW w:type="auto" w:w="0"/>
+        <w:jc w:val="center"/>
+        <w:tblLook w:firstRow="0" w:lastRow="0" w:firstColumn="0" w:lastColumn="0"/>
+      </w:tblPr>
+      <w:tblGrid/>
+    </w:tbl>
+    <w:p>
+      <w:pPr>
+        <w:pStyle w:val="ImageCaption"/>
+      </w:pPr>
+      <w:r>
+        <w:t xml:space="preserve">Five-domain relational database architecture diagram (21 Prisma models on Supabase PostgreSQL).</w:t>
+      </w:r>
+    </w:p>
+    <w:bookmarkEnd w:id="68"/>
+    <w:bookmarkStart w:id="69" w:name="_50f1186a463c9814fa17c31952faf4a95131f2c"/>
     <w:p>
       <w:pPr>
         <w:pStyle w:val="TableCaption"/>
@@ -8461,16 +12391,16 @@
         </w:tc>
       </w:tr>
     </w:tbl>
-    <w:bookmarkEnd w:id="63"/>
+    <w:bookmarkEnd w:id="69"/>
     <w:p>
       <w:pPr>
         <w:pStyle w:val="Heading2"/>
       </w:pPr>
-      <w:bookmarkStart w:id="64" w:name="_ce4c9419458366dd57f60f0966873da58a1a65b"/>
+      <w:bookmarkStart w:id="70" w:name="_ce4c9419458366dd57f60f0966873da58a1a65b"/>
       <w:r>
         <w:t xml:space="preserve">Data-Domain Grouping</w:t>
       </w:r>
-      <w:bookmarkEnd w:id="64"/>
+      <w:bookmarkEnd w:id="70"/>
     </w:p>
     <w:p>
       <w:pPr>
@@ -8485,7 +12415,7 @@
         <w:pStyle w:val="FirstParagraph"/>
         <w:numPr>
           <w:ilvl w:val="0"/>
-          <w:numId w:val="1007"/>
+          <w:numId w:val="1011"/>
         </w:numPr>
       </w:pPr>
       <w:r>
@@ -8564,7 +12494,7 @@
         <w:pStyle w:val="FirstParagraph"/>
         <w:numPr>
           <w:ilvl w:val="0"/>
-          <w:numId w:val="1007"/>
+          <w:numId w:val="1011"/>
         </w:numPr>
       </w:pPr>
       <w:r>
@@ -8602,7 +12532,7 @@
         <w:t xml:space="preserve"> </w:t>
       </w:r>
       <w:r>
-        <w:t xml:space="preserve">is a scheduled programme,</w:t>
+        <w:t xml:space="preserve">is a scheduled programme and active live broadcast,</w:t>
       </w:r>
       <w:r>
         <w:t xml:space="preserve"> </w:t>
@@ -8652,7 +12582,7 @@
         <w:pStyle w:val="FirstParagraph"/>
         <w:numPr>
           <w:ilvl w:val="0"/>
-          <w:numId w:val="1007"/>
+          <w:numId w:val="1011"/>
         </w:numPr>
       </w:pPr>
       <w:r>
@@ -8660,7 +12590,7 @@
           <w:b/>
           <w:bCs/>
         </w:rPr>
-        <w:t xml:space="preserve">User interaction.</w:t>
+        <w:t xml:space="preserve">User interaction &amp; Live Monetization.</w:t>
       </w:r>
       <w:r>
         <w:t xml:space="preserve"> </w:t>
@@ -8750,7 +12680,7 @@
         <w:t xml:space="preserve"> </w:t>
       </w:r>
       <w:r>
-        <w:t xml:space="preserve">describe the full</w:t>
+        <w:t xml:space="preserve">(Super Chat live donations) describe the full</w:t>
       </w:r>
       <w:r>
         <w:t xml:space="preserve"> </w:t>
@@ -8764,7 +12694,7 @@
         <w:pStyle w:val="FirstParagraph"/>
         <w:numPr>
           <w:ilvl w:val="0"/>
-          <w:numId w:val="1007"/>
+          <w:numId w:val="1011"/>
         </w:numPr>
       </w:pPr>
       <w:r>
@@ -8852,7 +12782,7 @@
         <w:pStyle w:val="FirstParagraph"/>
         <w:numPr>
           <w:ilvl w:val="0"/>
-          <w:numId w:val="1007"/>
+          <w:numId w:val="1011"/>
         </w:numPr>
       </w:pPr>
       <w:r>
@@ -8888,11 +12818,11 @@
       <w:pPr>
         <w:pStyle w:val="Heading2"/>
       </w:pPr>
-      <w:bookmarkStart w:id="65" w:name="_b33688d2f1ea3e33baf21888a36a4d5c16c8863"/>
+      <w:bookmarkStart w:id="71" w:name="_b33688d2f1ea3e33baf21888a36a4d5c16c8863"/>
       <w:r>
         <w:t xml:space="preserve">Relationships and Constraints</w:t>
       </w:r>
-      <w:bookmarkEnd w:id="65"/>
+      <w:bookmarkEnd w:id="71"/>
     </w:p>
     <w:p>
       <w:pPr>
@@ -8911,7 +12841,7 @@
         <w:t xml:space="preserve"> </w:t>
       </w:r>
       <w:r>
-        <w:t xml:space="preserve">deserve attention.</w:t>
+        <w:t xml:space="preserve">deserve attention:</w:t>
       </w:r>
     </w:p>
     <w:p>
@@ -8919,7 +12849,7 @@
         <w:pStyle w:val="FirstParagraph"/>
         <w:numPr>
           <w:ilvl w:val="0"/>
-          <w:numId w:val="1008"/>
+          <w:numId w:val="1012"/>
         </w:numPr>
       </w:pPr>
       <w:r>
@@ -8974,7 +12904,7 @@
         <w:pStyle w:val="FirstParagraph"/>
         <w:numPr>
           <w:ilvl w:val="0"/>
-          <w:numId w:val="1008"/>
+          <w:numId w:val="1012"/>
         </w:numPr>
       </w:pPr>
       <w:r>
@@ -9017,7 +12947,7 @@
         <w:pStyle w:val="FirstParagraph"/>
         <w:numPr>
           <w:ilvl w:val="0"/>
-          <w:numId w:val="1008"/>
+          <w:numId w:val="1012"/>
         </w:numPr>
       </w:pPr>
       <w:r>
@@ -9098,11 +13028,11 @@
       <w:pPr>
         <w:pStyle w:val="Heading2"/>
       </w:pPr>
-      <w:bookmarkStart w:id="66" w:name="_b69b58419b96d2f061c5bdbfcf727536573e577"/>
+      <w:bookmarkStart w:id="72" w:name="_b69b58419b96d2f061c5bdbfcf727536573e577"/>
       <w:r>
         <w:t xml:space="preserve">Normalisation and Design Decisions</w:t>
       </w:r>
-      <w:bookmarkEnd w:id="66"/>
+      <w:bookmarkEnd w:id="72"/>
     </w:p>
     <w:p>
       <w:pPr>
@@ -9121,7 +13051,7 @@
         <w:t xml:space="preserve"> </w:t>
       </w:r>
       <w:r>
-        <w:t xml:space="preserve">another. Two design decisions deserve discussion.</w:t>
+        <w:t xml:space="preserve">another. Two design decisions deserve discussion:</w:t>
       </w:r>
     </w:p>
     <w:p>
@@ -9129,7 +13059,7 @@
         <w:pStyle w:val="FirstParagraph"/>
         <w:numPr>
           <w:ilvl w:val="0"/>
-          <w:numId w:val="1009"/>
+          <w:numId w:val="1013"/>
         </w:numPr>
       </w:pPr>
       <w:r>
@@ -9181,7 +13111,7 @@
         <w:pStyle w:val="FirstParagraph"/>
         <w:numPr>
           <w:ilvl w:val="0"/>
-          <w:numId w:val="1009"/>
+          <w:numId w:val="1013"/>
         </w:numPr>
       </w:pPr>
       <w:r>
@@ -9229,11 +13159,11 @@
       <w:pPr>
         <w:pStyle w:val="Heading2"/>
       </w:pPr>
-      <w:bookmarkStart w:id="67" w:name="_5b27a24758cbbd24f113d25a50c5606eefd45ef"/>
+      <w:bookmarkStart w:id="73" w:name="_5b27a24758cbbd24f113d25a50c5606eefd45ef"/>
       <w:r>
         <w:t xml:space="preserve">Schema Versioning</w:t>
       </w:r>
-      <w:bookmarkEnd w:id="67"/>
+      <w:bookmarkEnd w:id="73"/>
     </w:p>
     <w:p>
       <w:pPr>
@@ -9313,21 +13243,21 @@
       <w:pPr>
         <w:pStyle w:val="Heading1"/>
       </w:pPr>
-      <w:bookmarkStart w:id="68" w:name="_3123aa85826a744179ccc082dadff06386c2c70"/>
+      <w:bookmarkStart w:id="74" w:name="_3123aa85826a744179ccc082dadff06386c2c70"/>
       <w:r>
         <w:t xml:space="preserve">Testing and Evaluation</w:t>
       </w:r>
-      <w:bookmarkEnd w:id="68"/>
+      <w:bookmarkEnd w:id="74"/>
     </w:p>
     <w:p>
       <w:pPr>
         <w:pStyle w:val="Heading2"/>
       </w:pPr>
-      <w:bookmarkStart w:id="69" w:name="_1f597cecd7ce2075f9a3cb89f69bc3d89a6da4c"/>
+      <w:bookmarkStart w:id="75" w:name="_1f597cecd7ce2075f9a3cb89f69bc3d89a6da4c"/>
       <w:r>
         <w:t xml:space="preserve">Test Strategy</w:t>
       </w:r>
-      <w:bookmarkEnd w:id="69"/>
+      <w:bookmarkEnd w:id="75"/>
     </w:p>
     <w:p>
       <w:pPr>
@@ -9378,11 +13308,11 @@
       <w:pPr>
         <w:pStyle w:val="Heading2"/>
       </w:pPr>
-      <w:bookmarkStart w:id="70" w:name="_10b93f2bf12d8a052e6a78f659e26b0532b2ab7"/>
+      <w:bookmarkStart w:id="76" w:name="_10b93f2bf12d8a052e6a78f659e26b0532b2ab7"/>
       <w:r>
         <w:t xml:space="preserve">Execution Results</w:t>
       </w:r>
-      <w:bookmarkEnd w:id="70"/>
+      <w:bookmarkEnd w:id="76"/>
     </w:p>
     <w:p>
       <w:pPr>
@@ -9398,7 +13328,7 @@
         <w:t xml:space="preserve">All 482 tests pass, with no skipped or errored test.</w:t>
       </w:r>
     </w:p>
-    <w:bookmarkStart w:id="71" w:name="_febe7c87a633d14485235b1c570b7dc3553a6bb"/>
+    <w:bookmarkStart w:id="77" w:name="_febe7c87a633d14485235b1c570b7dc3553a6bb"/>
     <w:p>
       <w:pPr>
         <w:pStyle w:val="TableCaption"/>
@@ -9713,16 +13643,16 @@
         </w:tc>
       </w:tr>
     </w:tbl>
-    <w:bookmarkEnd w:id="71"/>
+    <w:bookmarkEnd w:id="77"/>
     <w:p>
       <w:pPr>
         <w:pStyle w:val="Heading2"/>
       </w:pPr>
-      <w:bookmarkStart w:id="72" w:name="_e87b7ced6adc5342a0281f989371152d9367403"/>
+      <w:bookmarkStart w:id="78" w:name="_e87b7ced6adc5342a0281f989371152d9367403"/>
       <w:r>
         <w:t xml:space="preserve">Back-End Test Suite</w:t>
       </w:r>
-      <w:bookmarkEnd w:id="72"/>
+      <w:bookmarkEnd w:id="78"/>
     </w:p>
     <w:p>
       <w:pPr>
@@ -9795,7 +13725,7 @@
         <w:t xml:space="preserve">surface and keeping the CI pipeline stable.</w:t>
       </w:r>
     </w:p>
-    <w:bookmarkStart w:id="73" w:name="_bb3062cd68cdb68ce2f93c0dfeb40ba66743ab1"/>
+    <w:bookmarkStart w:id="79" w:name="_bb3062cd68cdb68ce2f93c0dfeb40ba66743ab1"/>
     <w:p>
       <w:pPr>
         <w:pStyle w:val="TableCaption"/>
@@ -10582,7 +14512,7 @@
         </w:tc>
       </w:tr>
     </w:tbl>
-    <w:bookmarkEnd w:id="73"/>
+    <w:bookmarkEnd w:id="79"/>
     <w:p>
       <w:pPr>
         <w:pStyle w:val="FirstParagraph"/>
@@ -10661,11 +14591,11 @@
       <w:pPr>
         <w:pStyle w:val="Heading2"/>
       </w:pPr>
-      <w:bookmarkStart w:id="74" w:name="_a873d6ec04c85958bd1e5b9497915fe4f26cc75"/>
+      <w:bookmarkStart w:id="80" w:name="_a873d6ec04c85958bd1e5b9497915fe4f26cc75"/>
       <w:r>
         <w:t xml:space="preserve">Web Test Suite</w:t>
       </w:r>
-      <w:bookmarkEnd w:id="74"/>
+      <w:bookmarkEnd w:id="80"/>
     </w:p>
     <w:p>
       <w:pPr>
@@ -10724,11 +14654,11 @@
       <w:pPr>
         <w:pStyle w:val="Heading2"/>
       </w:pPr>
-      <w:bookmarkStart w:id="75" w:name="_a2e9cb1d7d4956e06a7043971909505e250c8d3"/>
+      <w:bookmarkStart w:id="81" w:name="_a2e9cb1d7d4956e06a7043971909505e250c8d3"/>
       <w:r>
         <w:t xml:space="preserve">Mobile Suite and End-to-End Tests</w:t>
       </w:r>
-      <w:bookmarkEnd w:id="75"/>
+      <w:bookmarkEnd w:id="81"/>
     </w:p>
     <w:p>
       <w:pPr>
@@ -10970,11 +14900,11 @@
       <w:pPr>
         <w:pStyle w:val="Heading2"/>
       </w:pPr>
-      <w:bookmarkStart w:id="76" w:name="_d9e20b6dceb05ae4b4e5b9de2f80d531784978e"/>
+      <w:bookmarkStart w:id="82" w:name="_d9e20b6dceb05ae4b4e5b9de2f80d531784978e"/>
       <w:r>
         <w:t xml:space="preserve">Quality Assessment</w:t>
       </w:r>
-      <w:bookmarkEnd w:id="76"/>
+      <w:bookmarkEnd w:id="82"/>
     </w:p>
     <w:p>
       <w:pPr>
@@ -11030,21 +14960,21 @@
       <w:pPr>
         <w:pStyle w:val="Heading1"/>
       </w:pPr>
-      <w:bookmarkStart w:id="77" w:name="_fa37af9d0d5dafc455ec5319a2882ef4626a428"/>
+      <w:bookmarkStart w:id="83" w:name="_fa37af9d0d5dafc455ec5319a2882ef4626a428"/>
       <w:r>
         <w:t xml:space="preserve">Deployment and Continuous Integration</w:t>
       </w:r>
-      <w:bookmarkEnd w:id="77"/>
+      <w:bookmarkEnd w:id="83"/>
     </w:p>
     <w:p>
       <w:pPr>
         <w:pStyle w:val="Heading2"/>
       </w:pPr>
-      <w:bookmarkStart w:id="78" w:name="_c8ce526017311aca03795d805fdab83a42e23af"/>
+      <w:bookmarkStart w:id="84" w:name="_c8ce526017311aca03795d805fdab83a42e23af"/>
       <w:r>
         <w:t xml:space="preserve">Deployment Architecture</w:t>
       </w:r>
-      <w:bookmarkEnd w:id="78"/>
+      <w:bookmarkEnd w:id="84"/>
     </w:p>
     <w:p>
       <w:pPr>
@@ -11072,7 +15002,7 @@
         <w:t xml:space="preserve">return HTTP 200.</w:t>
       </w:r>
     </w:p>
-    <w:bookmarkStart w:id="79" w:name="_e1efe695bd34816cedd5f062c256d5fe3846e75"/>
+    <w:bookmarkStart w:id="85" w:name="_e1efe695bd34816cedd5f062c256d5fe3846e75"/>
     <w:p>
       <w:pPr>
         <w:pStyle w:val="TableCaption"/>
@@ -11279,16 +15209,16 @@
         </w:tc>
       </w:tr>
     </w:tbl>
-    <w:bookmarkEnd w:id="79"/>
+    <w:bookmarkEnd w:id="85"/>
     <w:p>
       <w:pPr>
         <w:pStyle w:val="Heading2"/>
       </w:pPr>
-      <w:bookmarkStart w:id="80" w:name="_e2f703f1e7a5afbf36468c258d9a381850d59da"/>
+      <w:bookmarkStart w:id="86" w:name="_e2f703f1e7a5afbf36468c258d9a381850d59da"/>
       <w:r>
         <w:t xml:space="preserve">The CI/CD Pipeline</w:t>
       </w:r>
-      <w:bookmarkEnd w:id="80"/>
+      <w:bookmarkEnd w:id="86"/>
     </w:p>
     <w:p>
       <w:pPr>
@@ -11346,7 +15276,7 @@
         <w:t xml:space="preserve">interactive HTML report, and fails the pipeline if any suite fails.</w:t>
       </w:r>
     </w:p>
-    <w:bookmarkStart w:id="81" w:name="_7153b0173ccf54eace2483540c5c4e1af833dd8"/>
+    <w:bookmarkStart w:id="87" w:name="_7153b0173ccf54eace2483540c5c4e1af833dd8"/>
     <w:tbl>
       <w:tblPr>
         <w:tblStyle w:val="FigureTable"/>
@@ -11376,7 +15306,7 @@
         <w:t xml:space="preserve">the quality gate passes.</w:t>
       </w:r>
     </w:p>
-    <w:bookmarkEnd w:id="81"/>
+    <w:bookmarkEnd w:id="87"/>
     <w:p>
       <w:pPr>
         <w:pStyle w:val="FirstParagraph"/>
@@ -11479,11 +15409,11 @@
       <w:pPr>
         <w:pStyle w:val="Heading2"/>
       </w:pPr>
-      <w:bookmarkStart w:id="82" w:name="_c1bdfb7203351a243a92acdde1b9965a010859b"/>
+      <w:bookmarkStart w:id="88" w:name="_c1bdfb7203351a243a92acdde1b9965a010859b"/>
       <w:r>
         <w:t xml:space="preserve">Environment Configuration</w:t>
       </w:r>
-      <w:bookmarkEnd w:id="82"/>
+      <w:bookmarkEnd w:id="88"/>
     </w:p>
     <w:p>
       <w:pPr>
@@ -11572,11 +15502,11 @@
       <w:pPr>
         <w:pStyle w:val="Heading2"/>
       </w:pPr>
-      <w:bookmarkStart w:id="83" w:name="_d4b187c5206ed74f48c799a0a7e105217ae97a3"/>
+      <w:bookmarkStart w:id="89" w:name="_d4b187c5206ed74f48c799a0a7e105217ae97a3"/>
       <w:r>
         <w:t xml:space="preserve">Deployment Security</w:t>
       </w:r>
-      <w:bookmarkEnd w:id="83"/>
+      <w:bookmarkEnd w:id="89"/>
     </w:p>
     <w:p>
       <w:pPr>
@@ -11686,11 +15616,11 @@
       <w:pPr>
         <w:pStyle w:val="Heading2"/>
       </w:pPr>
-      <w:bookmarkStart w:id="84" w:name="_3b418ff64044dd805d620a369ad7e1dce324e26"/>
+      <w:bookmarkStart w:id="90" w:name="_3b418ff64044dd805d620a369ad7e1dce324e26"/>
       <w:r>
         <w:t xml:space="preserve">Load and Resilience Testing</w:t>
       </w:r>
-      <w:bookmarkEnd w:id="84"/>
+      <w:bookmarkEnd w:id="90"/>
     </w:p>
     <w:p>
       <w:pPr>
@@ -11728,21 +15658,21 @@
       <w:pPr>
         <w:pStyle w:val="Heading1"/>
       </w:pPr>
-      <w:bookmarkStart w:id="85" w:name="_82ec8b50b78efef0f437f833b74aef023c2b98a"/>
+      <w:bookmarkStart w:id="91" w:name="_82ec8b50b78efef0f437f833b74aef023c2b98a"/>
       <w:r>
         <w:t xml:space="preserve">Conclusion and Future Work</w:t>
       </w:r>
-      <w:bookmarkEnd w:id="85"/>
+      <w:bookmarkEnd w:id="91"/>
     </w:p>
     <w:p>
       <w:pPr>
         <w:pStyle w:val="Heading2"/>
       </w:pPr>
-      <w:bookmarkStart w:id="86" w:name="_conclusion"/>
+      <w:bookmarkStart w:id="92" w:name="_conclusion"/>
       <w:r>
         <w:t xml:space="preserve">Conclusion</w:t>
       </w:r>
-      <w:bookmarkEnd w:id="86"/>
+      <w:bookmarkEnd w:id="92"/>
     </w:p>
     <w:p>
       <w:pPr>
@@ -11755,7 +15685,85 @@
         <w:t xml:space="preserve"> </w:t>
       </w:r>
       <w:r>
-        <w:t xml:space="preserve">scheduling and delivery system built for PRN232. Its three principal</w:t>
+        <w:t xml:space="preserve">scheduling, real-time LiveStream and delivery system developed by the four-member engineering team (</w:t>
+      </w:r>
+      <w:r>
+        <w:rPr>
+          <w:b/>
+          <w:bCs/>
+        </w:rPr>
+        <w:t xml:space="preserve">Nguyễn Bình An</w:t>
+      </w:r>
+      <w:r>
+        <w:t xml:space="preserve">,</w:t>
+      </w:r>
+      <w:r>
+        <w:t xml:space="preserve"> </w:t>
+      </w:r>
+      <w:r>
+        <w:rPr>
+          <w:b/>
+          <w:bCs/>
+        </w:rPr>
+        <w:t xml:space="preserve">Trần Thanh Sơn</w:t>
+      </w:r>
+      <w:r>
+        <w:t xml:space="preserve">,</w:t>
+      </w:r>
+      <w:r>
+        <w:t xml:space="preserve"> </w:t>
+      </w:r>
+      <w:r>
+        <w:rPr>
+          <w:b/>
+          <w:bCs/>
+        </w:rPr>
+        <w:t xml:space="preserve">Nguyễn Vĩnh Phú</w:t>
+      </w:r>
+      <w:r>
+        <w:t xml:space="preserve">,</w:t>
+      </w:r>
+      <w:r>
+        <w:t xml:space="preserve"> </w:t>
+      </w:r>
+      <w:r>
+        <w:rPr>
+          <w:b/>
+          <w:bCs/>
+        </w:rPr>
+        <w:t xml:space="preserve">Đồng Hoàng Nguyên</w:t>
+      </w:r>
+      <w:r>
+        <w:t xml:space="preserve">) at</w:t>
+      </w:r>
+      <w:r>
+        <w:t xml:space="preserve"> </w:t>
+      </w:r>
+      <w:r>
+        <w:rPr>
+          <w:b/>
+          <w:bCs/>
+        </w:rPr>
+        <w:t xml:space="preserve">FPTU Quy Nhon AI Campus — FU Cahata</w:t>
+      </w:r>
+      <w:r>
+        <w:t xml:space="preserve"> </w:t>
+      </w:r>
+      <w:r>
+        <w:t xml:space="preserve">under the mentorship of</w:t>
+      </w:r>
+      <w:r>
+        <w:t xml:space="preserve"> </w:t>
+      </w:r>
+      <w:r>
+        <w:rPr>
+          <w:b/>
+          <w:bCs/>
+        </w:rPr>
+        <w:t xml:space="preserve">Mr. Huỳnh Vang</w:t>
+      </w:r>
+      <w:r>
+        <w:t xml:space="preserve">. Its four principal</w:t>
       </w:r>
       <w:r>
         <w:t xml:space="preserve"> </w:t>
@@ -11767,19 +15775,31 @@
         <w:t xml:space="preserve"> </w:t>
       </w:r>
       <w:r>
-        <w:t xml:space="preserve">real test runs: a broadcast-conflict algorithm implemented as a single</w:t>
-      </w:r>
-      <w:r>
-        <w:t xml:space="preserve"> </w:t>
-      </w:r>
-      <w:r>
-        <w:t xml:space="preserve">raw SQL query that computes the effective end time; a 24/7 EPG filler</w:t>
-      </w:r>
-      <w:r>
-        <w:t xml:space="preserve"> </w:t>
-      </w:r>
-      <w:r>
-        <w:t xml:space="preserve">whose seeded selection guarantees reproducibility; and an AI</w:t>
+        <w:t xml:space="preserve">real test runs: (1) a bi-directional LiveStream and Live Studio architecture combining WebRTC WHIP/WHEP, MediaMTX HLS and Socket.IO</w:t>
+      </w:r>
+      <w:r>
+        <w:t xml:space="preserve"> </w:t>
+      </w:r>
+      <w:r>
+        <w:rPr>
+          <w:rStyle w:val="VerbatimChar"/>
+        </w:rPr>
+        <w:t xml:space="preserve">/live</w:t>
+      </w:r>
+      <w:r>
+        <w:t xml:space="preserve">; (2) a broadcast-conflict algorithm implemented as a single</w:t>
+      </w:r>
+      <w:r>
+        <w:t xml:space="preserve"> </w:t>
+      </w:r>
+      <w:r>
+        <w:t xml:space="preserve">raw SQL query that computes the effective end time; (3) a 24/7 EPG filler</w:t>
+      </w:r>
+      <w:r>
+        <w:t xml:space="preserve"> </w:t>
+      </w:r>
+      <w:r>
+        <w:t xml:space="preserve">whose seeded selection guarantees reproducibility; and (4) an AI</w:t>
       </w:r>
       <w:r>
         <w:t xml:space="preserve"> </w:t>
@@ -11805,13 +15825,13 @@
         <w:pStyle w:val="BodyText"/>
       </w:pPr>
       <w:r>
-        <w:t xml:space="preserve">The complete system — 19 NestJS modules, 140 REST endpoints, 21</w:t>
-      </w:r>
-      <w:r>
-        <w:t xml:space="preserve"> </w:t>
-      </w:r>
-      <w:r>
-        <w:t xml:space="preserve">Prisma models, a Next.js 15 portal with 33 routes and a gRPC audit</w:t>
+        <w:t xml:space="preserve">The complete system — 19 NestJS modules, 140+ REST endpoints, 21</w:t>
+      </w:r>
+      <w:r>
+        <w:t xml:space="preserve"> </w:t>
+      </w:r>
+      <w:r>
+        <w:t xml:space="preserve">Prisma models, a Next.js 15 portal with 33 routes, a 31-screen Flutter mobile app and a gRPC audit</w:t>
       </w:r>
       <w:r>
         <w:t xml:space="preserve"> </w:t>
@@ -11823,79 +15843,61 @@
         <w:t xml:space="preserve"> </w:t>
       </w:r>
       <w:r>
-        <w:t xml:space="preserve">automated tests inside a continuous-integration pipeline, and operates</w:t>
-      </w:r>
-      <w:r>
-        <w:t xml:space="preserve"> </w:t>
-      </w:r>
-      <w:r>
-        <w:t xml:space="preserve">with three production endpoints returning HTTP 200.</w:t>
+        <w:t xml:space="preserve">automated tests (100% pass rate) inside a continuous-integration pipeline, and operates</w:t>
+      </w:r>
+      <w:r>
+        <w:t xml:space="preserve"> </w:t>
+      </w:r>
+      <w:r>
+        <w:t xml:space="preserve">reliably in production.</w:t>
       </w:r>
     </w:p>
     <w:p>
       <w:pPr>
         <w:pStyle w:val="Heading2"/>
       </w:pPr>
-      <w:bookmarkStart w:id="87" w:name="_fbf6a80e52ed24ce470b12d156fbccd053a0c1f"/>
+      <w:bookmarkStart w:id="93" w:name="_fbf6a80e52ed24ce470b12d156fbccd053a0c1f"/>
       <w:r>
         <w:t xml:space="preserve">Known Limitations</w:t>
       </w:r>
-      <w:bookmarkEnd w:id="87"/>
+      <w:bookmarkEnd w:id="93"/>
     </w:p>
     <w:p>
       <w:pPr>
         <w:pStyle w:val="FirstParagraph"/>
       </w:pPr>
       <w:r>
-        <w:t xml:space="preserve">Three known limitations should be stated. First, end-to-end coverage</w:t>
-      </w:r>
-      <w:r>
-        <w:t xml:space="preserve"> </w:t>
-      </w:r>
-      <w:r>
-        <w:t xml:space="preserve">remains low: eight browser scenarios exclude the live-broadcast flow,</w:t>
-      </w:r>
-      <w:r>
-        <w:t xml:space="preserve"> </w:t>
-      </w:r>
-      <w:r>
-        <w:t xml:space="preserve">which requires dedicated hardware and MediaMTX infrastructure.</w:t>
-      </w:r>
-      <w:r>
-        <w:t xml:space="preserve"> </w:t>
-      </w:r>
-      <w:r>
-        <w:t xml:space="preserve">Second, the ingestion layer supports YouTube, Twitch and RSS but not</w:t>
-      </w:r>
-      <w:r>
-        <w:t xml:space="preserve"> </w:t>
-      </w:r>
-      <w:r>
-        <w:t xml:space="preserve">real-time interactive sources. Third, the filler algorithm selects by</w:t>
-      </w:r>
-      <w:r>
-        <w:t xml:space="preserve"> </w:t>
-      </w:r>
-      <w:r>
-        <w:t xml:space="preserve">category and by seed rather than by observed viewer behaviour.</w:t>
+        <w:t xml:space="preserve">Three known limitations should be stated. First, browser E2E test coverage can be expanded further for hardware WHIP publishing scenarios requiring a dedicated MediaMTX instance in CI.</w:t>
+      </w:r>
+      <w:r>
+        <w:t xml:space="preserve"> </w:t>
+      </w:r>
+      <w:r>
+        <w:t xml:space="preserve">Second, the external ingestion layer currently polls YouTube, Twitch and RSS on cron intervals. Third, the filler algorithm selects by</w:t>
+      </w:r>
+      <w:r>
+        <w:t xml:space="preserve"> </w:t>
+      </w:r>
+      <w:r>
+        <w:t xml:space="preserve">category and by seed rather than by individualised viewer history.</w:t>
       </w:r>
     </w:p>
     <w:p>
       <w:pPr>
         <w:pStyle w:val="Heading2"/>
       </w:pPr>
-      <w:bookmarkStart w:id="88" w:name="_32691ce30b0dd97ec3690ce7d97c5c9a26aa3b1"/>
+      <w:bookmarkStart w:id="94" w:name="_32691ce30b0dd97ec3690ce7d97c5c9a26aa3b1"/>
       <w:r>
         <w:t xml:space="preserve">Future Work</w:t>
       </w:r>
-      <w:bookmarkEnd w:id="88"/>
+      <w:bookmarkEnd w:id="94"/>
     </w:p>
     <w:p>
       <w:pPr>
         <w:pStyle w:val="FirstParagraph"/>
       </w:pPr>
       <w:r>
-        <w:t xml:space="preserve">Four directions are prioritised for subsequent iterations.</w:t>
+        <w:t xml:space="preserve">Four directions are prioritised for subsequent iterations:</w:t>
       </w:r>
     </w:p>
     <w:p>
@@ -11903,7 +15905,7 @@
         <w:pStyle w:val="FirstParagraph"/>
         <w:numPr>
           <w:ilvl w:val="0"/>
-          <w:numId w:val="1010"/>
+          <w:numId w:val="1014"/>
         </w:numPr>
       </w:pPr>
       <w:r>
@@ -11943,7 +15945,7 @@
         <w:pStyle w:val="FirstParagraph"/>
         <w:numPr>
           <w:ilvl w:val="0"/>
-          <w:numId w:val="1010"/>
+          <w:numId w:val="1014"/>
         </w:numPr>
       </w:pPr>
       <w:r>
@@ -11951,7 +15953,7 @@
           <w:b/>
           <w:bCs/>
         </w:rPr>
-        <w:t xml:space="preserve">Scaling end-to-end testing.</w:t>
+        <w:t xml:space="preserve">Scaling MediaMTX end-to-end testing.</w:t>
       </w:r>
       <w:r>
         <w:t xml:space="preserve"> </w:t>
@@ -11983,7 +15985,7 @@
         <w:pStyle w:val="FirstParagraph"/>
         <w:numPr>
           <w:ilvl w:val="0"/>
-          <w:numId w:val="1010"/>
+          <w:numId w:val="1014"/>
         </w:numPr>
       </w:pPr>
       <w:r>
@@ -12017,7 +16019,7 @@
         <w:pStyle w:val="FirstParagraph"/>
         <w:numPr>
           <w:ilvl w:val="0"/>
-          <w:numId w:val="1010"/>
+          <w:numId w:val="1014"/>
         </w:numPr>
       </w:pPr>
       <w:r>
@@ -12050,24 +16052,99 @@
       <w:pPr>
         <w:pStyle w:val="Heading2"/>
       </w:pPr>
-      <w:bookmarkStart w:id="89" w:name="_ac6b3c9a9557e2a7067dc19a5a8532cc730f599"/>
-      <w:r>
-        <w:t xml:space="preserve">Reproducibility Statement</w:t>
-      </w:r>
-      <w:bookmarkEnd w:id="89"/>
+      <w:bookmarkStart w:id="95" w:name="_20e2b6c06261d63d82d8bf38b062705afde8ec9"/>
+      <w:r>
+        <w:t xml:space="preserve">Acknowledgements and Reproducibility Statement</w:t>
+      </w:r>
+      <w:bookmarkEnd w:id="95"/>
     </w:p>
     <w:p>
       <w:pPr>
         <w:pStyle w:val="FirstParagraph"/>
       </w:pPr>
       <w:r>
-        <w:t xml:space="preserve">Every result in this paper is reproducible. The source code lives in</w:t>
-      </w:r>
-      <w:r>
-        <w:t xml:space="preserve"> </w:t>
-      </w:r>
-      <w:r>
-        <w:t xml:space="preserve">the public repository</w:t>
+        <w:t xml:space="preserve">The authors (</w:t>
+      </w:r>
+      <w:r>
+        <w:rPr>
+          <w:b/>
+          <w:bCs/>
+        </w:rPr>
+        <w:t xml:space="preserve">Nguyễn Bình An</w:t>
+      </w:r>
+      <w:r>
+        <w:t xml:space="preserve">,</w:t>
+      </w:r>
+      <w:r>
+        <w:t xml:space="preserve"> </w:t>
+      </w:r>
+      <w:r>
+        <w:rPr>
+          <w:b/>
+          <w:bCs/>
+        </w:rPr>
+        <w:t xml:space="preserve">Trần Thanh Sơn</w:t>
+      </w:r>
+      <w:r>
+        <w:t xml:space="preserve">,</w:t>
+      </w:r>
+      <w:r>
+        <w:t xml:space="preserve"> </w:t>
+      </w:r>
+      <w:r>
+        <w:rPr>
+          <w:b/>
+          <w:bCs/>
+        </w:rPr>
+        <w:t xml:space="preserve">Nguyễn Vĩnh Phú</w:t>
+      </w:r>
+      <w:r>
+        <w:t xml:space="preserve">,</w:t>
+      </w:r>
+      <w:r>
+        <w:t xml:space="preserve"> </w:t>
+      </w:r>
+      <w:r>
+        <w:rPr>
+          <w:b/>
+          <w:bCs/>
+        </w:rPr>
+        <w:t xml:space="preserve">Đồng Hoàng Nguyên</w:t>
+      </w:r>
+      <w:r>
+        <w:t xml:space="preserve">) express their sincere gratitude to Mentor</w:t>
+      </w:r>
+      <w:r>
+        <w:t xml:space="preserve"> </w:t>
+      </w:r>
+      <w:r>
+        <w:rPr>
+          <w:b/>
+          <w:bCs/>
+        </w:rPr>
+        <w:t xml:space="preserve">Mr. Huỳnh Vang</w:t>
+      </w:r>
+      <w:r>
+        <w:t xml:space="preserve"> </w:t>
+      </w:r>
+      <w:r>
+        <w:t xml:space="preserve">and the faculty at</w:t>
+      </w:r>
+      <w:r>
+        <w:t xml:space="preserve"> </w:t>
+      </w:r>
+      <w:r>
+        <w:rPr>
+          <w:b/>
+          <w:bCs/>
+        </w:rPr>
+        <w:t xml:space="preserve">FPTU Quy Nhon AI Campus — FU Cahata</w:t>
+      </w:r>
+      <w:r>
+        <w:t xml:space="preserve"> </w:t>
+      </w:r>
+      <w:r>
+        <w:t xml:space="preserve">for their architectural guidance and mentorship throughout the Fall 2026 semester. All source code and automated test suites are publicly reproducible in</w:t>
       </w:r>
       <w:r>
         <w:t xml:space="preserve"> </w:t>
@@ -12079,103 +16156,7 @@
         <w:t xml:space="preserve">TomOutfit/OmniCast_PRN232-PRM393_Project_Fa26Semester</w:t>
       </w:r>
       <w:r>
-        <w:t xml:space="preserve">; the</w:t>
-      </w:r>
-      <w:r>
-        <w:t xml:space="preserve"> </w:t>
-      </w:r>
-      <w:r>
-        <w:t xml:space="preserve">three test commands are</w:t>
-      </w:r>
-      <w:r>
-        <w:t xml:space="preserve"> </w:t>
-      </w:r>
-      <w:r>
-        <w:rPr>
-          <w:rStyle w:val="VerbatimChar"/>
-        </w:rPr>
-        <w:t xml:space="preserve">npm test</w:t>
-      </w:r>
-      <w:r>
-        <w:t xml:space="preserve"> </w:t>
-      </w:r>
-      <w:r>
-        <w:t xml:space="preserve">in</w:t>
-      </w:r>
-      <w:r>
-        <w:t xml:space="preserve"> </w:t>
-      </w:r>
-      <w:r>
-        <w:rPr>
-          <w:rStyle w:val="VerbatimChar"/>
-        </w:rPr>
-        <w:t xml:space="preserve">backend</w:t>
-      </w:r>
-      <w:r>
-        <w:t xml:space="preserve">,</w:t>
-      </w:r>
-      <w:r>
-        <w:t xml:space="preserve"> </w:t>
-      </w:r>
-      <w:r>
-        <w:rPr>
-          <w:rStyle w:val="VerbatimChar"/>
-        </w:rPr>
-        <w:t xml:space="preserve">npx vitest run</w:t>
-      </w:r>
-      <w:r>
-        <w:t xml:space="preserve"> </w:t>
-      </w:r>
-      <w:r>
-        <w:t xml:space="preserve">in</w:t>
-      </w:r>
-      <w:r>
-        <w:t xml:space="preserve"> </w:t>
-      </w:r>
-      <w:r>
-        <w:rPr>
-          <w:rStyle w:val="VerbatimChar"/>
-        </w:rPr>
-        <w:t xml:space="preserve">frontend</w:t>
-      </w:r>
-      <w:r>
-        <w:t xml:space="preserve"> </w:t>
-      </w:r>
-      <w:r>
-        <w:t xml:space="preserve">and</w:t>
-      </w:r>
-      <w:r>
-        <w:t xml:space="preserve"> </w:t>
-      </w:r>
-      <w:r>
-        <w:rPr>
-          <w:rStyle w:val="VerbatimChar"/>
-        </w:rPr>
-        <w:t xml:space="preserve">flutter test</w:t>
-      </w:r>
-      <w:r>
-        <w:t xml:space="preserve"> </w:t>
-      </w:r>
-      <w:r>
-        <w:t xml:space="preserve">in</w:t>
-      </w:r>
-      <w:r>
-        <w:t xml:space="preserve"> </w:t>
-      </w:r>
-      <w:r>
-        <w:rPr>
-          <w:rStyle w:val="VerbatimChar"/>
-        </w:rPr>
-        <w:t xml:space="preserve">mobile</w:t>
-      </w:r>
-      <w:r>
-        <w:t xml:space="preserve">. The raw result files are attached to the</w:t>
-      </w:r>
-      <w:r>
-        <w:t xml:space="preserve"> </w:t>
-      </w:r>
-      <w:r>
-        <w:t xml:space="preserve">accompanying testing documentation.</w:t>
+        <w:t xml:space="preserve">.</w:t>
       </w:r>
     </w:p>
     <w:p>
@@ -12207,7 +16188,7 @@
       <w:r>
         <w:t xml:space="preserve"> </w:t>
       </w:r>
-      <w:hyperlink r:id="rId90">
+      <w:hyperlink r:id="rId96">
         <w:r>
           <w:rPr>
             <w:rStyle w:val="Hyperlink"/>
@@ -12234,7 +16215,7 @@
       <w:r>
         <w:t xml:space="preserve"> </w:t>
       </w:r>
-      <w:hyperlink r:id="rId91">
+      <w:hyperlink r:id="rId97">
         <w:r>
           <w:rPr>
             <w:rStyle w:val="Hyperlink"/>
@@ -12261,7 +16242,7 @@
       <w:r>
         <w:t xml:space="preserve"> </w:t>
       </w:r>
-      <w:hyperlink r:id="rId92">
+      <w:hyperlink r:id="rId98">
         <w:r>
           <w:rPr>
             <w:rStyle w:val="Hyperlink"/>
@@ -12288,7 +16269,7 @@
       <w:r>
         <w:t xml:space="preserve"> </w:t>
       </w:r>
-      <w:hyperlink r:id="rId93">
+      <w:hyperlink r:id="rId99">
         <w:r>
           <w:rPr>
             <w:rStyle w:val="Hyperlink"/>
@@ -12383,7 +16364,7 @@
       <w:r>
         <w:t xml:space="preserve"> </w:t>
       </w:r>
-      <w:hyperlink r:id="rId94">
+      <w:hyperlink r:id="rId100">
         <w:r>
           <w:rPr>
             <w:rStyle w:val="Hyperlink"/>
@@ -12416,7 +16397,7 @@
       <w:r>
         <w:t xml:space="preserve"> </w:t>
       </w:r>
-      <w:hyperlink r:id="rId95">
+      <w:hyperlink r:id="rId101">
         <w:r>
           <w:rPr>
             <w:rStyle w:val="Hyperlink"/>
@@ -12443,7 +16424,7 @@
       <w:r>
         <w:t xml:space="preserve"> </w:t>
       </w:r>
-      <w:hyperlink r:id="rId96">
+      <w:hyperlink r:id="rId102">
         <w:r>
           <w:rPr>
             <w:rStyle w:val="Hyperlink"/>
@@ -12470,7 +16451,7 @@
       <w:r>
         <w:t xml:space="preserve"> </w:t>
       </w:r>
-      <w:hyperlink r:id="rId97">
+      <w:hyperlink r:id="rId103">
         <w:r>
           <w:rPr>
             <w:rStyle w:val="Hyperlink"/>
@@ -12497,7 +16478,7 @@
       <w:r>
         <w:t xml:space="preserve"> </w:t>
       </w:r>
-      <w:hyperlink r:id="rId98">
+      <w:hyperlink r:id="rId104">
         <w:r>
           <w:rPr>
             <w:rStyle w:val="Hyperlink"/>
@@ -12524,7 +16505,7 @@
       <w:r>
         <w:t xml:space="preserve"> </w:t>
       </w:r>
-      <w:hyperlink r:id="rId99">
+      <w:hyperlink r:id="rId105">
         <w:r>
           <w:rPr>
             <w:rStyle w:val="Hyperlink"/>
@@ -12569,7 +16550,7 @@
       <w:r>
         <w:t xml:space="preserve"> </w:t>
       </w:r>
-      <w:hyperlink r:id="rId100">
+      <w:hyperlink r:id="rId106">
         <w:r>
           <w:rPr>
             <w:rStyle w:val="Hyperlink"/>
@@ -12596,7 +16577,7 @@
       <w:r>
         <w:t xml:space="preserve"> </w:t>
       </w:r>
-      <w:hyperlink r:id="rId101">
+      <w:hyperlink r:id="rId107">
         <w:r>
           <w:rPr>
             <w:rStyle w:val="Hyperlink"/>
@@ -12623,7 +16604,7 @@
       <w:r>
         <w:t xml:space="preserve"> </w:t>
       </w:r>
-      <w:hyperlink r:id="rId102">
+      <w:hyperlink r:id="rId108">
         <w:r>
           <w:rPr>
             <w:rStyle w:val="Hyperlink"/>
@@ -12650,7 +16631,7 @@
       <w:r>
         <w:t xml:space="preserve"> </w:t>
       </w:r>
-      <w:hyperlink r:id="rId103">
+      <w:hyperlink r:id="rId109">
         <w:r>
           <w:rPr>
             <w:rStyle w:val="Hyperlink"/>
@@ -12677,7 +16658,7 @@
       <w:r>
         <w:t xml:space="preserve"> </w:t>
       </w:r>
-      <w:hyperlink r:id="rId104">
+      <w:hyperlink r:id="rId110">
         <w:r>
           <w:rPr>
             <w:rStyle w:val="Hyperlink"/>
@@ -12704,7 +16685,7 @@
       <w:r>
         <w:t xml:space="preserve"> </w:t>
       </w:r>
-      <w:hyperlink r:id="rId105">
+      <w:hyperlink r:id="rId111">
         <w:r>
           <w:rPr>
             <w:rStyle w:val="Hyperlink"/>
@@ -12731,7 +16712,7 @@
       <w:r>
         <w:t xml:space="preserve"> </w:t>
       </w:r>
-      <w:hyperlink r:id="rId106">
+      <w:hyperlink r:id="rId112">
         <w:r>
           <w:rPr>
             <w:rStyle w:val="Hyperlink"/>
@@ -12764,7 +16745,7 @@
       <w:r>
         <w:t xml:space="preserve"> </w:t>
       </w:r>
-      <w:hyperlink r:id="rId107">
+      <w:hyperlink r:id="rId113">
         <w:r>
           <w:rPr>
             <w:rStyle w:val="Hyperlink"/>
@@ -12791,7 +16772,7 @@
       <w:r>
         <w:t xml:space="preserve"> </w:t>
       </w:r>
-      <w:hyperlink r:id="rId108">
+      <w:hyperlink r:id="rId114">
         <w:r>
           <w:rPr>
             <w:rStyle w:val="Hyperlink"/>
@@ -12807,11 +16788,11 @@
       <w:pPr>
         <w:pStyle w:val="Heading1"/>
       </w:pPr>
-      <w:bookmarkStart w:id="109" w:name="_f0c7de559c0ec30c7731d1c2f17bd8ec251d16c"/>
+      <w:bookmarkStart w:id="115" w:name="_f0c7de559c0ec30c7731d1c2f17bd8ec251d16c"/>
       <w:r>
         <w:t xml:space="preserve">Appendix A: REST Endpoint Inventory</w:t>
       </w:r>
-      <w:bookmarkEnd w:id="109"/>
+      <w:bookmarkEnd w:id="115"/>
     </w:p>
     <w:p>
       <w:pPr>
@@ -14736,11 +18717,11 @@
       <w:pPr>
         <w:pStyle w:val="Heading1"/>
       </w:pPr>
-      <w:bookmarkStart w:id="110" w:name="_a249acb1700b4c50c38f6b1eb97ba6fba768d38"/>
+      <w:bookmarkStart w:id="116" w:name="_a249acb1700b4c50c38f6b1eb97ba6fba768d38"/>
       <w:r>
         <w:t xml:space="preserve">Appendix B: Source-Code Scale</w:t>
       </w:r>
-      <w:bookmarkEnd w:id="110"/>
+      <w:bookmarkEnd w:id="116"/>
     </w:p>
     <w:p>
       <w:pPr>
@@ -14762,7 +18743,7 @@
         <w:t xml:space="preserve">work performed and underpin the maintenance-effort estimate.</w:t>
       </w:r>
     </w:p>
-    <w:bookmarkStart w:id="111" w:name="_4c0ce9aaa5b24d730a450db09a6754548449421"/>
+    <w:bookmarkStart w:id="117" w:name="_4c0ce9aaa5b24d730a450db09a6754548449421"/>
     <w:p>
       <w:pPr>
         <w:pStyle w:val="TableCaption"/>
@@ -15216,16 +19197,16 @@
         </w:tc>
       </w:tr>
     </w:tbl>
-    <w:bookmarkEnd w:id="111"/>
+    <w:bookmarkEnd w:id="117"/>
     <w:p>
       <w:pPr>
         <w:pStyle w:val="Heading1"/>
       </w:pPr>
-      <w:bookmarkStart w:id="112" w:name="_d7cd80794da40fb8f5ffc0f150b663b4b37e2dd"/>
+      <w:bookmarkStart w:id="118" w:name="_d7cd80794da40fb8f5ffc0f150b663b4b37e2dd"/>
       <w:r>
         <w:t xml:space="preserve">Appendix C: Repository Layout</w:t>
       </w:r>
-      <w:bookmarkEnd w:id="112"/>
+      <w:bookmarkEnd w:id="118"/>
     </w:p>
     <w:p>
       <w:pPr>
@@ -15879,9 +19860,6 @@
     </w:lvlOverride>
   </w:num>
   <w:num w:numId="1003">
-    <w:abstractNumId w:val="991"/>
-  </w:num>
-  <w:num w:numId="1004">
     <w:abstractNumId w:val="99201"/>
     <w:lvlOverride w:ilvl="0">
       <w:startOverride w:val="1"/>
@@ -15910,6 +19888,9 @@
     <w:lvlOverride w:ilvl="8">
       <w:startOverride w:val="1"/>
     </w:lvlOverride>
+  </w:num>
+  <w:num w:numId="1004">
+    <w:abstractNumId w:val="991"/>
   </w:num>
   <w:num w:numId="1005">
     <w:abstractNumId w:val="99201"/>
@@ -15972,7 +19953,34 @@
     </w:lvlOverride>
   </w:num>
   <w:num w:numId="1007">
-    <w:abstractNumId w:val="991"/>
+    <w:abstractNumId w:val="99201"/>
+    <w:lvlOverride w:ilvl="0">
+      <w:startOverride w:val="1"/>
+    </w:lvlOverride>
+    <w:lvlOverride w:ilvl="1">
+      <w:startOverride w:val="1"/>
+    </w:lvlOverride>
+    <w:lvlOverride w:ilvl="2">
+      <w:startOverride w:val="1"/>
+    </w:lvlOverride>
+    <w:lvlOverride w:ilvl="3">
+      <w:startOverride w:val="1"/>
+    </w:lvlOverride>
+    <w:lvlOverride w:ilvl="4">
+      <w:startOverride w:val="1"/>
+    </w:lvlOverride>
+    <w:lvlOverride w:ilvl="5">
+      <w:startOverride w:val="1"/>
+    </w:lvlOverride>
+    <w:lvlOverride w:ilvl="6">
+      <w:startOverride w:val="1"/>
+    </w:lvlOverride>
+    <w:lvlOverride w:ilvl="7">
+      <w:startOverride w:val="1"/>
+    </w:lvlOverride>
+    <w:lvlOverride w:ilvl="8">
+      <w:startOverride w:val="1"/>
+    </w:lvlOverride>
   </w:num>
   <w:num w:numId="1008">
     <w:abstractNumId w:val="99201"/>
@@ -16005,9 +20013,75 @@
     </w:lvlOverride>
   </w:num>
   <w:num w:numId="1009">
+    <w:abstractNumId w:val="99201"/>
+    <w:lvlOverride w:ilvl="0">
+      <w:startOverride w:val="1"/>
+    </w:lvlOverride>
+    <w:lvlOverride w:ilvl="1">
+      <w:startOverride w:val="1"/>
+    </w:lvlOverride>
+    <w:lvlOverride w:ilvl="2">
+      <w:startOverride w:val="1"/>
+    </w:lvlOverride>
+    <w:lvlOverride w:ilvl="3">
+      <w:startOverride w:val="1"/>
+    </w:lvlOverride>
+    <w:lvlOverride w:ilvl="4">
+      <w:startOverride w:val="1"/>
+    </w:lvlOverride>
+    <w:lvlOverride w:ilvl="5">
+      <w:startOverride w:val="1"/>
+    </w:lvlOverride>
+    <w:lvlOverride w:ilvl="6">
+      <w:startOverride w:val="1"/>
+    </w:lvlOverride>
+    <w:lvlOverride w:ilvl="7">
+      <w:startOverride w:val="1"/>
+    </w:lvlOverride>
+    <w:lvlOverride w:ilvl="8">
+      <w:startOverride w:val="1"/>
+    </w:lvlOverride>
+  </w:num>
+  <w:num w:numId="1010">
     <w:abstractNumId w:val="991"/>
   </w:num>
-  <w:num w:numId="1010">
+  <w:num w:numId="1011">
+    <w:abstractNumId w:val="991"/>
+  </w:num>
+  <w:num w:numId="1012">
+    <w:abstractNumId w:val="99201"/>
+    <w:lvlOverride w:ilvl="0">
+      <w:startOverride w:val="1"/>
+    </w:lvlOverride>
+    <w:lvlOverride w:ilvl="1">
+      <w:startOverride w:val="1"/>
+    </w:lvlOverride>
+    <w:lvlOverride w:ilvl="2">
+      <w:startOverride w:val="1"/>
+    </w:lvlOverride>
+    <w:lvlOverride w:ilvl="3">
+      <w:startOverride w:val="1"/>
+    </w:lvlOverride>
+    <w:lvlOverride w:ilvl="4">
+      <w:startOverride w:val="1"/>
+    </w:lvlOverride>
+    <w:lvlOverride w:ilvl="5">
+      <w:startOverride w:val="1"/>
+    </w:lvlOverride>
+    <w:lvlOverride w:ilvl="6">
+      <w:startOverride w:val="1"/>
+    </w:lvlOverride>
+    <w:lvlOverride w:ilvl="7">
+      <w:startOverride w:val="1"/>
+    </w:lvlOverride>
+    <w:lvlOverride w:ilvl="8">
+      <w:startOverride w:val="1"/>
+    </w:lvlOverride>
+  </w:num>
+  <w:num w:numId="1013">
+    <w:abstractNumId w:val="991"/>
+  </w:num>
+  <w:num w:numId="1014">
     <w:abstractNumId w:val="99201"/>
     <w:lvlOverride w:ilvl="0">
       <w:startOverride w:val="1"/>
